--- a/data/outputs/v2/Essential_Mathematics/SS1.3_Quadratic_Equations/Essential_Mathematics_Quadratic_Equations_CBE_LessonSequence.docx
+++ b/data/outputs/v2/Essential_Mathematics/SS1.3_Quadratic_Equations/Essential_Mathematics_Quadratic_Equations_CBE_LessonSequence.docx
@@ -3079,32 +3079,32 @@
         <w:tc>
           <w:tcPr>
             <w:tcW w:type="dxa" w:w="1520"/>
-            <w:shd w:fill="F2F2F2" w:color="auto" w:val="clear"/>
-            <w:tcMar>
-              <w:top w:type="dxa" w:w="60"/>
-              <w:left w:type="dxa" w:w="120"/>
-              <w:bottom w:type="dxa" w:w="60"/>
-              <w:right w:type="dxa" w:w="120"/>
-            </w:tcMar>
-            <w:vAlign w:val="top"/>
-          </w:tcPr>
-          <w:p>
-            <w:pPr>
-              <w:spacing w:after="40" w:before="0"/>
-              <w:jc w:val="left"/>
-            </w:pPr>
-            <w:r>
-              <w:rPr>
-                <w:rFonts w:ascii="Arial" w:cs="Arial" w:eastAsia="Arial" w:hAnsi="Arial"/>
-                <w:b/>
-                <w:bCs/>
-                <w:i w:val="false"/>
-                <w:iCs w:val="false"/>
-                <w:color w:val="000000"/>
-                <w:sz w:val="18"/>
-                <w:szCs w:val="18"/>
-              </w:rPr>
-              <w:t xml:space="preserve">Phase 1 — Predict</w:t>
+            <w:shd w:fill="EAD1F5" w:color="auto" w:val="clear"/>
+            <w:tcMar>
+              <w:top w:type="dxa" w:w="60"/>
+              <w:left w:type="dxa" w:w="120"/>
+              <w:bottom w:type="dxa" w:w="60"/>
+              <w:right w:type="dxa" w:w="120"/>
+            </w:tcMar>
+            <w:vAlign w:val="top"/>
+          </w:tcPr>
+          <w:p>
+            <w:pPr>
+              <w:spacing w:after="40" w:before="0"/>
+              <w:jc w:val="left"/>
+            </w:pPr>
+            <w:r>
+              <w:rPr>
+                <w:rFonts w:ascii="Arial" w:cs="Arial" w:eastAsia="Arial" w:hAnsi="Arial"/>
+                <w:b/>
+                <w:bCs/>
+                <w:i w:val="false"/>
+                <w:iCs w:val="false"/>
+                <w:color w:val="000000"/>
+                <w:sz w:val="18"/>
+                <w:szCs w:val="18"/>
+              </w:rPr>
+              <w:t xml:space="preserve">Predict Phase</w:t>
             </w:r>
           </w:p>
           <w:p>
@@ -3127,7 +3127,7 @@
             <w:pPr>
               <w:spacing w:after="20" w:before="0"/>
             </w:pPr>
-            <w:hyperlink w:history="1" r:id="rIddiwmlk5u4ttb5eibo5nl7">
+            <w:hyperlink w:history="1" r:id="rIdj4slqrlbcy9aygvcsvwnf">
               <w:r>
                 <w:rPr>
                   <w:rFonts w:ascii="Arial" w:cs="Arial" w:eastAsia="Arial" w:hAnsi="Arial"/>
@@ -3160,7 +3160,7 @@
               <w:spacing w:after="10" w:before="0"/>
               <w:ind w:left="120"/>
             </w:pPr>
-            <w:hyperlink w:history="1" r:id="rId0_v5qsfj_uiyczd9bkrrz">
+            <w:hyperlink w:history="1" r:id="rIdakyrnqe5btphk88nq2syh">
               <w:r>
                 <w:rPr>
                   <w:rFonts w:ascii="Arial" w:cs="Arial" w:eastAsia="Arial" w:hAnsi="Arial"/>
@@ -3205,7 +3205,7 @@
             <w:pPr>
               <w:spacing w:after="20" w:before="0"/>
             </w:pPr>
-            <w:hyperlink w:history="1" r:id="rId-kppvma_rjcu-lozy05gz">
+            <w:hyperlink w:history="1" r:id="rIdo12c37yhk-_lbii1c29le">
               <w:r>
                 <w:rPr>
                   <w:rFonts w:ascii="Arial" w:cs="Arial" w:eastAsia="Arial" w:hAnsi="Arial"/>
@@ -3238,7 +3238,7 @@
               <w:spacing w:after="10" w:before="0"/>
               <w:ind w:left="120"/>
             </w:pPr>
-            <w:hyperlink w:history="1" r:id="rIdimpvpn12shsvogbgnfui5">
+            <w:hyperlink w:history="1" r:id="rIdrtjlhocysd5yt7z4p6vl_">
               <w:r>
                 <w:rPr>
                   <w:rFonts w:ascii="Arial" w:cs="Arial" w:eastAsia="Arial" w:hAnsi="Arial"/>
@@ -3442,32 +3442,32 @@
         <w:tc>
           <w:tcPr>
             <w:tcW w:type="dxa" w:w="1520"/>
-            <w:shd w:fill="F2F2F2" w:color="auto" w:val="clear"/>
-            <w:tcMar>
-              <w:top w:type="dxa" w:w="60"/>
-              <w:left w:type="dxa" w:w="120"/>
-              <w:bottom w:type="dxa" w:w="60"/>
-              <w:right w:type="dxa" w:w="120"/>
-            </w:tcMar>
-            <w:vAlign w:val="top"/>
-          </w:tcPr>
-          <w:p>
-            <w:pPr>
-              <w:spacing w:after="40" w:before="0"/>
-              <w:jc w:val="left"/>
-            </w:pPr>
-            <w:r>
-              <w:rPr>
-                <w:rFonts w:ascii="Arial" w:cs="Arial" w:eastAsia="Arial" w:hAnsi="Arial"/>
-                <w:b/>
-                <w:bCs/>
-                <w:i w:val="false"/>
-                <w:iCs w:val="false"/>
-                <w:color w:val="000000"/>
-                <w:sz w:val="18"/>
-                <w:szCs w:val="18"/>
-              </w:rPr>
-              <w:t xml:space="preserve">Phase 2 — Observe</w:t>
+            <w:shd w:fill="D9EEF1" w:color="auto" w:val="clear"/>
+            <w:tcMar>
+              <w:top w:type="dxa" w:w="60"/>
+              <w:left w:type="dxa" w:w="120"/>
+              <w:bottom w:type="dxa" w:w="60"/>
+              <w:right w:type="dxa" w:w="120"/>
+            </w:tcMar>
+            <w:vAlign w:val="top"/>
+          </w:tcPr>
+          <w:p>
+            <w:pPr>
+              <w:spacing w:after="40" w:before="0"/>
+              <w:jc w:val="left"/>
+            </w:pPr>
+            <w:r>
+              <w:rPr>
+                <w:rFonts w:ascii="Arial" w:cs="Arial" w:eastAsia="Arial" w:hAnsi="Arial"/>
+                <w:b/>
+                <w:bCs/>
+                <w:i w:val="false"/>
+                <w:iCs w:val="false"/>
+                <w:color w:val="000000"/>
+                <w:sz w:val="18"/>
+                <w:szCs w:val="18"/>
+              </w:rPr>
+              <w:t xml:space="preserve">Observe Phase</w:t>
             </w:r>
           </w:p>
           <w:p>
@@ -3490,7 +3490,7 @@
             <w:pPr>
               <w:spacing w:after="20" w:before="0"/>
             </w:pPr>
-            <w:hyperlink w:history="1" r:id="rId7xtgm1hn8zj0cr1ixnk0_">
+            <w:hyperlink w:history="1" r:id="rId8wmzhtus8xppaeruvye_-">
               <w:r>
                 <w:rPr>
                   <w:rFonts w:ascii="Arial" w:cs="Arial" w:eastAsia="Arial" w:hAnsi="Arial"/>
@@ -3523,7 +3523,7 @@
               <w:spacing w:after="10" w:before="0"/>
               <w:ind w:left="120"/>
             </w:pPr>
-            <w:hyperlink w:history="1" r:id="rId5oahv7j_mymz5gsfc1fqy">
+            <w:hyperlink w:history="1" r:id="rIdhcut8i6q02xosn4dupqrx">
               <w:r>
                 <w:rPr>
                   <w:rFonts w:ascii="Arial" w:cs="Arial" w:eastAsia="Arial" w:hAnsi="Arial"/>
@@ -3568,7 +3568,7 @@
             <w:pPr>
               <w:spacing w:after="20" w:before="0"/>
             </w:pPr>
-            <w:hyperlink w:history="1" r:id="rIdm8s6otc-gmthy-11verzd">
+            <w:hyperlink w:history="1" r:id="rIdfsttoapobgxfi4mxerquc">
               <w:r>
                 <w:rPr>
                   <w:rFonts w:ascii="Arial" w:cs="Arial" w:eastAsia="Arial" w:hAnsi="Arial"/>
@@ -3601,7 +3601,7 @@
               <w:spacing w:after="10" w:before="0"/>
               <w:ind w:left="120"/>
             </w:pPr>
-            <w:hyperlink w:history="1" r:id="rIdljzjyahvskdk2_cp2s9kx">
+            <w:hyperlink w:history="1" r:id="rIdnvxerbfl_cdtwoxom8hhx">
               <w:r>
                 <w:rPr>
                   <w:rFonts w:ascii="Arial" w:cs="Arial" w:eastAsia="Arial" w:hAnsi="Arial"/>
@@ -3900,32 +3900,32 @@
         <w:tc>
           <w:tcPr>
             <w:tcW w:type="dxa" w:w="1520"/>
-            <w:shd w:fill="F2F2F2" w:color="auto" w:val="clear"/>
-            <w:tcMar>
-              <w:top w:type="dxa" w:w="60"/>
-              <w:left w:type="dxa" w:w="120"/>
-              <w:bottom w:type="dxa" w:w="60"/>
-              <w:right w:type="dxa" w:w="120"/>
-            </w:tcMar>
-            <w:vAlign w:val="top"/>
-          </w:tcPr>
-          <w:p>
-            <w:pPr>
-              <w:spacing w:after="40" w:before="0"/>
-              <w:jc w:val="left"/>
-            </w:pPr>
-            <w:r>
-              <w:rPr>
-                <w:rFonts w:ascii="Arial" w:cs="Arial" w:eastAsia="Arial" w:hAnsi="Arial"/>
-                <w:b/>
-                <w:bCs/>
-                <w:i w:val="false"/>
-                <w:iCs w:val="false"/>
-                <w:color w:val="000000"/>
-                <w:sz w:val="18"/>
-                <w:szCs w:val="18"/>
-              </w:rPr>
-              <w:t xml:space="preserve">Phase 3 — Explain</w:t>
+            <w:shd w:fill="E2EFDA" w:color="auto" w:val="clear"/>
+            <w:tcMar>
+              <w:top w:type="dxa" w:w="60"/>
+              <w:left w:type="dxa" w:w="120"/>
+              <w:bottom w:type="dxa" w:w="60"/>
+              <w:right w:type="dxa" w:w="120"/>
+            </w:tcMar>
+            <w:vAlign w:val="top"/>
+          </w:tcPr>
+          <w:p>
+            <w:pPr>
+              <w:spacing w:after="40" w:before="0"/>
+              <w:jc w:val="left"/>
+            </w:pPr>
+            <w:r>
+              <w:rPr>
+                <w:rFonts w:ascii="Arial" w:cs="Arial" w:eastAsia="Arial" w:hAnsi="Arial"/>
+                <w:b/>
+                <w:bCs/>
+                <w:i w:val="false"/>
+                <w:iCs w:val="false"/>
+                <w:color w:val="000000"/>
+                <w:sz w:val="18"/>
+                <w:szCs w:val="18"/>
+              </w:rPr>
+              <w:t xml:space="preserve">Explain Phase</w:t>
             </w:r>
           </w:p>
           <w:p>
@@ -3948,7 +3948,7 @@
             <w:pPr>
               <w:spacing w:after="20" w:before="0"/>
             </w:pPr>
-            <w:hyperlink w:history="1" r:id="rIds1_gvy7djo_txgw5kjgfq">
+            <w:hyperlink w:history="1" r:id="rIdpxzae1amyb0dbjk0mrj9x">
               <w:r>
                 <w:rPr>
                   <w:rFonts w:ascii="Arial" w:cs="Arial" w:eastAsia="Arial" w:hAnsi="Arial"/>
@@ -3981,7 +3981,7 @@
               <w:spacing w:after="10" w:before="0"/>
               <w:ind w:left="120"/>
             </w:pPr>
-            <w:hyperlink w:history="1" r:id="rId1hhdwo1cpovtyal6-7-47">
+            <w:hyperlink w:history="1" r:id="rIdnwhrlgybrnynslij_sja8">
               <w:r>
                 <w:rPr>
                   <w:rFonts w:ascii="Arial" w:cs="Arial" w:eastAsia="Arial" w:hAnsi="Arial"/>
@@ -4026,7 +4026,7 @@
             <w:pPr>
               <w:spacing w:after="20" w:before="0"/>
             </w:pPr>
-            <w:hyperlink w:history="1" r:id="rId-qdxgk5_dovaopltu4tbw">
+            <w:hyperlink w:history="1" r:id="rIdxxmyneqwonuridggiw_tk">
               <w:r>
                 <w:rPr>
                   <w:rFonts w:ascii="Arial" w:cs="Arial" w:eastAsia="Arial" w:hAnsi="Arial"/>
@@ -4059,7 +4059,7 @@
               <w:spacing w:after="10" w:before="0"/>
               <w:ind w:left="120"/>
             </w:pPr>
-            <w:hyperlink w:history="1" r:id="rIdw9qeghthw8csalwosilhj">
+            <w:hyperlink w:history="1" r:id="rId8rdy99zu8a5px80muwdq9">
               <w:r>
                 <w:rPr>
                   <w:rFonts w:ascii="Arial" w:cs="Arial" w:eastAsia="Arial" w:hAnsi="Arial"/>
@@ -4415,32 +4415,32 @@
         <w:tc>
           <w:tcPr>
             <w:tcW w:type="dxa" w:w="1520"/>
-            <w:shd w:fill="F2F2F2" w:color="auto" w:val="clear"/>
-            <w:tcMar>
-              <w:top w:type="dxa" w:w="60"/>
-              <w:left w:type="dxa" w:w="120"/>
-              <w:bottom w:type="dxa" w:w="60"/>
-              <w:right w:type="dxa" w:w="120"/>
-            </w:tcMar>
-            <w:vAlign w:val="top"/>
-          </w:tcPr>
-          <w:p>
-            <w:pPr>
-              <w:spacing w:after="40" w:before="0"/>
-              <w:jc w:val="left"/>
-            </w:pPr>
-            <w:r>
-              <w:rPr>
-                <w:rFonts w:ascii="Arial" w:cs="Arial" w:eastAsia="Arial" w:hAnsi="Arial"/>
-                <w:b/>
-                <w:bCs/>
-                <w:i w:val="false"/>
-                <w:iCs w:val="false"/>
-                <w:color w:val="000000"/>
-                <w:sz w:val="18"/>
-                <w:szCs w:val="18"/>
-              </w:rPr>
-              <w:t xml:space="preserve">Phase 4 — Driving Question Board (DQB) Creation</w:t>
+            <w:shd w:fill="FCE4D6" w:color="auto" w:val="clear"/>
+            <w:tcMar>
+              <w:top w:type="dxa" w:w="60"/>
+              <w:left w:type="dxa" w:w="120"/>
+              <w:bottom w:type="dxa" w:w="60"/>
+              <w:right w:type="dxa" w:w="120"/>
+            </w:tcMar>
+            <w:vAlign w:val="top"/>
+          </w:tcPr>
+          <w:p>
+            <w:pPr>
+              <w:spacing w:after="40" w:before="0"/>
+              <w:jc w:val="left"/>
+            </w:pPr>
+            <w:r>
+              <w:rPr>
+                <w:rFonts w:ascii="Arial" w:cs="Arial" w:eastAsia="Arial" w:hAnsi="Arial"/>
+                <w:b/>
+                <w:bCs/>
+                <w:i w:val="false"/>
+                <w:iCs w:val="false"/>
+                <w:color w:val="000000"/>
+                <w:sz w:val="18"/>
+                <w:szCs w:val="18"/>
+              </w:rPr>
+              <w:t xml:space="preserve">Driving Question Board (DQB) Creation</w:t>
             </w:r>
           </w:p>
           <w:p>
@@ -4463,7 +4463,7 @@
             <w:pPr>
               <w:spacing w:after="20" w:before="0"/>
             </w:pPr>
-            <w:hyperlink w:history="1" r:id="rId6rog4hss0vmmmj59plfes">
+            <w:hyperlink w:history="1" r:id="rIdv6suzzstf1on4sazsvbpb">
               <w:r>
                 <w:rPr>
                   <w:rFonts w:ascii="Arial" w:cs="Arial" w:eastAsia="Arial" w:hAnsi="Arial"/>
@@ -4496,7 +4496,7 @@
               <w:spacing w:after="10" w:before="0"/>
               <w:ind w:left="120"/>
             </w:pPr>
-            <w:hyperlink w:history="1" r:id="rId_ngfnlmzcnezntfumhpti">
+            <w:hyperlink w:history="1" r:id="rIddivqg0cvrmz3ul04s5f8f">
               <w:r>
                 <w:rPr>
                   <w:rFonts w:ascii="Arial" w:cs="Arial" w:eastAsia="Arial" w:hAnsi="Arial"/>
@@ -4541,7 +4541,7 @@
             <w:pPr>
               <w:spacing w:after="20" w:before="0"/>
             </w:pPr>
-            <w:hyperlink w:history="1" r:id="rIdjx7cji9o-66w9pq4q_anj">
+            <w:hyperlink w:history="1" r:id="rId7yurldyan8spxsxlw8bn-">
               <w:r>
                 <w:rPr>
                   <w:rFonts w:ascii="Arial" w:cs="Arial" w:eastAsia="Arial" w:hAnsi="Arial"/>
@@ -4574,7 +4574,7 @@
               <w:spacing w:after="10" w:before="0"/>
               <w:ind w:left="120"/>
             </w:pPr>
-            <w:hyperlink w:history="1" r:id="rIdjvf0z8u5mss83s7c3cvhl">
+            <w:hyperlink w:history="1" r:id="rIdazkm88efc1fwqg9jgxgte">
               <w:r>
                 <w:rPr>
                   <w:rFonts w:ascii="Arial" w:cs="Arial" w:eastAsia="Arial" w:hAnsi="Arial"/>
@@ -4816,32 +4816,32 @@
         <w:tc>
           <w:tcPr>
             <w:tcW w:type="dxa" w:w="1520"/>
-            <w:shd w:fill="F2F2F2" w:color="auto" w:val="clear"/>
-            <w:tcMar>
-              <w:top w:type="dxa" w:w="60"/>
-              <w:left w:type="dxa" w:w="120"/>
-              <w:bottom w:type="dxa" w:w="60"/>
-              <w:right w:type="dxa" w:w="120"/>
-            </w:tcMar>
-            <w:vAlign w:val="top"/>
-          </w:tcPr>
-          <w:p>
-            <w:pPr>
-              <w:spacing w:after="40" w:before="0"/>
-              <w:jc w:val="left"/>
-            </w:pPr>
-            <w:r>
-              <w:rPr>
-                <w:rFonts w:ascii="Arial" w:cs="Arial" w:eastAsia="Arial" w:hAnsi="Arial"/>
-                <w:b/>
-                <w:bCs/>
-                <w:i w:val="false"/>
-                <w:iCs w:val="false"/>
-                <w:color w:val="000000"/>
-                <w:sz w:val="18"/>
-                <w:szCs w:val="18"/>
-              </w:rPr>
-              <w:t xml:space="preserve">Phase 5 — Model Building</w:t>
+            <w:shd w:fill="D5E8F0" w:color="auto" w:val="clear"/>
+            <w:tcMar>
+              <w:top w:type="dxa" w:w="60"/>
+              <w:left w:type="dxa" w:w="120"/>
+              <w:bottom w:type="dxa" w:w="60"/>
+              <w:right w:type="dxa" w:w="120"/>
+            </w:tcMar>
+            <w:vAlign w:val="top"/>
+          </w:tcPr>
+          <w:p>
+            <w:pPr>
+              <w:spacing w:after="40" w:before="0"/>
+              <w:jc w:val="left"/>
+            </w:pPr>
+            <w:r>
+              <w:rPr>
+                <w:rFonts w:ascii="Arial" w:cs="Arial" w:eastAsia="Arial" w:hAnsi="Arial"/>
+                <w:b/>
+                <w:bCs/>
+                <w:i w:val="false"/>
+                <w:iCs w:val="false"/>
+                <w:color w:val="000000"/>
+                <w:sz w:val="18"/>
+                <w:szCs w:val="18"/>
+              </w:rPr>
+              <w:t xml:space="preserve">Model Building Phase</w:t>
             </w:r>
           </w:p>
           <w:p>
@@ -4864,7 +4864,7 @@
             <w:pPr>
               <w:spacing w:after="20" w:before="0"/>
             </w:pPr>
-            <w:hyperlink w:history="1" r:id="rIdkyw1gtnrvjuizdb2_l6q6">
+            <w:hyperlink w:history="1" r:id="rIdrdza4umi_t32rw2getajd">
               <w:r>
                 <w:rPr>
                   <w:rFonts w:ascii="Arial" w:cs="Arial" w:eastAsia="Arial" w:hAnsi="Arial"/>
@@ -4897,7 +4897,7 @@
               <w:spacing w:after="10" w:before="0"/>
               <w:ind w:left="120"/>
             </w:pPr>
-            <w:hyperlink w:history="1" r:id="rId241vn__peifysukeqzzw5">
+            <w:hyperlink w:history="1" r:id="rIdwwb6nn0750iv-gc6m15fj">
               <w:r>
                 <w:rPr>
                   <w:rFonts w:ascii="Arial" w:cs="Arial" w:eastAsia="Arial" w:hAnsi="Arial"/>
@@ -4942,7 +4942,7 @@
             <w:pPr>
               <w:spacing w:after="20" w:before="0"/>
             </w:pPr>
-            <w:hyperlink w:history="1" r:id="rIdnzrjvrogfqtt4ll3djp9r">
+            <w:hyperlink w:history="1" r:id="rIdtn9okcblinyupyl2tssaq">
               <w:r>
                 <w:rPr>
                   <w:rFonts w:ascii="Arial" w:cs="Arial" w:eastAsia="Arial" w:hAnsi="Arial"/>
@@ -4975,7 +4975,7 @@
               <w:spacing w:after="10" w:before="0"/>
               <w:ind w:left="120"/>
             </w:pPr>
-            <w:hyperlink w:history="1" r:id="rIddxvjiwnhnsv5gzzchxe26">
+            <w:hyperlink w:history="1" r:id="rIdzgtpr8xt799wr0gieu7zq">
               <w:r>
                 <w:rPr>
                   <w:rFonts w:ascii="Arial" w:cs="Arial" w:eastAsia="Arial" w:hAnsi="Arial"/>
@@ -6509,32 +6509,32 @@
         <w:tc>
           <w:tcPr>
             <w:tcW w:type="dxa" w:w="1520"/>
-            <w:shd w:fill="F2F2F2" w:color="auto" w:val="clear"/>
-            <w:tcMar>
-              <w:top w:type="dxa" w:w="60"/>
-              <w:left w:type="dxa" w:w="120"/>
-              <w:bottom w:type="dxa" w:w="60"/>
-              <w:right w:type="dxa" w:w="120"/>
-            </w:tcMar>
-            <w:vAlign w:val="top"/>
-          </w:tcPr>
-          <w:p>
-            <w:pPr>
-              <w:spacing w:after="40" w:before="0"/>
-              <w:jc w:val="left"/>
-            </w:pPr>
-            <w:r>
-              <w:rPr>
-                <w:rFonts w:ascii="Arial" w:cs="Arial" w:eastAsia="Arial" w:hAnsi="Arial"/>
-                <w:b/>
-                <w:bCs/>
-                <w:i w:val="false"/>
-                <w:iCs w:val="false"/>
-                <w:color w:val="000000"/>
-                <w:sz w:val="18"/>
-                <w:szCs w:val="18"/>
-              </w:rPr>
-              <w:t xml:space="preserve">Phase 1 — Predict (15 minutes)</w:t>
+            <w:shd w:fill="EAD1F5" w:color="auto" w:val="clear"/>
+            <w:tcMar>
+              <w:top w:type="dxa" w:w="60"/>
+              <w:left w:type="dxa" w:w="120"/>
+              <w:bottom w:type="dxa" w:w="60"/>
+              <w:right w:type="dxa" w:w="120"/>
+            </w:tcMar>
+            <w:vAlign w:val="top"/>
+          </w:tcPr>
+          <w:p>
+            <w:pPr>
+              <w:spacing w:after="40" w:before="0"/>
+              <w:jc w:val="left"/>
+            </w:pPr>
+            <w:r>
+              <w:rPr>
+                <w:rFonts w:ascii="Arial" w:cs="Arial" w:eastAsia="Arial" w:hAnsi="Arial"/>
+                <w:b/>
+                <w:bCs/>
+                <w:i w:val="false"/>
+                <w:iCs w:val="false"/>
+                <w:color w:val="000000"/>
+                <w:sz w:val="18"/>
+                <w:szCs w:val="18"/>
+              </w:rPr>
+              <w:t xml:space="preserve">Predict Phase</w:t>
             </w:r>
           </w:p>
           <w:p>
@@ -6557,7 +6557,7 @@
             <w:pPr>
               <w:spacing w:after="20" w:before="0"/>
             </w:pPr>
-            <w:hyperlink w:history="1" r:id="rIdvs454du4giz1bvxf7bqt4">
+            <w:hyperlink w:history="1" r:id="rIdc02vatcrpp6yfawdpiae2">
               <w:r>
                 <w:rPr>
                   <w:rFonts w:ascii="Arial" w:cs="Arial" w:eastAsia="Arial" w:hAnsi="Arial"/>
@@ -6590,7 +6590,7 @@
               <w:spacing w:after="10" w:before="0"/>
               <w:ind w:left="120"/>
             </w:pPr>
-            <w:hyperlink w:history="1" r:id="rIdodrkil7b3gohf_1enn7y_">
+            <w:hyperlink w:history="1" r:id="rId4jzrp11lfwg2mtgleephf">
               <w:r>
                 <w:rPr>
                   <w:rFonts w:ascii="Arial" w:cs="Arial" w:eastAsia="Arial" w:hAnsi="Arial"/>
@@ -6635,7 +6635,7 @@
             <w:pPr>
               <w:spacing w:after="20" w:before="0"/>
             </w:pPr>
-            <w:hyperlink w:history="1" r:id="rIdcxzvruepzfkig3dzduodw">
+            <w:hyperlink w:history="1" r:id="rIdbzs4vynmej6raid7slv3q">
               <w:r>
                 <w:rPr>
                   <w:rFonts w:ascii="Arial" w:cs="Arial" w:eastAsia="Arial" w:hAnsi="Arial"/>
@@ -6668,7 +6668,7 @@
               <w:spacing w:after="10" w:before="0"/>
               <w:ind w:left="120"/>
             </w:pPr>
-            <w:hyperlink w:history="1" r:id="rIdmgun1sxto3cgqfsccqvgb">
+            <w:hyperlink w:history="1" r:id="rId-hsabqs4ghnaehwtfk0p9">
               <w:r>
                 <w:rPr>
                   <w:rFonts w:ascii="Arial" w:cs="Arial" w:eastAsia="Arial" w:hAnsi="Arial"/>
@@ -6815,32 +6815,32 @@
         <w:tc>
           <w:tcPr>
             <w:tcW w:type="dxa" w:w="1520"/>
-            <w:shd w:fill="F2F2F2" w:color="auto" w:val="clear"/>
-            <w:tcMar>
-              <w:top w:type="dxa" w:w="60"/>
-              <w:left w:type="dxa" w:w="120"/>
-              <w:bottom w:type="dxa" w:w="60"/>
-              <w:right w:type="dxa" w:w="120"/>
-            </w:tcMar>
-            <w:vAlign w:val="top"/>
-          </w:tcPr>
-          <w:p>
-            <w:pPr>
-              <w:spacing w:after="40" w:before="0"/>
-              <w:jc w:val="left"/>
-            </w:pPr>
-            <w:r>
-              <w:rPr>
-                <w:rFonts w:ascii="Arial" w:cs="Arial" w:eastAsia="Arial" w:hAnsi="Arial"/>
-                <w:b/>
-                <w:bCs/>
-                <w:i w:val="false"/>
-                <w:iCs w:val="false"/>
-                <w:color w:val="000000"/>
-                <w:sz w:val="18"/>
-                <w:szCs w:val="18"/>
-              </w:rPr>
-              <w:t xml:space="preserve">Phase 2 — Observe (20 minutes)</w:t>
+            <w:shd w:fill="D9EEF1" w:color="auto" w:val="clear"/>
+            <w:tcMar>
+              <w:top w:type="dxa" w:w="60"/>
+              <w:left w:type="dxa" w:w="120"/>
+              <w:bottom w:type="dxa" w:w="60"/>
+              <w:right w:type="dxa" w:w="120"/>
+            </w:tcMar>
+            <w:vAlign w:val="top"/>
+          </w:tcPr>
+          <w:p>
+            <w:pPr>
+              <w:spacing w:after="40" w:before="0"/>
+              <w:jc w:val="left"/>
+            </w:pPr>
+            <w:r>
+              <w:rPr>
+                <w:rFonts w:ascii="Arial" w:cs="Arial" w:eastAsia="Arial" w:hAnsi="Arial"/>
+                <w:b/>
+                <w:bCs/>
+                <w:i w:val="false"/>
+                <w:iCs w:val="false"/>
+                <w:color w:val="000000"/>
+                <w:sz w:val="18"/>
+                <w:szCs w:val="18"/>
+              </w:rPr>
+              <w:t xml:space="preserve">Observe Phase</w:t>
             </w:r>
           </w:p>
           <w:p>
@@ -6863,7 +6863,7 @@
             <w:pPr>
               <w:spacing w:after="20" w:before="0"/>
             </w:pPr>
-            <w:hyperlink w:history="1" r:id="rId2di-fxlbkhdroj4qiyrud">
+            <w:hyperlink w:history="1" r:id="rIdivf5vamjnowqyjhjogpal">
               <w:r>
                 <w:rPr>
                   <w:rFonts w:ascii="Arial" w:cs="Arial" w:eastAsia="Arial" w:hAnsi="Arial"/>
@@ -6896,7 +6896,7 @@
               <w:spacing w:after="10" w:before="0"/>
               <w:ind w:left="120"/>
             </w:pPr>
-            <w:hyperlink w:history="1" r:id="rIdqgbfz-lmo5uoihnqblxjf">
+            <w:hyperlink w:history="1" r:id="rId-2dy4uphvxjboqcfmwqxm">
               <w:r>
                 <w:rPr>
                   <w:rFonts w:ascii="Arial" w:cs="Arial" w:eastAsia="Arial" w:hAnsi="Arial"/>
@@ -6941,7 +6941,7 @@
             <w:pPr>
               <w:spacing w:after="20" w:before="0"/>
             </w:pPr>
-            <w:hyperlink w:history="1" r:id="rIdzpc3deiwna3k7g4fy-8cd">
+            <w:hyperlink w:history="1" r:id="rIdefpmmuee0ga8jfys5asso">
               <w:r>
                 <w:rPr>
                   <w:rFonts w:ascii="Arial" w:cs="Arial" w:eastAsia="Arial" w:hAnsi="Arial"/>
@@ -6974,7 +6974,7 @@
               <w:spacing w:after="10" w:before="0"/>
               <w:ind w:left="120"/>
             </w:pPr>
-            <w:hyperlink w:history="1" r:id="rIdfvpetu2pv9cqdqjko-f4y">
+            <w:hyperlink w:history="1" r:id="rId-5prdtkiu6p9szm7ptdgw">
               <w:r>
                 <w:rPr>
                   <w:rFonts w:ascii="Arial" w:cs="Arial" w:eastAsia="Arial" w:hAnsi="Arial"/>
@@ -7330,32 +7330,32 @@
         <w:tc>
           <w:tcPr>
             <w:tcW w:type="dxa" w:w="1520"/>
-            <w:shd w:fill="F2F2F2" w:color="auto" w:val="clear"/>
-            <w:tcMar>
-              <w:top w:type="dxa" w:w="60"/>
-              <w:left w:type="dxa" w:w="120"/>
-              <w:bottom w:type="dxa" w:w="60"/>
-              <w:right w:type="dxa" w:w="120"/>
-            </w:tcMar>
-            <w:vAlign w:val="top"/>
-          </w:tcPr>
-          <w:p>
-            <w:pPr>
-              <w:spacing w:after="40" w:before="0"/>
-              <w:jc w:val="left"/>
-            </w:pPr>
-            <w:r>
-              <w:rPr>
-                <w:rFonts w:ascii="Arial" w:cs="Arial" w:eastAsia="Arial" w:hAnsi="Arial"/>
-                <w:b/>
-                <w:bCs/>
-                <w:i w:val="false"/>
-                <w:iCs w:val="false"/>
-                <w:color w:val="000000"/>
-                <w:sz w:val="18"/>
-                <w:szCs w:val="18"/>
-              </w:rPr>
-              <w:t xml:space="preserve">Phase 3 — Explain (25 minutes)</w:t>
+            <w:shd w:fill="E2EFDA" w:color="auto" w:val="clear"/>
+            <w:tcMar>
+              <w:top w:type="dxa" w:w="60"/>
+              <w:left w:type="dxa" w:w="120"/>
+              <w:bottom w:type="dxa" w:w="60"/>
+              <w:right w:type="dxa" w:w="120"/>
+            </w:tcMar>
+            <w:vAlign w:val="top"/>
+          </w:tcPr>
+          <w:p>
+            <w:pPr>
+              <w:spacing w:after="40" w:before="0"/>
+              <w:jc w:val="left"/>
+            </w:pPr>
+            <w:r>
+              <w:rPr>
+                <w:rFonts w:ascii="Arial" w:cs="Arial" w:eastAsia="Arial" w:hAnsi="Arial"/>
+                <w:b/>
+                <w:bCs/>
+                <w:i w:val="false"/>
+                <w:iCs w:val="false"/>
+                <w:color w:val="000000"/>
+                <w:sz w:val="18"/>
+                <w:szCs w:val="18"/>
+              </w:rPr>
+              <w:t xml:space="preserve">Explain Phase</w:t>
             </w:r>
           </w:p>
           <w:p>
@@ -7378,7 +7378,7 @@
             <w:pPr>
               <w:spacing w:after="20" w:before="0"/>
             </w:pPr>
-            <w:hyperlink w:history="1" r:id="rIdund3lwi-gmeblf3zpnsrz">
+            <w:hyperlink w:history="1" r:id="rIdjexysn22lkwrtllp-wlhf">
               <w:r>
                 <w:rPr>
                   <w:rFonts w:ascii="Arial" w:cs="Arial" w:eastAsia="Arial" w:hAnsi="Arial"/>
@@ -7411,7 +7411,7 @@
               <w:spacing w:after="10" w:before="0"/>
               <w:ind w:left="120"/>
             </w:pPr>
-            <w:hyperlink w:history="1" r:id="rIdnrbtcfahw1nkkusw8chvg">
+            <w:hyperlink w:history="1" r:id="rIdzguieuteh3iuq8vg6nggh">
               <w:r>
                 <w:rPr>
                   <w:rFonts w:ascii="Arial" w:cs="Arial" w:eastAsia="Arial" w:hAnsi="Arial"/>
@@ -7456,7 +7456,7 @@
             <w:pPr>
               <w:spacing w:after="20" w:before="0"/>
             </w:pPr>
-            <w:hyperlink w:history="1" r:id="rIdlxmlnomigrcylxf0w5wex">
+            <w:hyperlink w:history="1" r:id="rIdc43ydp4gdxtifciy7jrsf">
               <w:r>
                 <w:rPr>
                   <w:rFonts w:ascii="Arial" w:cs="Arial" w:eastAsia="Arial" w:hAnsi="Arial"/>
@@ -7489,7 +7489,7 @@
               <w:spacing w:after="10" w:before="0"/>
               <w:ind w:left="120"/>
             </w:pPr>
-            <w:hyperlink w:history="1" r:id="rIdfk76qi33b2xj2f-plspux">
+            <w:hyperlink w:history="1" r:id="rIdtgfcfkra7bqyddbeqtb2k">
               <w:r>
                 <w:rPr>
                   <w:rFonts w:ascii="Arial" w:cs="Arial" w:eastAsia="Arial" w:hAnsi="Arial"/>
@@ -7864,32 +7864,32 @@
         <w:tc>
           <w:tcPr>
             <w:tcW w:type="dxa" w:w="1520"/>
-            <w:shd w:fill="F2F2F2" w:color="auto" w:val="clear"/>
-            <w:tcMar>
-              <w:top w:type="dxa" w:w="60"/>
-              <w:left w:type="dxa" w:w="120"/>
-              <w:bottom w:type="dxa" w:w="60"/>
-              <w:right w:type="dxa" w:w="120"/>
-            </w:tcMar>
-            <w:vAlign w:val="top"/>
-          </w:tcPr>
-          <w:p>
-            <w:pPr>
-              <w:spacing w:after="40" w:before="0"/>
-              <w:jc w:val="left"/>
-            </w:pPr>
-            <w:r>
-              <w:rPr>
-                <w:rFonts w:ascii="Arial" w:cs="Arial" w:eastAsia="Arial" w:hAnsi="Arial"/>
-                <w:b/>
-                <w:bCs/>
-                <w:i w:val="false"/>
-                <w:iCs w:val="false"/>
-                <w:color w:val="000000"/>
-                <w:sz w:val="18"/>
-                <w:szCs w:val="18"/>
-              </w:rPr>
-              <w:t xml:space="preserve">Phase 4 — Driving Question Board (DQB) Creation (10 minutes)</w:t>
+            <w:shd w:fill="FCE4D6" w:color="auto" w:val="clear"/>
+            <w:tcMar>
+              <w:top w:type="dxa" w:w="60"/>
+              <w:left w:type="dxa" w:w="120"/>
+              <w:bottom w:type="dxa" w:w="60"/>
+              <w:right w:type="dxa" w:w="120"/>
+            </w:tcMar>
+            <w:vAlign w:val="top"/>
+          </w:tcPr>
+          <w:p>
+            <w:pPr>
+              <w:spacing w:after="40" w:before="0"/>
+              <w:jc w:val="left"/>
+            </w:pPr>
+            <w:r>
+              <w:rPr>
+                <w:rFonts w:ascii="Arial" w:cs="Arial" w:eastAsia="Arial" w:hAnsi="Arial"/>
+                <w:b/>
+                <w:bCs/>
+                <w:i w:val="false"/>
+                <w:iCs w:val="false"/>
+                <w:color w:val="000000"/>
+                <w:sz w:val="18"/>
+                <w:szCs w:val="18"/>
+              </w:rPr>
+              <w:t xml:space="preserve">Driving Question Board (DQB) Creation</w:t>
             </w:r>
           </w:p>
           <w:p>
@@ -7912,7 +7912,7 @@
             <w:pPr>
               <w:spacing w:after="20" w:before="0"/>
             </w:pPr>
-            <w:hyperlink w:history="1" r:id="rIdz-hsn3jue30woj5ymkacj">
+            <w:hyperlink w:history="1" r:id="rId0e3oqkn3fizx6qnz6qjfx">
               <w:r>
                 <w:rPr>
                   <w:rFonts w:ascii="Arial" w:cs="Arial" w:eastAsia="Arial" w:hAnsi="Arial"/>
@@ -7945,7 +7945,7 @@
               <w:spacing w:after="10" w:before="0"/>
               <w:ind w:left="120"/>
             </w:pPr>
-            <w:hyperlink w:history="1" r:id="rId1dqeiwy1lai5n6eowad8k">
+            <w:hyperlink w:history="1" r:id="rIdhv7t6lxo4jbqzcuqapmug">
               <w:r>
                 <w:rPr>
                   <w:rFonts w:ascii="Arial" w:cs="Arial" w:eastAsia="Arial" w:hAnsi="Arial"/>
@@ -7990,7 +7990,7 @@
             <w:pPr>
               <w:spacing w:after="20" w:before="0"/>
             </w:pPr>
-            <w:hyperlink w:history="1" r:id="rIdxf9lxusqtdodx1n-bgcrg">
+            <w:hyperlink w:history="1" r:id="rIdlt4aoqeltmcnwi4xssode">
               <w:r>
                 <w:rPr>
                   <w:rFonts w:ascii="Arial" w:cs="Arial" w:eastAsia="Arial" w:hAnsi="Arial"/>
@@ -8023,7 +8023,7 @@
               <w:spacing w:after="10" w:before="0"/>
               <w:ind w:left="120"/>
             </w:pPr>
-            <w:hyperlink w:history="1" r:id="rIdi2hvz1eehikgjrwuwsnac">
+            <w:hyperlink w:history="1" r:id="rIdexhkgbizfbxkxfeuxf84r">
               <w:r>
                 <w:rPr>
                   <w:rFonts w:ascii="Arial" w:cs="Arial" w:eastAsia="Arial" w:hAnsi="Arial"/>
@@ -8170,32 +8170,32 @@
         <w:tc>
           <w:tcPr>
             <w:tcW w:type="dxa" w:w="1520"/>
-            <w:shd w:fill="F2F2F2" w:color="auto" w:val="clear"/>
-            <w:tcMar>
-              <w:top w:type="dxa" w:w="60"/>
-              <w:left w:type="dxa" w:w="120"/>
-              <w:bottom w:type="dxa" w:w="60"/>
-              <w:right w:type="dxa" w:w="120"/>
-            </w:tcMar>
-            <w:vAlign w:val="top"/>
-          </w:tcPr>
-          <w:p>
-            <w:pPr>
-              <w:spacing w:after="40" w:before="0"/>
-              <w:jc w:val="left"/>
-            </w:pPr>
-            <w:r>
-              <w:rPr>
-                <w:rFonts w:ascii="Arial" w:cs="Arial" w:eastAsia="Arial" w:hAnsi="Arial"/>
-                <w:b/>
-                <w:bCs/>
-                <w:i w:val="false"/>
-                <w:iCs w:val="false"/>
-                <w:color w:val="000000"/>
-                <w:sz w:val="18"/>
-                <w:szCs w:val="18"/>
-              </w:rPr>
-              <w:t xml:space="preserve">Phase 5 — Model Building (10 minutes)</w:t>
+            <w:shd w:fill="D5E8F0" w:color="auto" w:val="clear"/>
+            <w:tcMar>
+              <w:top w:type="dxa" w:w="60"/>
+              <w:left w:type="dxa" w:w="120"/>
+              <w:bottom w:type="dxa" w:w="60"/>
+              <w:right w:type="dxa" w:w="120"/>
+            </w:tcMar>
+            <w:vAlign w:val="top"/>
+          </w:tcPr>
+          <w:p>
+            <w:pPr>
+              <w:spacing w:after="40" w:before="0"/>
+              <w:jc w:val="left"/>
+            </w:pPr>
+            <w:r>
+              <w:rPr>
+                <w:rFonts w:ascii="Arial" w:cs="Arial" w:eastAsia="Arial" w:hAnsi="Arial"/>
+                <w:b/>
+                <w:bCs/>
+                <w:i w:val="false"/>
+                <w:iCs w:val="false"/>
+                <w:color w:val="000000"/>
+                <w:sz w:val="18"/>
+                <w:szCs w:val="18"/>
+              </w:rPr>
+              <w:t xml:space="preserve">Model Building Phase</w:t>
             </w:r>
           </w:p>
           <w:p>
@@ -8218,7 +8218,7 @@
             <w:pPr>
               <w:spacing w:after="20" w:before="0"/>
             </w:pPr>
-            <w:hyperlink w:history="1" r:id="rIdsxuiob-nvne-pe5idnd0t">
+            <w:hyperlink w:history="1" r:id="rIdaam_eywacrpcpib8v_m16">
               <w:r>
                 <w:rPr>
                   <w:rFonts w:ascii="Arial" w:cs="Arial" w:eastAsia="Arial" w:hAnsi="Arial"/>
@@ -8251,7 +8251,7 @@
               <w:spacing w:after="10" w:before="0"/>
               <w:ind w:left="120"/>
             </w:pPr>
-            <w:hyperlink w:history="1" r:id="rId-pocn8hzqbgjko3nq_ehu">
+            <w:hyperlink w:history="1" r:id="rIdyogfxg89tu9pfws2e9bfx">
               <w:r>
                 <w:rPr>
                   <w:rFonts w:ascii="Arial" w:cs="Arial" w:eastAsia="Arial" w:hAnsi="Arial"/>
@@ -8296,7 +8296,7 @@
             <w:pPr>
               <w:spacing w:after="20" w:before="0"/>
             </w:pPr>
-            <w:hyperlink w:history="1" r:id="rIdkyiztx7oic5l8p0rikeaj">
+            <w:hyperlink w:history="1" r:id="rIdlfgkqfjadminkyan8y9wp">
               <w:r>
                 <w:rPr>
                   <w:rFonts w:ascii="Arial" w:cs="Arial" w:eastAsia="Arial" w:hAnsi="Arial"/>
@@ -8329,7 +8329,7 @@
               <w:spacing w:after="10" w:before="0"/>
               <w:ind w:left="120"/>
             </w:pPr>
-            <w:hyperlink w:history="1" r:id="rIdsayaaoughbv79fxliolo-">
+            <w:hyperlink w:history="1" r:id="rIdy3qeyscgky_3b1dxfoyjn">
               <w:r>
                 <w:rPr>
                   <w:rFonts w:ascii="Arial" w:cs="Arial" w:eastAsia="Arial" w:hAnsi="Arial"/>
@@ -9768,32 +9768,32 @@
         <w:tc>
           <w:tcPr>
             <w:tcW w:type="dxa" w:w="1520"/>
-            <w:shd w:fill="F2F2F2" w:color="auto" w:val="clear"/>
-            <w:tcMar>
-              <w:top w:type="dxa" w:w="60"/>
-              <w:left w:type="dxa" w:w="120"/>
-              <w:bottom w:type="dxa" w:w="60"/>
-              <w:right w:type="dxa" w:w="120"/>
-            </w:tcMar>
-            <w:vAlign w:val="top"/>
-          </w:tcPr>
-          <w:p>
-            <w:pPr>
-              <w:spacing w:after="40" w:before="0"/>
-              <w:jc w:val="left"/>
-            </w:pPr>
-            <w:r>
-              <w:rPr>
-                <w:rFonts w:ascii="Arial" w:cs="Arial" w:eastAsia="Arial" w:hAnsi="Arial"/>
-                <w:b/>
-                <w:bCs/>
-                <w:i w:val="false"/>
-                <w:iCs w:val="false"/>
-                <w:color w:val="000000"/>
-                <w:sz w:val="18"/>
-                <w:szCs w:val="18"/>
-              </w:rPr>
-              <w:t xml:space="preserve">Phase 1 — Predict</w:t>
+            <w:shd w:fill="EAD1F5" w:color="auto" w:val="clear"/>
+            <w:tcMar>
+              <w:top w:type="dxa" w:w="60"/>
+              <w:left w:type="dxa" w:w="120"/>
+              <w:bottom w:type="dxa" w:w="60"/>
+              <w:right w:type="dxa" w:w="120"/>
+            </w:tcMar>
+            <w:vAlign w:val="top"/>
+          </w:tcPr>
+          <w:p>
+            <w:pPr>
+              <w:spacing w:after="40" w:before="0"/>
+              <w:jc w:val="left"/>
+            </w:pPr>
+            <w:r>
+              <w:rPr>
+                <w:rFonts w:ascii="Arial" w:cs="Arial" w:eastAsia="Arial" w:hAnsi="Arial"/>
+                <w:b/>
+                <w:bCs/>
+                <w:i w:val="false"/>
+                <w:iCs w:val="false"/>
+                <w:color w:val="000000"/>
+                <w:sz w:val="18"/>
+                <w:szCs w:val="18"/>
+              </w:rPr>
+              <w:t xml:space="preserve">Predict Phase</w:t>
             </w:r>
           </w:p>
           <w:p>
@@ -9816,7 +9816,7 @@
             <w:pPr>
               <w:spacing w:after="20" w:before="0"/>
             </w:pPr>
-            <w:hyperlink w:history="1" r:id="rIdojiwbtgzzucjdxd7gkjkx">
+            <w:hyperlink w:history="1" r:id="rIdatwvmqj1ro4mzgppi7vc3">
               <w:r>
                 <w:rPr>
                   <w:rFonts w:ascii="Arial" w:cs="Arial" w:eastAsia="Arial" w:hAnsi="Arial"/>
@@ -9849,7 +9849,7 @@
               <w:spacing w:after="10" w:before="0"/>
               <w:ind w:left="120"/>
             </w:pPr>
-            <w:hyperlink w:history="1" r:id="rIdj3cbl3w9beeuzqt6bpddn">
+            <w:hyperlink w:history="1" r:id="rIdkwfc_t6meodqbr5mjrgjd">
               <w:r>
                 <w:rPr>
                   <w:rFonts w:ascii="Arial" w:cs="Arial" w:eastAsia="Arial" w:hAnsi="Arial"/>
@@ -9894,7 +9894,7 @@
             <w:pPr>
               <w:spacing w:after="20" w:before="0"/>
             </w:pPr>
-            <w:hyperlink w:history="1" r:id="rIdogla-dbmff36g8urkhkop">
+            <w:hyperlink w:history="1" r:id="rIdybxiqw-9iwz8ejznpebca">
               <w:r>
                 <w:rPr>
                   <w:rFonts w:ascii="Arial" w:cs="Arial" w:eastAsia="Arial" w:hAnsi="Arial"/>
@@ -9927,7 +9927,7 @@
               <w:spacing w:after="10" w:before="0"/>
               <w:ind w:left="120"/>
             </w:pPr>
-            <w:hyperlink w:history="1" r:id="rIdltclp_avrvb1iwjbkaotm">
+            <w:hyperlink w:history="1" r:id="rIdjymscndwzctgj9i4ig-q0">
               <w:r>
                 <w:rPr>
                   <w:rFonts w:ascii="Arial" w:cs="Arial" w:eastAsia="Arial" w:hAnsi="Arial"/>
@@ -10074,32 +10074,32 @@
         <w:tc>
           <w:tcPr>
             <w:tcW w:type="dxa" w:w="1520"/>
-            <w:shd w:fill="F2F2F2" w:color="auto" w:val="clear"/>
-            <w:tcMar>
-              <w:top w:type="dxa" w:w="60"/>
-              <w:left w:type="dxa" w:w="120"/>
-              <w:bottom w:type="dxa" w:w="60"/>
-              <w:right w:type="dxa" w:w="120"/>
-            </w:tcMar>
-            <w:vAlign w:val="top"/>
-          </w:tcPr>
-          <w:p>
-            <w:pPr>
-              <w:spacing w:after="40" w:before="0"/>
-              <w:jc w:val="left"/>
-            </w:pPr>
-            <w:r>
-              <w:rPr>
-                <w:rFonts w:ascii="Arial" w:cs="Arial" w:eastAsia="Arial" w:hAnsi="Arial"/>
-                <w:b/>
-                <w:bCs/>
-                <w:i w:val="false"/>
-                <w:iCs w:val="false"/>
-                <w:color w:val="000000"/>
-                <w:sz w:val="18"/>
-                <w:szCs w:val="18"/>
-              </w:rPr>
-              <w:t xml:space="preserve">Phase 2 — Observe</w:t>
+            <w:shd w:fill="D9EEF1" w:color="auto" w:val="clear"/>
+            <w:tcMar>
+              <w:top w:type="dxa" w:w="60"/>
+              <w:left w:type="dxa" w:w="120"/>
+              <w:bottom w:type="dxa" w:w="60"/>
+              <w:right w:type="dxa" w:w="120"/>
+            </w:tcMar>
+            <w:vAlign w:val="top"/>
+          </w:tcPr>
+          <w:p>
+            <w:pPr>
+              <w:spacing w:after="40" w:before="0"/>
+              <w:jc w:val="left"/>
+            </w:pPr>
+            <w:r>
+              <w:rPr>
+                <w:rFonts w:ascii="Arial" w:cs="Arial" w:eastAsia="Arial" w:hAnsi="Arial"/>
+                <w:b/>
+                <w:bCs/>
+                <w:i w:val="false"/>
+                <w:iCs w:val="false"/>
+                <w:color w:val="000000"/>
+                <w:sz w:val="18"/>
+                <w:szCs w:val="18"/>
+              </w:rPr>
+              <w:t xml:space="preserve">Observe Phase</w:t>
             </w:r>
           </w:p>
           <w:p>
@@ -10122,7 +10122,7 @@
             <w:pPr>
               <w:spacing w:after="20" w:before="0"/>
             </w:pPr>
-            <w:hyperlink w:history="1" r:id="rIdj14wliumm8iq1svsdlilv">
+            <w:hyperlink w:history="1" r:id="rIdpb-2fy_dcj8ucndb3m5a7">
               <w:r>
                 <w:rPr>
                   <w:rFonts w:ascii="Arial" w:cs="Arial" w:eastAsia="Arial" w:hAnsi="Arial"/>
@@ -10155,7 +10155,7 @@
               <w:spacing w:after="10" w:before="0"/>
               <w:ind w:left="120"/>
             </w:pPr>
-            <w:hyperlink w:history="1" r:id="rId6meactzgiwyvu3rxsrbs_">
+            <w:hyperlink w:history="1" r:id="rIdrm5zteyz7qvqqktpsrccr">
               <w:r>
                 <w:rPr>
                   <w:rFonts w:ascii="Arial" w:cs="Arial" w:eastAsia="Arial" w:hAnsi="Arial"/>
@@ -10200,7 +10200,7 @@
             <w:pPr>
               <w:spacing w:after="20" w:before="0"/>
             </w:pPr>
-            <w:hyperlink w:history="1" r:id="rIdscew844vj2bfurnfxmiaw">
+            <w:hyperlink w:history="1" r:id="rIdmbyf-ftxhyh7-rppfqi9o">
               <w:r>
                 <w:rPr>
                   <w:rFonts w:ascii="Arial" w:cs="Arial" w:eastAsia="Arial" w:hAnsi="Arial"/>
@@ -10233,7 +10233,7 @@
               <w:spacing w:after="10" w:before="0"/>
               <w:ind w:left="120"/>
             </w:pPr>
-            <w:hyperlink w:history="1" r:id="rIdjv6rsbjlwfzcxdeifmhjz">
+            <w:hyperlink w:history="1" r:id="rIds_60mguvxe-eilurcwvyb">
               <w:r>
                 <w:rPr>
                   <w:rFonts w:ascii="Arial" w:cs="Arial" w:eastAsia="Arial" w:hAnsi="Arial"/>
@@ -10380,32 +10380,32 @@
         <w:tc>
           <w:tcPr>
             <w:tcW w:type="dxa" w:w="1520"/>
-            <w:shd w:fill="F2F2F2" w:color="auto" w:val="clear"/>
-            <w:tcMar>
-              <w:top w:type="dxa" w:w="60"/>
-              <w:left w:type="dxa" w:w="120"/>
-              <w:bottom w:type="dxa" w:w="60"/>
-              <w:right w:type="dxa" w:w="120"/>
-            </w:tcMar>
-            <w:vAlign w:val="top"/>
-          </w:tcPr>
-          <w:p>
-            <w:pPr>
-              <w:spacing w:after="40" w:before="0"/>
-              <w:jc w:val="left"/>
-            </w:pPr>
-            <w:r>
-              <w:rPr>
-                <w:rFonts w:ascii="Arial" w:cs="Arial" w:eastAsia="Arial" w:hAnsi="Arial"/>
-                <w:b/>
-                <w:bCs/>
-                <w:i w:val="false"/>
-                <w:iCs w:val="false"/>
-                <w:color w:val="000000"/>
-                <w:sz w:val="18"/>
-                <w:szCs w:val="18"/>
-              </w:rPr>
-              <w:t xml:space="preserve">Phase 3 — Explain</w:t>
+            <w:shd w:fill="E2EFDA" w:color="auto" w:val="clear"/>
+            <w:tcMar>
+              <w:top w:type="dxa" w:w="60"/>
+              <w:left w:type="dxa" w:w="120"/>
+              <w:bottom w:type="dxa" w:w="60"/>
+              <w:right w:type="dxa" w:w="120"/>
+            </w:tcMar>
+            <w:vAlign w:val="top"/>
+          </w:tcPr>
+          <w:p>
+            <w:pPr>
+              <w:spacing w:after="40" w:before="0"/>
+              <w:jc w:val="left"/>
+            </w:pPr>
+            <w:r>
+              <w:rPr>
+                <w:rFonts w:ascii="Arial" w:cs="Arial" w:eastAsia="Arial" w:hAnsi="Arial"/>
+                <w:b/>
+                <w:bCs/>
+                <w:i w:val="false"/>
+                <w:iCs w:val="false"/>
+                <w:color w:val="000000"/>
+                <w:sz w:val="18"/>
+                <w:szCs w:val="18"/>
+              </w:rPr>
+              <w:t xml:space="preserve">Explain Phase</w:t>
             </w:r>
           </w:p>
           <w:p>
@@ -10428,7 +10428,7 @@
             <w:pPr>
               <w:spacing w:after="20" w:before="0"/>
             </w:pPr>
-            <w:hyperlink w:history="1" r:id="rIdke3-si5g6g329xtbvlr3w">
+            <w:hyperlink w:history="1" r:id="rIdn8w0mqcbngf7ichc4i4ro">
               <w:r>
                 <w:rPr>
                   <w:rFonts w:ascii="Arial" w:cs="Arial" w:eastAsia="Arial" w:hAnsi="Arial"/>
@@ -10461,7 +10461,7 @@
               <w:spacing w:after="10" w:before="0"/>
               <w:ind w:left="120"/>
             </w:pPr>
-            <w:hyperlink w:history="1" r:id="rIdr5jntkzkfognfrrpeokd6">
+            <w:hyperlink w:history="1" r:id="rIdjyoc4hs74pkvvoz-bjepl">
               <w:r>
                 <w:rPr>
                   <w:rFonts w:ascii="Arial" w:cs="Arial" w:eastAsia="Arial" w:hAnsi="Arial"/>
@@ -10506,7 +10506,7 @@
             <w:pPr>
               <w:spacing w:after="20" w:before="0"/>
             </w:pPr>
-            <w:hyperlink w:history="1" r:id="rIdw-dbj5sqcbl4q6oq6ifc1">
+            <w:hyperlink w:history="1" r:id="rIdttdoqrldx1vpcyqmrj7by">
               <w:r>
                 <w:rPr>
                   <w:rFonts w:ascii="Arial" w:cs="Arial" w:eastAsia="Arial" w:hAnsi="Arial"/>
@@ -10539,7 +10539,7 @@
               <w:spacing w:after="10" w:before="0"/>
               <w:ind w:left="120"/>
             </w:pPr>
-            <w:hyperlink w:history="1" r:id="rIdnbwmvkzvyziir5ac13vs4">
+            <w:hyperlink w:history="1" r:id="rIdqmr-xqtsczwomyl36j2eg">
               <w:r>
                 <w:rPr>
                   <w:rFonts w:ascii="Arial" w:cs="Arial" w:eastAsia="Arial" w:hAnsi="Arial"/>
@@ -10686,32 +10686,32 @@
         <w:tc>
           <w:tcPr>
             <w:tcW w:type="dxa" w:w="1520"/>
-            <w:shd w:fill="F2F2F2" w:color="auto" w:val="clear"/>
-            <w:tcMar>
-              <w:top w:type="dxa" w:w="60"/>
-              <w:left w:type="dxa" w:w="120"/>
-              <w:bottom w:type="dxa" w:w="60"/>
-              <w:right w:type="dxa" w:w="120"/>
-            </w:tcMar>
-            <w:vAlign w:val="top"/>
-          </w:tcPr>
-          <w:p>
-            <w:pPr>
-              <w:spacing w:after="40" w:before="0"/>
-              <w:jc w:val="left"/>
-            </w:pPr>
-            <w:r>
-              <w:rPr>
-                <w:rFonts w:ascii="Arial" w:cs="Arial" w:eastAsia="Arial" w:hAnsi="Arial"/>
-                <w:b/>
-                <w:bCs/>
-                <w:i w:val="false"/>
-                <w:iCs w:val="false"/>
-                <w:color w:val="000000"/>
-                <w:sz w:val="18"/>
-                <w:szCs w:val="18"/>
-              </w:rPr>
-              <w:t xml:space="preserve">Phase 4 — Driving Question Board (DQB) Creation</w:t>
+            <w:shd w:fill="FCE4D6" w:color="auto" w:val="clear"/>
+            <w:tcMar>
+              <w:top w:type="dxa" w:w="60"/>
+              <w:left w:type="dxa" w:w="120"/>
+              <w:bottom w:type="dxa" w:w="60"/>
+              <w:right w:type="dxa" w:w="120"/>
+            </w:tcMar>
+            <w:vAlign w:val="top"/>
+          </w:tcPr>
+          <w:p>
+            <w:pPr>
+              <w:spacing w:after="40" w:before="0"/>
+              <w:jc w:val="left"/>
+            </w:pPr>
+            <w:r>
+              <w:rPr>
+                <w:rFonts w:ascii="Arial" w:cs="Arial" w:eastAsia="Arial" w:hAnsi="Arial"/>
+                <w:b/>
+                <w:bCs/>
+                <w:i w:val="false"/>
+                <w:iCs w:val="false"/>
+                <w:color w:val="000000"/>
+                <w:sz w:val="18"/>
+                <w:szCs w:val="18"/>
+              </w:rPr>
+              <w:t xml:space="preserve">Driving Question Board (DQB) Creation</w:t>
             </w:r>
           </w:p>
           <w:p>
@@ -10734,7 +10734,7 @@
             <w:pPr>
               <w:spacing w:after="20" w:before="0"/>
             </w:pPr>
-            <w:hyperlink w:history="1" r:id="rIdlpzypxyxytyeijbemh0fx">
+            <w:hyperlink w:history="1" r:id="rId2sqduzuv7ajwflupuzqpc">
               <w:r>
                 <w:rPr>
                   <w:rFonts w:ascii="Arial" w:cs="Arial" w:eastAsia="Arial" w:hAnsi="Arial"/>
@@ -10767,7 +10767,7 @@
               <w:spacing w:after="10" w:before="0"/>
               <w:ind w:left="120"/>
             </w:pPr>
-            <w:hyperlink w:history="1" r:id="rIddazbatzkfq7whayifkqv5">
+            <w:hyperlink w:history="1" r:id="rIdt2ew-0ghf4yiziwi_pk3i">
               <w:r>
                 <w:rPr>
                   <w:rFonts w:ascii="Arial" w:cs="Arial" w:eastAsia="Arial" w:hAnsi="Arial"/>
@@ -10812,7 +10812,7 @@
             <w:pPr>
               <w:spacing w:after="20" w:before="0"/>
             </w:pPr>
-            <w:hyperlink w:history="1" r:id="rIdcv6l8-ptbfb-wbctapiq2">
+            <w:hyperlink w:history="1" r:id="rIdy37gzx84zeauufknufhwu">
               <w:r>
                 <w:rPr>
                   <w:rFonts w:ascii="Arial" w:cs="Arial" w:eastAsia="Arial" w:hAnsi="Arial"/>
@@ -10845,7 +10845,7 @@
               <w:spacing w:after="10" w:before="0"/>
               <w:ind w:left="120"/>
             </w:pPr>
-            <w:hyperlink w:history="1" r:id="rIdjuttykjydyqaggtny77kz">
+            <w:hyperlink w:history="1" r:id="rIdlugubz3ahia5l7i1mbp80">
               <w:r>
                 <w:rPr>
                   <w:rFonts w:ascii="Arial" w:cs="Arial" w:eastAsia="Arial" w:hAnsi="Arial"/>
@@ -10992,32 +10992,32 @@
         <w:tc>
           <w:tcPr>
             <w:tcW w:type="dxa" w:w="1520"/>
-            <w:shd w:fill="F2F2F2" w:color="auto" w:val="clear"/>
-            <w:tcMar>
-              <w:top w:type="dxa" w:w="60"/>
-              <w:left w:type="dxa" w:w="120"/>
-              <w:bottom w:type="dxa" w:w="60"/>
-              <w:right w:type="dxa" w:w="120"/>
-            </w:tcMar>
-            <w:vAlign w:val="top"/>
-          </w:tcPr>
-          <w:p>
-            <w:pPr>
-              <w:spacing w:after="40" w:before="0"/>
-              <w:jc w:val="left"/>
-            </w:pPr>
-            <w:r>
-              <w:rPr>
-                <w:rFonts w:ascii="Arial" w:cs="Arial" w:eastAsia="Arial" w:hAnsi="Arial"/>
-                <w:b/>
-                <w:bCs/>
-                <w:i w:val="false"/>
-                <w:iCs w:val="false"/>
-                <w:color w:val="000000"/>
-                <w:sz w:val="18"/>
-                <w:szCs w:val="18"/>
-              </w:rPr>
-              <w:t xml:space="preserve">Phase 5 — Model Building</w:t>
+            <w:shd w:fill="D5E8F0" w:color="auto" w:val="clear"/>
+            <w:tcMar>
+              <w:top w:type="dxa" w:w="60"/>
+              <w:left w:type="dxa" w:w="120"/>
+              <w:bottom w:type="dxa" w:w="60"/>
+              <w:right w:type="dxa" w:w="120"/>
+            </w:tcMar>
+            <w:vAlign w:val="top"/>
+          </w:tcPr>
+          <w:p>
+            <w:pPr>
+              <w:spacing w:after="40" w:before="0"/>
+              <w:jc w:val="left"/>
+            </w:pPr>
+            <w:r>
+              <w:rPr>
+                <w:rFonts w:ascii="Arial" w:cs="Arial" w:eastAsia="Arial" w:hAnsi="Arial"/>
+                <w:b/>
+                <w:bCs/>
+                <w:i w:val="false"/>
+                <w:iCs w:val="false"/>
+                <w:color w:val="000000"/>
+                <w:sz w:val="18"/>
+                <w:szCs w:val="18"/>
+              </w:rPr>
+              <w:t xml:space="preserve">Model Building Phase</w:t>
             </w:r>
           </w:p>
           <w:p>
@@ -11040,7 +11040,7 @@
             <w:pPr>
               <w:spacing w:after="20" w:before="0"/>
             </w:pPr>
-            <w:hyperlink w:history="1" r:id="rId73iun8deskws0vlmlj9m8">
+            <w:hyperlink w:history="1" r:id="rIdgsersplimuoovraeonhid">
               <w:r>
                 <w:rPr>
                   <w:rFonts w:ascii="Arial" w:cs="Arial" w:eastAsia="Arial" w:hAnsi="Arial"/>
@@ -11073,7 +11073,7 @@
               <w:spacing w:after="10" w:before="0"/>
               <w:ind w:left="120"/>
             </w:pPr>
-            <w:hyperlink w:history="1" r:id="rIddzle82w37krqlbcuftuos">
+            <w:hyperlink w:history="1" r:id="rIduooc8ndadah6tcil2uapp">
               <w:r>
                 <w:rPr>
                   <w:rFonts w:ascii="Arial" w:cs="Arial" w:eastAsia="Arial" w:hAnsi="Arial"/>
@@ -11118,7 +11118,7 @@
             <w:pPr>
               <w:spacing w:after="20" w:before="0"/>
             </w:pPr>
-            <w:hyperlink w:history="1" r:id="rIdtqbf0ebgc2l1_fbhf1jc_">
+            <w:hyperlink w:history="1" r:id="rIdmbqiimon3b2fyueijh7rz">
               <w:r>
                 <w:rPr>
                   <w:rFonts w:ascii="Arial" w:cs="Arial" w:eastAsia="Arial" w:hAnsi="Arial"/>
@@ -11151,7 +11151,7 @@
               <w:spacing w:after="10" w:before="0"/>
               <w:ind w:left="120"/>
             </w:pPr>
-            <w:hyperlink w:history="1" r:id="rId2hu31xed2uq1o0z2zde37">
+            <w:hyperlink w:history="1" r:id="rIdsgoehkibk9nv1h1bga7ev">
               <w:r>
                 <w:rPr>
                   <w:rFonts w:ascii="Arial" w:cs="Arial" w:eastAsia="Arial" w:hAnsi="Arial"/>
@@ -12590,32 +12590,32 @@
         <w:tc>
           <w:tcPr>
             <w:tcW w:type="dxa" w:w="1520"/>
-            <w:shd w:fill="F2F2F2" w:color="auto" w:val="clear"/>
-            <w:tcMar>
-              <w:top w:type="dxa" w:w="60"/>
-              <w:left w:type="dxa" w:w="120"/>
-              <w:bottom w:type="dxa" w:w="60"/>
-              <w:right w:type="dxa" w:w="120"/>
-            </w:tcMar>
-            <w:vAlign w:val="top"/>
-          </w:tcPr>
-          <w:p>
-            <w:pPr>
-              <w:spacing w:after="40" w:before="0"/>
-              <w:jc w:val="left"/>
-            </w:pPr>
-            <w:r>
-              <w:rPr>
-                <w:rFonts w:ascii="Arial" w:cs="Arial" w:eastAsia="Arial" w:hAnsi="Arial"/>
-                <w:b/>
-                <w:bCs/>
-                <w:i w:val="false"/>
-                <w:iCs w:val="false"/>
-                <w:color w:val="000000"/>
-                <w:sz w:val="18"/>
-                <w:szCs w:val="18"/>
-              </w:rPr>
-              <w:t xml:space="preserve">Phase 1 — Predict</w:t>
+            <w:shd w:fill="EAD1F5" w:color="auto" w:val="clear"/>
+            <w:tcMar>
+              <w:top w:type="dxa" w:w="60"/>
+              <w:left w:type="dxa" w:w="120"/>
+              <w:bottom w:type="dxa" w:w="60"/>
+              <w:right w:type="dxa" w:w="120"/>
+            </w:tcMar>
+            <w:vAlign w:val="top"/>
+          </w:tcPr>
+          <w:p>
+            <w:pPr>
+              <w:spacing w:after="40" w:before="0"/>
+              <w:jc w:val="left"/>
+            </w:pPr>
+            <w:r>
+              <w:rPr>
+                <w:rFonts w:ascii="Arial" w:cs="Arial" w:eastAsia="Arial" w:hAnsi="Arial"/>
+                <w:b/>
+                <w:bCs/>
+                <w:i w:val="false"/>
+                <w:iCs w:val="false"/>
+                <w:color w:val="000000"/>
+                <w:sz w:val="18"/>
+                <w:szCs w:val="18"/>
+              </w:rPr>
+              <w:t xml:space="preserve">Predict Phase</w:t>
             </w:r>
           </w:p>
           <w:p>
@@ -12638,7 +12638,7 @@
             <w:pPr>
               <w:spacing w:after="20" w:before="0"/>
             </w:pPr>
-            <w:hyperlink w:history="1" r:id="rId88atp4gdeag_ejijfaceo">
+            <w:hyperlink w:history="1" r:id="rIdnsn6hb1ftkexxpaeqvuqk">
               <w:r>
                 <w:rPr>
                   <w:rFonts w:ascii="Arial" w:cs="Arial" w:eastAsia="Arial" w:hAnsi="Arial"/>
@@ -12671,7 +12671,7 @@
               <w:spacing w:after="10" w:before="0"/>
               <w:ind w:left="120"/>
             </w:pPr>
-            <w:hyperlink w:history="1" r:id="rIdkxdv8q8rfc1clz5diyjkq">
+            <w:hyperlink w:history="1" r:id="rIdxlc0jijjihaoo2jwiuyxp">
               <w:r>
                 <w:rPr>
                   <w:rFonts w:ascii="Arial" w:cs="Arial" w:eastAsia="Arial" w:hAnsi="Arial"/>
@@ -12716,7 +12716,7 @@
             <w:pPr>
               <w:spacing w:after="20" w:before="0"/>
             </w:pPr>
-            <w:hyperlink w:history="1" r:id="rId61rm0owqefo1wnegk8wwe">
+            <w:hyperlink w:history="1" r:id="rId-a3wpi55p01aoti3wfzr7">
               <w:r>
                 <w:rPr>
                   <w:rFonts w:ascii="Arial" w:cs="Arial" w:eastAsia="Arial" w:hAnsi="Arial"/>
@@ -12749,7 +12749,7 @@
               <w:spacing w:after="10" w:before="0"/>
               <w:ind w:left="120"/>
             </w:pPr>
-            <w:hyperlink w:history="1" r:id="rIdgnrzhh-enkx1rxmi_dvoe">
+            <w:hyperlink w:history="1" r:id="rIdd2eby5sgpv8yfmkjrzi-z">
               <w:r>
                 <w:rPr>
                   <w:rFonts w:ascii="Arial" w:cs="Arial" w:eastAsia="Arial" w:hAnsi="Arial"/>
@@ -12896,32 +12896,32 @@
         <w:tc>
           <w:tcPr>
             <w:tcW w:type="dxa" w:w="1520"/>
-            <w:shd w:fill="F2F2F2" w:color="auto" w:val="clear"/>
-            <w:tcMar>
-              <w:top w:type="dxa" w:w="60"/>
-              <w:left w:type="dxa" w:w="120"/>
-              <w:bottom w:type="dxa" w:w="60"/>
-              <w:right w:type="dxa" w:w="120"/>
-            </w:tcMar>
-            <w:vAlign w:val="top"/>
-          </w:tcPr>
-          <w:p>
-            <w:pPr>
-              <w:spacing w:after="40" w:before="0"/>
-              <w:jc w:val="left"/>
-            </w:pPr>
-            <w:r>
-              <w:rPr>
-                <w:rFonts w:ascii="Arial" w:cs="Arial" w:eastAsia="Arial" w:hAnsi="Arial"/>
-                <w:b/>
-                <w:bCs/>
-                <w:i w:val="false"/>
-                <w:iCs w:val="false"/>
-                <w:color w:val="000000"/>
-                <w:sz w:val="18"/>
-                <w:szCs w:val="18"/>
-              </w:rPr>
-              <w:t xml:space="preserve">Phase 2 — Observe</w:t>
+            <w:shd w:fill="D9EEF1" w:color="auto" w:val="clear"/>
+            <w:tcMar>
+              <w:top w:type="dxa" w:w="60"/>
+              <w:left w:type="dxa" w:w="120"/>
+              <w:bottom w:type="dxa" w:w="60"/>
+              <w:right w:type="dxa" w:w="120"/>
+            </w:tcMar>
+            <w:vAlign w:val="top"/>
+          </w:tcPr>
+          <w:p>
+            <w:pPr>
+              <w:spacing w:after="40" w:before="0"/>
+              <w:jc w:val="left"/>
+            </w:pPr>
+            <w:r>
+              <w:rPr>
+                <w:rFonts w:ascii="Arial" w:cs="Arial" w:eastAsia="Arial" w:hAnsi="Arial"/>
+                <w:b/>
+                <w:bCs/>
+                <w:i w:val="false"/>
+                <w:iCs w:val="false"/>
+                <w:color w:val="000000"/>
+                <w:sz w:val="18"/>
+                <w:szCs w:val="18"/>
+              </w:rPr>
+              <w:t xml:space="preserve">Observe Phase</w:t>
             </w:r>
           </w:p>
           <w:p>
@@ -12944,7 +12944,7 @@
             <w:pPr>
               <w:spacing w:after="20" w:before="0"/>
             </w:pPr>
-            <w:hyperlink w:history="1" r:id="rIdsxpbezkiudgy9psvkcko9">
+            <w:hyperlink w:history="1" r:id="rId28ne7j5k7i6kt49wsqywi">
               <w:r>
                 <w:rPr>
                   <w:rFonts w:ascii="Arial" w:cs="Arial" w:eastAsia="Arial" w:hAnsi="Arial"/>
@@ -12977,7 +12977,7 @@
               <w:spacing w:after="10" w:before="0"/>
               <w:ind w:left="120"/>
             </w:pPr>
-            <w:hyperlink w:history="1" r:id="rIduqw3esbkdytzdl23xt16w">
+            <w:hyperlink w:history="1" r:id="rIdd_olnck9gnhf-loe9d_js">
               <w:r>
                 <w:rPr>
                   <w:rFonts w:ascii="Arial" w:cs="Arial" w:eastAsia="Arial" w:hAnsi="Arial"/>
@@ -13022,7 +13022,7 @@
             <w:pPr>
               <w:spacing w:after="20" w:before="0"/>
             </w:pPr>
-            <w:hyperlink w:history="1" r:id="rIdqdgpt_ws7po6clkaarwa9">
+            <w:hyperlink w:history="1" r:id="rIdexhwbecxaitgiio9ifebr">
               <w:r>
                 <w:rPr>
                   <w:rFonts w:ascii="Arial" w:cs="Arial" w:eastAsia="Arial" w:hAnsi="Arial"/>
@@ -13055,7 +13055,7 @@
               <w:spacing w:after="10" w:before="0"/>
               <w:ind w:left="120"/>
             </w:pPr>
-            <w:hyperlink w:history="1" r:id="rId5oirbcilix1cbxvedqk6k">
+            <w:hyperlink w:history="1" r:id="rId9enogyktxuctu6rq5fu4x">
               <w:r>
                 <w:rPr>
                   <w:rFonts w:ascii="Arial" w:cs="Arial" w:eastAsia="Arial" w:hAnsi="Arial"/>
@@ -13202,32 +13202,32 @@
         <w:tc>
           <w:tcPr>
             <w:tcW w:type="dxa" w:w="1520"/>
-            <w:shd w:fill="F2F2F2" w:color="auto" w:val="clear"/>
-            <w:tcMar>
-              <w:top w:type="dxa" w:w="60"/>
-              <w:left w:type="dxa" w:w="120"/>
-              <w:bottom w:type="dxa" w:w="60"/>
-              <w:right w:type="dxa" w:w="120"/>
-            </w:tcMar>
-            <w:vAlign w:val="top"/>
-          </w:tcPr>
-          <w:p>
-            <w:pPr>
-              <w:spacing w:after="40" w:before="0"/>
-              <w:jc w:val="left"/>
-            </w:pPr>
-            <w:r>
-              <w:rPr>
-                <w:rFonts w:ascii="Arial" w:cs="Arial" w:eastAsia="Arial" w:hAnsi="Arial"/>
-                <w:b/>
-                <w:bCs/>
-                <w:i w:val="false"/>
-                <w:iCs w:val="false"/>
-                <w:color w:val="000000"/>
-                <w:sz w:val="18"/>
-                <w:szCs w:val="18"/>
-              </w:rPr>
-              <w:t xml:space="preserve">Phase 3 — Explain</w:t>
+            <w:shd w:fill="E2EFDA" w:color="auto" w:val="clear"/>
+            <w:tcMar>
+              <w:top w:type="dxa" w:w="60"/>
+              <w:left w:type="dxa" w:w="120"/>
+              <w:bottom w:type="dxa" w:w="60"/>
+              <w:right w:type="dxa" w:w="120"/>
+            </w:tcMar>
+            <w:vAlign w:val="top"/>
+          </w:tcPr>
+          <w:p>
+            <w:pPr>
+              <w:spacing w:after="40" w:before="0"/>
+              <w:jc w:val="left"/>
+            </w:pPr>
+            <w:r>
+              <w:rPr>
+                <w:rFonts w:ascii="Arial" w:cs="Arial" w:eastAsia="Arial" w:hAnsi="Arial"/>
+                <w:b/>
+                <w:bCs/>
+                <w:i w:val="false"/>
+                <w:iCs w:val="false"/>
+                <w:color w:val="000000"/>
+                <w:sz w:val="18"/>
+                <w:szCs w:val="18"/>
+              </w:rPr>
+              <w:t xml:space="preserve">Explain Phase</w:t>
             </w:r>
           </w:p>
           <w:p>
@@ -13250,7 +13250,7 @@
             <w:pPr>
               <w:spacing w:after="20" w:before="0"/>
             </w:pPr>
-            <w:hyperlink w:history="1" r:id="rIdle3oluv1cvvfekykftsbn">
+            <w:hyperlink w:history="1" r:id="rId9h937hsrkucr8ursrr9fr">
               <w:r>
                 <w:rPr>
                   <w:rFonts w:ascii="Arial" w:cs="Arial" w:eastAsia="Arial" w:hAnsi="Arial"/>
@@ -13283,7 +13283,7 @@
               <w:spacing w:after="10" w:before="0"/>
               <w:ind w:left="120"/>
             </w:pPr>
-            <w:hyperlink w:history="1" r:id="rIdu6yn6lfeq0eueqpr4kekd">
+            <w:hyperlink w:history="1" r:id="rIdzfv_dj92bqga4vn9roawc">
               <w:r>
                 <w:rPr>
                   <w:rFonts w:ascii="Arial" w:cs="Arial" w:eastAsia="Arial" w:hAnsi="Arial"/>
@@ -13328,7 +13328,7 @@
             <w:pPr>
               <w:spacing w:after="20" w:before="0"/>
             </w:pPr>
-            <w:hyperlink w:history="1" r:id="rIdbnlydczewao_9gq5efbfv">
+            <w:hyperlink w:history="1" r:id="rIdykn68jefp5-hntbcdgvdw">
               <w:r>
                 <w:rPr>
                   <w:rFonts w:ascii="Arial" w:cs="Arial" w:eastAsia="Arial" w:hAnsi="Arial"/>
@@ -13361,7 +13361,7 @@
               <w:spacing w:after="10" w:before="0"/>
               <w:ind w:left="120"/>
             </w:pPr>
-            <w:hyperlink w:history="1" r:id="rIdttcnzudfdn-8pfh5kcvqv">
+            <w:hyperlink w:history="1" r:id="rIdzb6sccex-mjhiovewri7a">
               <w:r>
                 <w:rPr>
                   <w:rFonts w:ascii="Arial" w:cs="Arial" w:eastAsia="Arial" w:hAnsi="Arial"/>
@@ -13508,32 +13508,32 @@
         <w:tc>
           <w:tcPr>
             <w:tcW w:type="dxa" w:w="1520"/>
-            <w:shd w:fill="F2F2F2" w:color="auto" w:val="clear"/>
-            <w:tcMar>
-              <w:top w:type="dxa" w:w="60"/>
-              <w:left w:type="dxa" w:w="120"/>
-              <w:bottom w:type="dxa" w:w="60"/>
-              <w:right w:type="dxa" w:w="120"/>
-            </w:tcMar>
-            <w:vAlign w:val="top"/>
-          </w:tcPr>
-          <w:p>
-            <w:pPr>
-              <w:spacing w:after="40" w:before="0"/>
-              <w:jc w:val="left"/>
-            </w:pPr>
-            <w:r>
-              <w:rPr>
-                <w:rFonts w:ascii="Arial" w:cs="Arial" w:eastAsia="Arial" w:hAnsi="Arial"/>
-                <w:b/>
-                <w:bCs/>
-                <w:i w:val="false"/>
-                <w:iCs w:val="false"/>
-                <w:color w:val="000000"/>
-                <w:sz w:val="18"/>
-                <w:szCs w:val="18"/>
-              </w:rPr>
-              <w:t xml:space="preserve">Phase 4 — Driving Question Board (DQB) Update</w:t>
+            <w:shd w:fill="FCE4D6" w:color="auto" w:val="clear"/>
+            <w:tcMar>
+              <w:top w:type="dxa" w:w="60"/>
+              <w:left w:type="dxa" w:w="120"/>
+              <w:bottom w:type="dxa" w:w="60"/>
+              <w:right w:type="dxa" w:w="120"/>
+            </w:tcMar>
+            <w:vAlign w:val="top"/>
+          </w:tcPr>
+          <w:p>
+            <w:pPr>
+              <w:spacing w:after="40" w:before="0"/>
+              <w:jc w:val="left"/>
+            </w:pPr>
+            <w:r>
+              <w:rPr>
+                <w:rFonts w:ascii="Arial" w:cs="Arial" w:eastAsia="Arial" w:hAnsi="Arial"/>
+                <w:b/>
+                <w:bCs/>
+                <w:i w:val="false"/>
+                <w:iCs w:val="false"/>
+                <w:color w:val="000000"/>
+                <w:sz w:val="18"/>
+                <w:szCs w:val="18"/>
+              </w:rPr>
+              <w:t xml:space="preserve">Driving Question Board (DQB) Creation</w:t>
             </w:r>
           </w:p>
           <w:p>
@@ -13556,7 +13556,7 @@
             <w:pPr>
               <w:spacing w:after="20" w:before="0"/>
             </w:pPr>
-            <w:hyperlink w:history="1" r:id="rId4nod4x2ub7u0q6qc_wd2q">
+            <w:hyperlink w:history="1" r:id="rIdkwepxekrpdsf6medkhntj">
               <w:r>
                 <w:rPr>
                   <w:rFonts w:ascii="Arial" w:cs="Arial" w:eastAsia="Arial" w:hAnsi="Arial"/>
@@ -13589,7 +13589,7 @@
               <w:spacing w:after="10" w:before="0"/>
               <w:ind w:left="120"/>
             </w:pPr>
-            <w:hyperlink w:history="1" r:id="rIdtrh5plfxppq4d3seqihqv">
+            <w:hyperlink w:history="1" r:id="rIdefwvosuohitx2ucrtm6kx">
               <w:r>
                 <w:rPr>
                   <w:rFonts w:ascii="Arial" w:cs="Arial" w:eastAsia="Arial" w:hAnsi="Arial"/>
@@ -13634,7 +13634,7 @@
             <w:pPr>
               <w:spacing w:after="20" w:before="0"/>
             </w:pPr>
-            <w:hyperlink w:history="1" r:id="rIdw26rav1_jyawyfnzzcswm">
+            <w:hyperlink w:history="1" r:id="rIdwt4v8zzpkrypn_qg_0clv">
               <w:r>
                 <w:rPr>
                   <w:rFonts w:ascii="Arial" w:cs="Arial" w:eastAsia="Arial" w:hAnsi="Arial"/>
@@ -13667,7 +13667,7 @@
               <w:spacing w:after="10" w:before="0"/>
               <w:ind w:left="120"/>
             </w:pPr>
-            <w:hyperlink w:history="1" r:id="rId32nq3kixcs1lhx-ymv3bg">
+            <w:hyperlink w:history="1" r:id="rIdo4zk4pcjkjv6cxabeg0nw">
               <w:r>
                 <w:rPr>
                   <w:rFonts w:ascii="Arial" w:cs="Arial" w:eastAsia="Arial" w:hAnsi="Arial"/>
@@ -13814,32 +13814,32 @@
         <w:tc>
           <w:tcPr>
             <w:tcW w:type="dxa" w:w="1520"/>
-            <w:shd w:fill="F2F2F2" w:color="auto" w:val="clear"/>
-            <w:tcMar>
-              <w:top w:type="dxa" w:w="60"/>
-              <w:left w:type="dxa" w:w="120"/>
-              <w:bottom w:type="dxa" w:w="60"/>
-              <w:right w:type="dxa" w:w="120"/>
-            </w:tcMar>
-            <w:vAlign w:val="top"/>
-          </w:tcPr>
-          <w:p>
-            <w:pPr>
-              <w:spacing w:after="40" w:before="0"/>
-              <w:jc w:val="left"/>
-            </w:pPr>
-            <w:r>
-              <w:rPr>
-                <w:rFonts w:ascii="Arial" w:cs="Arial" w:eastAsia="Arial" w:hAnsi="Arial"/>
-                <w:b/>
-                <w:bCs/>
-                <w:i w:val="false"/>
-                <w:iCs w:val="false"/>
-                <w:color w:val="000000"/>
-                <w:sz w:val="18"/>
-                <w:szCs w:val="18"/>
-              </w:rPr>
-              <w:t xml:space="preserve">Phase 5 — Model Building</w:t>
+            <w:shd w:fill="D5E8F0" w:color="auto" w:val="clear"/>
+            <w:tcMar>
+              <w:top w:type="dxa" w:w="60"/>
+              <w:left w:type="dxa" w:w="120"/>
+              <w:bottom w:type="dxa" w:w="60"/>
+              <w:right w:type="dxa" w:w="120"/>
+            </w:tcMar>
+            <w:vAlign w:val="top"/>
+          </w:tcPr>
+          <w:p>
+            <w:pPr>
+              <w:spacing w:after="40" w:before="0"/>
+              <w:jc w:val="left"/>
+            </w:pPr>
+            <w:r>
+              <w:rPr>
+                <w:rFonts w:ascii="Arial" w:cs="Arial" w:eastAsia="Arial" w:hAnsi="Arial"/>
+                <w:b/>
+                <w:bCs/>
+                <w:i w:val="false"/>
+                <w:iCs w:val="false"/>
+                <w:color w:val="000000"/>
+                <w:sz w:val="18"/>
+                <w:szCs w:val="18"/>
+              </w:rPr>
+              <w:t xml:space="preserve">Model Building Phase</w:t>
             </w:r>
           </w:p>
           <w:p>
@@ -13862,7 +13862,7 @@
             <w:pPr>
               <w:spacing w:after="20" w:before="0"/>
             </w:pPr>
-            <w:hyperlink w:history="1" r:id="rIdcxxmwkengb7fvndmcqyzx">
+            <w:hyperlink w:history="1" r:id="rIdixketcayhj1i6w01zj700">
               <w:r>
                 <w:rPr>
                   <w:rFonts w:ascii="Arial" w:cs="Arial" w:eastAsia="Arial" w:hAnsi="Arial"/>
@@ -13895,7 +13895,7 @@
               <w:spacing w:after="10" w:before="0"/>
               <w:ind w:left="120"/>
             </w:pPr>
-            <w:hyperlink w:history="1" r:id="rId3jzeqmofb4jh2kexk96v7">
+            <w:hyperlink w:history="1" r:id="rIdzndkai-ek2ql9yis9r5oi">
               <w:r>
                 <w:rPr>
                   <w:rFonts w:ascii="Arial" w:cs="Arial" w:eastAsia="Arial" w:hAnsi="Arial"/>
@@ -13940,7 +13940,7 @@
             <w:pPr>
               <w:spacing w:after="20" w:before="0"/>
             </w:pPr>
-            <w:hyperlink w:history="1" r:id="rIdrvycngmg_qilpzt7rwoxe">
+            <w:hyperlink w:history="1" r:id="rIdckaragbogugytdbfj8uji">
               <w:r>
                 <w:rPr>
                   <w:rFonts w:ascii="Arial" w:cs="Arial" w:eastAsia="Arial" w:hAnsi="Arial"/>
@@ -13973,7 +13973,7 @@
               <w:spacing w:after="10" w:before="0"/>
               <w:ind w:left="120"/>
             </w:pPr>
-            <w:hyperlink w:history="1" r:id="rIdjnviaqpbjgahqfy1ha1y9">
+            <w:hyperlink w:history="1" r:id="rIdbvsnlfelwhh1oz_4islwx">
               <w:r>
                 <w:rPr>
                   <w:rFonts w:ascii="Arial" w:cs="Arial" w:eastAsia="Arial" w:hAnsi="Arial"/>
@@ -15412,32 +15412,32 @@
         <w:tc>
           <w:tcPr>
             <w:tcW w:type="dxa" w:w="1520"/>
-            <w:shd w:fill="F2F2F2" w:color="auto" w:val="clear"/>
-            <w:tcMar>
-              <w:top w:type="dxa" w:w="60"/>
-              <w:left w:type="dxa" w:w="120"/>
-              <w:bottom w:type="dxa" w:w="60"/>
-              <w:right w:type="dxa" w:w="120"/>
-            </w:tcMar>
-            <w:vAlign w:val="top"/>
-          </w:tcPr>
-          <w:p>
-            <w:pPr>
-              <w:spacing w:after="40" w:before="0"/>
-              <w:jc w:val="left"/>
-            </w:pPr>
-            <w:r>
-              <w:rPr>
-                <w:rFonts w:ascii="Arial" w:cs="Arial" w:eastAsia="Arial" w:hAnsi="Arial"/>
-                <w:b/>
-                <w:bCs/>
-                <w:i w:val="false"/>
-                <w:iCs w:val="false"/>
-                <w:color w:val="000000"/>
-                <w:sz w:val="18"/>
-                <w:szCs w:val="18"/>
-              </w:rPr>
-              <w:t xml:space="preserve">1 — PREDICT</w:t>
+            <w:shd w:fill="EAD1F5" w:color="auto" w:val="clear"/>
+            <w:tcMar>
+              <w:top w:type="dxa" w:w="60"/>
+              <w:left w:type="dxa" w:w="120"/>
+              <w:bottom w:type="dxa" w:w="60"/>
+              <w:right w:type="dxa" w:w="120"/>
+            </w:tcMar>
+            <w:vAlign w:val="top"/>
+          </w:tcPr>
+          <w:p>
+            <w:pPr>
+              <w:spacing w:after="40" w:before="0"/>
+              <w:jc w:val="left"/>
+            </w:pPr>
+            <w:r>
+              <w:rPr>
+                <w:rFonts w:ascii="Arial" w:cs="Arial" w:eastAsia="Arial" w:hAnsi="Arial"/>
+                <w:b/>
+                <w:bCs/>
+                <w:i w:val="false"/>
+                <w:iCs w:val="false"/>
+                <w:color w:val="000000"/>
+                <w:sz w:val="18"/>
+                <w:szCs w:val="18"/>
+              </w:rPr>
+              <w:t xml:space="preserve">Predict Phase</w:t>
             </w:r>
           </w:p>
           <w:p>
@@ -15460,7 +15460,7 @@
             <w:pPr>
               <w:spacing w:after="20" w:before="0"/>
             </w:pPr>
-            <w:hyperlink w:history="1" r:id="rIdvfiom_olxgv6y1d9-u3vp">
+            <w:hyperlink w:history="1" r:id="rIdjklgwfzpbchxifevrf3ce">
               <w:r>
                 <w:rPr>
                   <w:rFonts w:ascii="Arial" w:cs="Arial" w:eastAsia="Arial" w:hAnsi="Arial"/>
@@ -15493,7 +15493,7 @@
               <w:spacing w:after="10" w:before="0"/>
               <w:ind w:left="120"/>
             </w:pPr>
-            <w:hyperlink w:history="1" r:id="rIdr4svgyybdcriaypev4dvm">
+            <w:hyperlink w:history="1" r:id="rId4uiplo9ov5kw4ixkrjdrd">
               <w:r>
                 <w:rPr>
                   <w:rFonts w:ascii="Arial" w:cs="Arial" w:eastAsia="Arial" w:hAnsi="Arial"/>
@@ -15538,7 +15538,7 @@
             <w:pPr>
               <w:spacing w:after="20" w:before="0"/>
             </w:pPr>
-            <w:hyperlink w:history="1" r:id="rIdakxnzm7fsdsf6lclmdncl">
+            <w:hyperlink w:history="1" r:id="rIdmbca9mclapptsdcez2vbv">
               <w:r>
                 <w:rPr>
                   <w:rFonts w:ascii="Arial" w:cs="Arial" w:eastAsia="Arial" w:hAnsi="Arial"/>
@@ -15571,7 +15571,7 @@
               <w:spacing w:after="10" w:before="0"/>
               <w:ind w:left="120"/>
             </w:pPr>
-            <w:hyperlink w:history="1" r:id="rIddfufdr9ioyh0viiuh7poq">
+            <w:hyperlink w:history="1" r:id="rIdozlnmhlkc6j_uder3riiv">
               <w:r>
                 <w:rPr>
                   <w:rFonts w:ascii="Arial" w:cs="Arial" w:eastAsia="Arial" w:hAnsi="Arial"/>
@@ -15718,32 +15718,32 @@
         <w:tc>
           <w:tcPr>
             <w:tcW w:type="dxa" w:w="1520"/>
-            <w:shd w:fill="F2F2F2" w:color="auto" w:val="clear"/>
-            <w:tcMar>
-              <w:top w:type="dxa" w:w="60"/>
-              <w:left w:type="dxa" w:w="120"/>
-              <w:bottom w:type="dxa" w:w="60"/>
-              <w:right w:type="dxa" w:w="120"/>
-            </w:tcMar>
-            <w:vAlign w:val="top"/>
-          </w:tcPr>
-          <w:p>
-            <w:pPr>
-              <w:spacing w:after="40" w:before="0"/>
-              <w:jc w:val="left"/>
-            </w:pPr>
-            <w:r>
-              <w:rPr>
-                <w:rFonts w:ascii="Arial" w:cs="Arial" w:eastAsia="Arial" w:hAnsi="Arial"/>
-                <w:b/>
-                <w:bCs/>
-                <w:i w:val="false"/>
-                <w:iCs w:val="false"/>
-                <w:color w:val="000000"/>
-                <w:sz w:val="18"/>
-                <w:szCs w:val="18"/>
-              </w:rPr>
-              <w:t xml:space="preserve">2 — OBSERVE (Evidence Gathering)</w:t>
+            <w:shd w:fill="D9EEF1" w:color="auto" w:val="clear"/>
+            <w:tcMar>
+              <w:top w:type="dxa" w:w="60"/>
+              <w:left w:type="dxa" w:w="120"/>
+              <w:bottom w:type="dxa" w:w="60"/>
+              <w:right w:type="dxa" w:w="120"/>
+            </w:tcMar>
+            <w:vAlign w:val="top"/>
+          </w:tcPr>
+          <w:p>
+            <w:pPr>
+              <w:spacing w:after="40" w:before="0"/>
+              <w:jc w:val="left"/>
+            </w:pPr>
+            <w:r>
+              <w:rPr>
+                <w:rFonts w:ascii="Arial" w:cs="Arial" w:eastAsia="Arial" w:hAnsi="Arial"/>
+                <w:b/>
+                <w:bCs/>
+                <w:i w:val="false"/>
+                <w:iCs w:val="false"/>
+                <w:color w:val="000000"/>
+                <w:sz w:val="18"/>
+                <w:szCs w:val="18"/>
+              </w:rPr>
+              <w:t xml:space="preserve">Observe Phase</w:t>
             </w:r>
           </w:p>
           <w:p>
@@ -15766,7 +15766,7 @@
             <w:pPr>
               <w:spacing w:after="20" w:before="0"/>
             </w:pPr>
-            <w:hyperlink w:history="1" r:id="rIdisoswh05w-kvll56hhy3-">
+            <w:hyperlink w:history="1" r:id="rIdjojbal75j1rfeurqil73w">
               <w:r>
                 <w:rPr>
                   <w:rFonts w:ascii="Arial" w:cs="Arial" w:eastAsia="Arial" w:hAnsi="Arial"/>
@@ -15799,7 +15799,7 @@
               <w:spacing w:after="10" w:before="0"/>
               <w:ind w:left="120"/>
             </w:pPr>
-            <w:hyperlink w:history="1" r:id="rIdeyen0pzunigl0honl5ttm">
+            <w:hyperlink w:history="1" r:id="rIdlw6b2tbfwp6dpp0cprmic">
               <w:r>
                 <w:rPr>
                   <w:rFonts w:ascii="Arial" w:cs="Arial" w:eastAsia="Arial" w:hAnsi="Arial"/>
@@ -15844,7 +15844,7 @@
             <w:pPr>
               <w:spacing w:after="20" w:before="0"/>
             </w:pPr>
-            <w:hyperlink w:history="1" r:id="rIdkwd1ursfm_03ephdtkmsi">
+            <w:hyperlink w:history="1" r:id="rIduapd8vnuxypapqtlbpu2n">
               <w:r>
                 <w:rPr>
                   <w:rFonts w:ascii="Arial" w:cs="Arial" w:eastAsia="Arial" w:hAnsi="Arial"/>
@@ -15877,7 +15877,7 @@
               <w:spacing w:after="10" w:before="0"/>
               <w:ind w:left="120"/>
             </w:pPr>
-            <w:hyperlink w:history="1" r:id="rIdxawnk19vxtq3nlfu8sko0">
+            <w:hyperlink w:history="1" r:id="rIdkdbsopqoc7ha5djyftlud">
               <w:r>
                 <w:rPr>
                   <w:rFonts w:ascii="Arial" w:cs="Arial" w:eastAsia="Arial" w:hAnsi="Arial"/>
@@ -16366,32 +16366,32 @@
         <w:tc>
           <w:tcPr>
             <w:tcW w:type="dxa" w:w="1520"/>
-            <w:shd w:fill="F2F2F2" w:color="auto" w:val="clear"/>
-            <w:tcMar>
-              <w:top w:type="dxa" w:w="60"/>
-              <w:left w:type="dxa" w:w="120"/>
-              <w:bottom w:type="dxa" w:w="60"/>
-              <w:right w:type="dxa" w:w="120"/>
-            </w:tcMar>
-            <w:vAlign w:val="top"/>
-          </w:tcPr>
-          <w:p>
-            <w:pPr>
-              <w:spacing w:after="40" w:before="0"/>
-              <w:jc w:val="left"/>
-            </w:pPr>
-            <w:r>
-              <w:rPr>
-                <w:rFonts w:ascii="Arial" w:cs="Arial" w:eastAsia="Arial" w:hAnsi="Arial"/>
-                <w:b/>
-                <w:bCs/>
-                <w:i w:val="false"/>
-                <w:iCs w:val="false"/>
-                <w:color w:val="000000"/>
-                <w:sz w:val="18"/>
-                <w:szCs w:val="18"/>
-              </w:rPr>
-              <w:t xml:space="preserve">3 — EXPLAIN (Sensemaking Discussion)</w:t>
+            <w:shd w:fill="E2EFDA" w:color="auto" w:val="clear"/>
+            <w:tcMar>
+              <w:top w:type="dxa" w:w="60"/>
+              <w:left w:type="dxa" w:w="120"/>
+              <w:bottom w:type="dxa" w:w="60"/>
+              <w:right w:type="dxa" w:w="120"/>
+            </w:tcMar>
+            <w:vAlign w:val="top"/>
+          </w:tcPr>
+          <w:p>
+            <w:pPr>
+              <w:spacing w:after="40" w:before="0"/>
+              <w:jc w:val="left"/>
+            </w:pPr>
+            <w:r>
+              <w:rPr>
+                <w:rFonts w:ascii="Arial" w:cs="Arial" w:eastAsia="Arial" w:hAnsi="Arial"/>
+                <w:b/>
+                <w:bCs/>
+                <w:i w:val="false"/>
+                <w:iCs w:val="false"/>
+                <w:color w:val="000000"/>
+                <w:sz w:val="18"/>
+                <w:szCs w:val="18"/>
+              </w:rPr>
+              <w:t xml:space="preserve">Explain Phase</w:t>
             </w:r>
           </w:p>
           <w:p>
@@ -16414,7 +16414,7 @@
             <w:pPr>
               <w:spacing w:after="20" w:before="0"/>
             </w:pPr>
-            <w:hyperlink w:history="1" r:id="rIdaen43mgzz59eqx3mh69pt">
+            <w:hyperlink w:history="1" r:id="rIdbygzxqqklaaaado8bxyap">
               <w:r>
                 <w:rPr>
                   <w:rFonts w:ascii="Arial" w:cs="Arial" w:eastAsia="Arial" w:hAnsi="Arial"/>
@@ -16447,7 +16447,7 @@
               <w:spacing w:after="10" w:before="0"/>
               <w:ind w:left="120"/>
             </w:pPr>
-            <w:hyperlink w:history="1" r:id="rIdtwb_tvw9quckrfhrrcjpr">
+            <w:hyperlink w:history="1" r:id="rIdp_re4lw9kf6fea-c9eeib">
               <w:r>
                 <w:rPr>
                   <w:rFonts w:ascii="Arial" w:cs="Arial" w:eastAsia="Arial" w:hAnsi="Arial"/>
@@ -16492,7 +16492,7 @@
             <w:pPr>
               <w:spacing w:after="20" w:before="0"/>
             </w:pPr>
-            <w:hyperlink w:history="1" r:id="rIdiakw_0jlonftga0c9ouzp">
+            <w:hyperlink w:history="1" r:id="rId3vkb-wu-pbshwas54702b">
               <w:r>
                 <w:rPr>
                   <w:rFonts w:ascii="Arial" w:cs="Arial" w:eastAsia="Arial" w:hAnsi="Arial"/>
@@ -16525,7 +16525,7 @@
               <w:spacing w:after="10" w:before="0"/>
               <w:ind w:left="120"/>
             </w:pPr>
-            <w:hyperlink w:history="1" r:id="rIdg3jsv6fkrabljiiwpzwvn">
+            <w:hyperlink w:history="1" r:id="rIdowhpgj8xg1hzs-7rbcxti">
               <w:r>
                 <w:rPr>
                   <w:rFonts w:ascii="Arial" w:cs="Arial" w:eastAsia="Arial" w:hAnsi="Arial"/>
@@ -16919,32 +16919,32 @@
         <w:tc>
           <w:tcPr>
             <w:tcW w:type="dxa" w:w="1520"/>
-            <w:shd w:fill="F2F2F2" w:color="auto" w:val="clear"/>
-            <w:tcMar>
-              <w:top w:type="dxa" w:w="60"/>
-              <w:left w:type="dxa" w:w="120"/>
-              <w:bottom w:type="dxa" w:w="60"/>
-              <w:right w:type="dxa" w:w="120"/>
-            </w:tcMar>
-            <w:vAlign w:val="top"/>
-          </w:tcPr>
-          <w:p>
-            <w:pPr>
-              <w:spacing w:after="40" w:before="0"/>
-              <w:jc w:val="left"/>
-            </w:pPr>
-            <w:r>
-              <w:rPr>
-                <w:rFonts w:ascii="Arial" w:cs="Arial" w:eastAsia="Arial" w:hAnsi="Arial"/>
-                <w:b/>
-                <w:bCs/>
-                <w:i w:val="false"/>
-                <w:iCs w:val="false"/>
-                <w:color w:val="000000"/>
-                <w:sz w:val="18"/>
-                <w:szCs w:val="18"/>
-              </w:rPr>
-              <w:t xml:space="preserve">4 — DRIVING QUESTION BOARD (DQB) UPDATE</w:t>
+            <w:shd w:fill="FCE4D6" w:color="auto" w:val="clear"/>
+            <w:tcMar>
+              <w:top w:type="dxa" w:w="60"/>
+              <w:left w:type="dxa" w:w="120"/>
+              <w:bottom w:type="dxa" w:w="60"/>
+              <w:right w:type="dxa" w:w="120"/>
+            </w:tcMar>
+            <w:vAlign w:val="top"/>
+          </w:tcPr>
+          <w:p>
+            <w:pPr>
+              <w:spacing w:after="40" w:before="0"/>
+              <w:jc w:val="left"/>
+            </w:pPr>
+            <w:r>
+              <w:rPr>
+                <w:rFonts w:ascii="Arial" w:cs="Arial" w:eastAsia="Arial" w:hAnsi="Arial"/>
+                <w:b/>
+                <w:bCs/>
+                <w:i w:val="false"/>
+                <w:iCs w:val="false"/>
+                <w:color w:val="000000"/>
+                <w:sz w:val="18"/>
+                <w:szCs w:val="18"/>
+              </w:rPr>
+              <w:t xml:space="preserve">Driving Question Board (DQB) Creation</w:t>
             </w:r>
           </w:p>
           <w:p>
@@ -16967,7 +16967,7 @@
             <w:pPr>
               <w:spacing w:after="20" w:before="0"/>
             </w:pPr>
-            <w:hyperlink w:history="1" r:id="rIdhmqsdihcz89mwae3vq1j8">
+            <w:hyperlink w:history="1" r:id="rIdwvmrzogyrn1azybbink3r">
               <w:r>
                 <w:rPr>
                   <w:rFonts w:ascii="Arial" w:cs="Arial" w:eastAsia="Arial" w:hAnsi="Arial"/>
@@ -17000,7 +17000,7 @@
               <w:spacing w:after="10" w:before="0"/>
               <w:ind w:left="120"/>
             </w:pPr>
-            <w:hyperlink w:history="1" r:id="rIdwgybcbucyu6bhgttm1dh8">
+            <w:hyperlink w:history="1" r:id="rIdltqiwbpkxp69xjy5rssis">
               <w:r>
                 <w:rPr>
                   <w:rFonts w:ascii="Arial" w:cs="Arial" w:eastAsia="Arial" w:hAnsi="Arial"/>
@@ -17045,7 +17045,7 @@
             <w:pPr>
               <w:spacing w:after="20" w:before="0"/>
             </w:pPr>
-            <w:hyperlink w:history="1" r:id="rIdgfi7kkg_sataiwmndzokp">
+            <w:hyperlink w:history="1" r:id="rIdrshga5biysioify8efdno">
               <w:r>
                 <w:rPr>
                   <w:rFonts w:ascii="Arial" w:cs="Arial" w:eastAsia="Arial" w:hAnsi="Arial"/>
@@ -17078,7 +17078,7 @@
               <w:spacing w:after="10" w:before="0"/>
               <w:ind w:left="120"/>
             </w:pPr>
-            <w:hyperlink w:history="1" r:id="rIdti9b7q_wl9l2y3rhk3cpk">
+            <w:hyperlink w:history="1" r:id="rIdlodgyrismaicsfal7sn3q">
               <w:r>
                 <w:rPr>
                   <w:rFonts w:ascii="Arial" w:cs="Arial" w:eastAsia="Arial" w:hAnsi="Arial"/>
@@ -17379,32 +17379,32 @@
         <w:tc>
           <w:tcPr>
             <w:tcW w:type="dxa" w:w="1520"/>
-            <w:shd w:fill="F2F2F2" w:color="auto" w:val="clear"/>
-            <w:tcMar>
-              <w:top w:type="dxa" w:w="60"/>
-              <w:left w:type="dxa" w:w="120"/>
-              <w:bottom w:type="dxa" w:w="60"/>
-              <w:right w:type="dxa" w:w="120"/>
-            </w:tcMar>
-            <w:vAlign w:val="top"/>
-          </w:tcPr>
-          <w:p>
-            <w:pPr>
-              <w:spacing w:after="40" w:before="0"/>
-              <w:jc w:val="left"/>
-            </w:pPr>
-            <w:r>
-              <w:rPr>
-                <w:rFonts w:ascii="Arial" w:cs="Arial" w:eastAsia="Arial" w:hAnsi="Arial"/>
-                <w:b/>
-                <w:bCs/>
-                <w:i w:val="false"/>
-                <w:iCs w:val="false"/>
-                <w:color w:val="000000"/>
-                <w:sz w:val="18"/>
-                <w:szCs w:val="18"/>
-              </w:rPr>
-              <w:t xml:space="preserve">5 — MODEL BUILDING</w:t>
+            <w:shd w:fill="D5E8F0" w:color="auto" w:val="clear"/>
+            <w:tcMar>
+              <w:top w:type="dxa" w:w="60"/>
+              <w:left w:type="dxa" w:w="120"/>
+              <w:bottom w:type="dxa" w:w="60"/>
+              <w:right w:type="dxa" w:w="120"/>
+            </w:tcMar>
+            <w:vAlign w:val="top"/>
+          </w:tcPr>
+          <w:p>
+            <w:pPr>
+              <w:spacing w:after="40" w:before="0"/>
+              <w:jc w:val="left"/>
+            </w:pPr>
+            <w:r>
+              <w:rPr>
+                <w:rFonts w:ascii="Arial" w:cs="Arial" w:eastAsia="Arial" w:hAnsi="Arial"/>
+                <w:b/>
+                <w:bCs/>
+                <w:i w:val="false"/>
+                <w:iCs w:val="false"/>
+                <w:color w:val="000000"/>
+                <w:sz w:val="18"/>
+                <w:szCs w:val="18"/>
+              </w:rPr>
+              <w:t xml:space="preserve">Model Building Phase</w:t>
             </w:r>
           </w:p>
           <w:p>
@@ -17427,7 +17427,7 @@
             <w:pPr>
               <w:spacing w:after="20" w:before="0"/>
             </w:pPr>
-            <w:hyperlink w:history="1" r:id="rIdyi46fxsersy1te1bjc-gc">
+            <w:hyperlink w:history="1" r:id="rId_mfj56igh4qhzd5hx82v6">
               <w:r>
                 <w:rPr>
                   <w:rFonts w:ascii="Arial" w:cs="Arial" w:eastAsia="Arial" w:hAnsi="Arial"/>
@@ -17460,7 +17460,7 @@
               <w:spacing w:after="10" w:before="0"/>
               <w:ind w:left="120"/>
             </w:pPr>
-            <w:hyperlink w:history="1" r:id="rIdp9h07jxhpjj3ebovsbh9-">
+            <w:hyperlink w:history="1" r:id="rIdswbjsymmdqv84-bmvnnug">
               <w:r>
                 <w:rPr>
                   <w:rFonts w:ascii="Arial" w:cs="Arial" w:eastAsia="Arial" w:hAnsi="Arial"/>
@@ -17505,7 +17505,7 @@
             <w:pPr>
               <w:spacing w:after="20" w:before="0"/>
             </w:pPr>
-            <w:hyperlink w:history="1" r:id="rIdizniocbowwmg3imvsvwr6">
+            <w:hyperlink w:history="1" r:id="rIdxx3iv3zo-p119lzsol78g">
               <w:r>
                 <w:rPr>
                   <w:rFonts w:ascii="Arial" w:cs="Arial" w:eastAsia="Arial" w:hAnsi="Arial"/>
@@ -17538,7 +17538,7 @@
               <w:spacing w:after="10" w:before="0"/>
               <w:ind w:left="120"/>
             </w:pPr>
-            <w:hyperlink w:history="1" r:id="rIdx9z6lth6tov4hvoioij0l">
+            <w:hyperlink w:history="1" r:id="rId-exuvde99gv3c4nxxt_ga">
               <w:r>
                 <w:rPr>
                   <w:rFonts w:ascii="Arial" w:cs="Arial" w:eastAsia="Arial" w:hAnsi="Arial"/>
@@ -19531,7 +19531,7 @@
             <w:pPr>
               <w:spacing w:after="20" w:before="0"/>
             </w:pPr>
-            <w:hyperlink w:history="1" r:id="rId4x9vyfh6iy_tjcubpuesa">
+            <w:hyperlink w:history="1" r:id="rIdz-fdsq3hefy-vopj0-w2a">
               <w:r>
                 <w:rPr>
                   <w:rFonts w:ascii="Arial" w:cs="Arial" w:eastAsia="Arial" w:hAnsi="Arial"/>
@@ -19564,7 +19564,7 @@
               <w:spacing w:after="10" w:before="0"/>
               <w:ind w:left="120"/>
             </w:pPr>
-            <w:hyperlink w:history="1" r:id="rIdikqjaelh7d5pyxnc7wg65">
+            <w:hyperlink w:history="1" r:id="rIdcdxrfiqnm_f_213moh0au">
               <w:r>
                 <w:rPr>
                   <w:rFonts w:ascii="Arial" w:cs="Arial" w:eastAsia="Arial" w:hAnsi="Arial"/>
@@ -19609,7 +19609,7 @@
             <w:pPr>
               <w:spacing w:after="20" w:before="0"/>
             </w:pPr>
-            <w:hyperlink w:history="1" r:id="rId-j8q2hwfid9uuzxwgjm7g">
+            <w:hyperlink w:history="1" r:id="rIdct8uwy-a8bdtjvf5993jc">
               <w:r>
                 <w:rPr>
                   <w:rFonts w:ascii="Arial" w:cs="Arial" w:eastAsia="Arial" w:hAnsi="Arial"/>
@@ -19642,7 +19642,7 @@
               <w:spacing w:after="10" w:before="0"/>
               <w:ind w:left="120"/>
             </w:pPr>
-            <w:hyperlink w:history="1" r:id="rIdmv0dg50iivffjvx9hvmv0">
+            <w:hyperlink w:history="1" r:id="rId0pfovkjuyw_ocznrmdet-">
               <w:r>
                 <w:rPr>
                   <w:rFonts w:ascii="Arial" w:cs="Arial" w:eastAsia="Arial" w:hAnsi="Arial"/>
@@ -19837,7 +19837,7 @@
             <w:pPr>
               <w:spacing w:after="20" w:before="0"/>
             </w:pPr>
-            <w:hyperlink w:history="1" r:id="rIdugtns-h7oqbibtsxgni8p">
+            <w:hyperlink w:history="1" r:id="rIdfd5hyir_rs25rlbortysr">
               <w:r>
                 <w:rPr>
                   <w:rFonts w:ascii="Arial" w:cs="Arial" w:eastAsia="Arial" w:hAnsi="Arial"/>
@@ -19870,7 +19870,7 @@
               <w:spacing w:after="10" w:before="0"/>
               <w:ind w:left="120"/>
             </w:pPr>
-            <w:hyperlink w:history="1" r:id="rIdaewgawwzfhca1naqtnlvt">
+            <w:hyperlink w:history="1" r:id="rIdxiujc_pfbngxp7weneyqu">
               <w:r>
                 <w:rPr>
                   <w:rFonts w:ascii="Arial" w:cs="Arial" w:eastAsia="Arial" w:hAnsi="Arial"/>
@@ -19915,7 +19915,7 @@
             <w:pPr>
               <w:spacing w:after="20" w:before="0"/>
             </w:pPr>
-            <w:hyperlink w:history="1" r:id="rId7kvma3ie0hopvpogon3mf">
+            <w:hyperlink w:history="1" r:id="rIdkjcwyt0uazy0xfspgzylu">
               <w:r>
                 <w:rPr>
                   <w:rFonts w:ascii="Arial" w:cs="Arial" w:eastAsia="Arial" w:hAnsi="Arial"/>
@@ -19948,7 +19948,7 @@
               <w:spacing w:after="10" w:before="0"/>
               <w:ind w:left="120"/>
             </w:pPr>
-            <w:hyperlink w:history="1" r:id="rIdizyamz7mrvs1n7bfgyquz">
+            <w:hyperlink w:history="1" r:id="rId9guxtlmd84oi-avtjh4x3">
               <w:r>
                 <w:rPr>
                   <w:rFonts w:ascii="Arial" w:cs="Arial" w:eastAsia="Arial" w:hAnsi="Arial"/>
@@ -20143,7 +20143,7 @@
             <w:pPr>
               <w:spacing w:after="20" w:before="0"/>
             </w:pPr>
-            <w:hyperlink w:history="1" r:id="rIdr5ighvyxxjfbhpqrreg9h">
+            <w:hyperlink w:history="1" r:id="rIdxsc45ykm0zs6gl7nks8r3">
               <w:r>
                 <w:rPr>
                   <w:rFonts w:ascii="Arial" w:cs="Arial" w:eastAsia="Arial" w:hAnsi="Arial"/>
@@ -20176,7 +20176,7 @@
               <w:spacing w:after="10" w:before="0"/>
               <w:ind w:left="120"/>
             </w:pPr>
-            <w:hyperlink w:history="1" r:id="rId-mvi8buxwy_zoh6bnsnrw">
+            <w:hyperlink w:history="1" r:id="rId8bh88zfxpft8ra1ipfkoh">
               <w:r>
                 <w:rPr>
                   <w:rFonts w:ascii="Arial" w:cs="Arial" w:eastAsia="Arial" w:hAnsi="Arial"/>
@@ -20221,7 +20221,7 @@
             <w:pPr>
               <w:spacing w:after="20" w:before="0"/>
             </w:pPr>
-            <w:hyperlink w:history="1" r:id="rIdkuctu4r-7y9ztll_2wfy_">
+            <w:hyperlink w:history="1" r:id="rIdzgedjypeacufks-l3xhk4">
               <w:r>
                 <w:rPr>
                   <w:rFonts w:ascii="Arial" w:cs="Arial" w:eastAsia="Arial" w:hAnsi="Arial"/>
@@ -20254,7 +20254,7 @@
               <w:spacing w:after="10" w:before="0"/>
               <w:ind w:left="120"/>
             </w:pPr>
-            <w:hyperlink w:history="1" r:id="rIdnrjseypvzd-d5wa4iyj8m">
+            <w:hyperlink w:history="1" r:id="rIdtv7po8slvqoopqszfcril">
               <w:r>
                 <w:rPr>
                   <w:rFonts w:ascii="Arial" w:cs="Arial" w:eastAsia="Arial" w:hAnsi="Arial"/>
@@ -20449,7 +20449,7 @@
             <w:pPr>
               <w:spacing w:after="20" w:before="0"/>
             </w:pPr>
-            <w:hyperlink w:history="1" r:id="rIdbyfbb7v65u3yzhjomhjfo">
+            <w:hyperlink w:history="1" r:id="rId2hymso4x5fiqepf6jwaod">
               <w:r>
                 <w:rPr>
                   <w:rFonts w:ascii="Arial" w:cs="Arial" w:eastAsia="Arial" w:hAnsi="Arial"/>
@@ -20482,7 +20482,7 @@
               <w:spacing w:after="10" w:before="0"/>
               <w:ind w:left="120"/>
             </w:pPr>
-            <w:hyperlink w:history="1" r:id="rIdvv0tqalbmazrukwlk9cqp">
+            <w:hyperlink w:history="1" r:id="rId0uy25get8sxr21of010gs">
               <w:r>
                 <w:rPr>
                   <w:rFonts w:ascii="Arial" w:cs="Arial" w:eastAsia="Arial" w:hAnsi="Arial"/>
@@ -20527,7 +20527,7 @@
             <w:pPr>
               <w:spacing w:after="20" w:before="0"/>
             </w:pPr>
-            <w:hyperlink w:history="1" r:id="rIdh-jpxbew-jy0gffnobc03">
+            <w:hyperlink w:history="1" r:id="rIdai2whduxqnbblz0gsjy5q">
               <w:r>
                 <w:rPr>
                   <w:rFonts w:ascii="Arial" w:cs="Arial" w:eastAsia="Arial" w:hAnsi="Arial"/>
@@ -20560,7 +20560,7 @@
               <w:spacing w:after="10" w:before="0"/>
               <w:ind w:left="120"/>
             </w:pPr>
-            <w:hyperlink w:history="1" r:id="rId7fueiyqiut34lvzrjcnkw">
+            <w:hyperlink w:history="1" r:id="rId9df53u9vxzu903ugi03or">
               <w:r>
                 <w:rPr>
                   <w:rFonts w:ascii="Arial" w:cs="Arial" w:eastAsia="Arial" w:hAnsi="Arial"/>
@@ -20755,7 +20755,7 @@
             <w:pPr>
               <w:spacing w:after="20" w:before="0"/>
             </w:pPr>
-            <w:hyperlink w:history="1" r:id="rIdc5yadly2ghjzlekhymbhn">
+            <w:hyperlink w:history="1" r:id="rId9fhokxp1tztyw5zapfm1k">
               <w:r>
                 <w:rPr>
                   <w:rFonts w:ascii="Arial" w:cs="Arial" w:eastAsia="Arial" w:hAnsi="Arial"/>
@@ -20788,7 +20788,7 @@
               <w:spacing w:after="10" w:before="0"/>
               <w:ind w:left="120"/>
             </w:pPr>
-            <w:hyperlink w:history="1" r:id="rIdmjg3lziakxrbgyuiprpnv">
+            <w:hyperlink w:history="1" r:id="rIdg5rcsso6epq9lbo73npyf">
               <w:r>
                 <w:rPr>
                   <w:rFonts w:ascii="Arial" w:cs="Arial" w:eastAsia="Arial" w:hAnsi="Arial"/>
@@ -20833,7 +20833,7 @@
             <w:pPr>
               <w:spacing w:after="20" w:before="0"/>
             </w:pPr>
-            <w:hyperlink w:history="1" r:id="rId6q9doiqosg0cyksmrrx60">
+            <w:hyperlink w:history="1" r:id="rIdfxam-ufi8gdvyr_33y5nr">
               <w:r>
                 <w:rPr>
                   <w:rFonts w:ascii="Arial" w:cs="Arial" w:eastAsia="Arial" w:hAnsi="Arial"/>
@@ -20866,7 +20866,7 @@
               <w:spacing w:after="10" w:before="0"/>
               <w:ind w:left="120"/>
             </w:pPr>
-            <w:hyperlink w:history="1" r:id="rIdvqskolxpkqvbapeag0uj4">
+            <w:hyperlink w:history="1" r:id="rIdn3qbm8cq96kqr7nhupizq">
               <w:r>
                 <w:rPr>
                   <w:rFonts w:ascii="Arial" w:cs="Arial" w:eastAsia="Arial" w:hAnsi="Arial"/>
@@ -22381,32 +22381,32 @@
         <w:tc>
           <w:tcPr>
             <w:tcW w:type="dxa" w:w="1520"/>
-            <w:shd w:fill="F2F2F2" w:color="auto" w:val="clear"/>
-            <w:tcMar>
-              <w:top w:type="dxa" w:w="60"/>
-              <w:left w:type="dxa" w:w="120"/>
-              <w:bottom w:type="dxa" w:w="60"/>
-              <w:right w:type="dxa" w:w="120"/>
-            </w:tcMar>
-            <w:vAlign w:val="top"/>
-          </w:tcPr>
-          <w:p>
-            <w:pPr>
-              <w:spacing w:after="40" w:before="0"/>
-              <w:jc w:val="left"/>
-            </w:pPr>
-            <w:r>
-              <w:rPr>
-                <w:rFonts w:ascii="Arial" w:cs="Arial" w:eastAsia="Arial" w:hAnsi="Arial"/>
-                <w:b/>
-                <w:bCs/>
-                <w:i w:val="false"/>
-                <w:iCs w:val="false"/>
-                <w:color w:val="000000"/>
-                <w:sz w:val="18"/>
-                <w:szCs w:val="18"/>
-              </w:rPr>
-              <w:t xml:space="preserve">Phase 1 — Predict</w:t>
+            <w:shd w:fill="EAD1F5" w:color="auto" w:val="clear"/>
+            <w:tcMar>
+              <w:top w:type="dxa" w:w="60"/>
+              <w:left w:type="dxa" w:w="120"/>
+              <w:bottom w:type="dxa" w:w="60"/>
+              <w:right w:type="dxa" w:w="120"/>
+            </w:tcMar>
+            <w:vAlign w:val="top"/>
+          </w:tcPr>
+          <w:p>
+            <w:pPr>
+              <w:spacing w:after="40" w:before="0"/>
+              <w:jc w:val="left"/>
+            </w:pPr>
+            <w:r>
+              <w:rPr>
+                <w:rFonts w:ascii="Arial" w:cs="Arial" w:eastAsia="Arial" w:hAnsi="Arial"/>
+                <w:b/>
+                <w:bCs/>
+                <w:i w:val="false"/>
+                <w:iCs w:val="false"/>
+                <w:color w:val="000000"/>
+                <w:sz w:val="18"/>
+                <w:szCs w:val="18"/>
+              </w:rPr>
+              <w:t xml:space="preserve">Predict Phase</w:t>
             </w:r>
           </w:p>
           <w:p>
@@ -22429,7 +22429,7 @@
             <w:pPr>
               <w:spacing w:after="20" w:before="0"/>
             </w:pPr>
-            <w:hyperlink w:history="1" r:id="rId4xe8a2o_9k7sgsxxvc2nc">
+            <w:hyperlink w:history="1" r:id="rId8pgxz-t32xp0xz7o0yiyk">
               <w:r>
                 <w:rPr>
                   <w:rFonts w:ascii="Arial" w:cs="Arial" w:eastAsia="Arial" w:hAnsi="Arial"/>
@@ -22462,7 +22462,7 @@
               <w:spacing w:after="10" w:before="0"/>
               <w:ind w:left="120"/>
             </w:pPr>
-            <w:hyperlink w:history="1" r:id="rIdtj8fl5zl9yh3ptaesn4xt">
+            <w:hyperlink w:history="1" r:id="rIdjcawxjf5uf4hewsptmx5k">
               <w:r>
                 <w:rPr>
                   <w:rFonts w:ascii="Arial" w:cs="Arial" w:eastAsia="Arial" w:hAnsi="Arial"/>
@@ -22507,7 +22507,7 @@
             <w:pPr>
               <w:spacing w:after="20" w:before="0"/>
             </w:pPr>
-            <w:hyperlink w:history="1" r:id="rIdmlbirp2zxsqgxyfqhpcre">
+            <w:hyperlink w:history="1" r:id="rIdj2oqcsg37uea6llfgzgwz">
               <w:r>
                 <w:rPr>
                   <w:rFonts w:ascii="Arial" w:cs="Arial" w:eastAsia="Arial" w:hAnsi="Arial"/>
@@ -22540,7 +22540,7 @@
               <w:spacing w:after="10" w:before="0"/>
               <w:ind w:left="120"/>
             </w:pPr>
-            <w:hyperlink w:history="1" r:id="rIdqjjshlkfwftt-3zwkgzft">
+            <w:hyperlink w:history="1" r:id="rId2jcpwlvl1aloyc2x6uott">
               <w:r>
                 <w:rPr>
                   <w:rFonts w:ascii="Arial" w:cs="Arial" w:eastAsia="Arial" w:hAnsi="Arial"/>
@@ -22687,32 +22687,32 @@
         <w:tc>
           <w:tcPr>
             <w:tcW w:type="dxa" w:w="1520"/>
-            <w:shd w:fill="F2F2F2" w:color="auto" w:val="clear"/>
-            <w:tcMar>
-              <w:top w:type="dxa" w:w="60"/>
-              <w:left w:type="dxa" w:w="120"/>
-              <w:bottom w:type="dxa" w:w="60"/>
-              <w:right w:type="dxa" w:w="120"/>
-            </w:tcMar>
-            <w:vAlign w:val="top"/>
-          </w:tcPr>
-          <w:p>
-            <w:pPr>
-              <w:spacing w:after="40" w:before="0"/>
-              <w:jc w:val="left"/>
-            </w:pPr>
-            <w:r>
-              <w:rPr>
-                <w:rFonts w:ascii="Arial" w:cs="Arial" w:eastAsia="Arial" w:hAnsi="Arial"/>
-                <w:b/>
-                <w:bCs/>
-                <w:i w:val="false"/>
-                <w:iCs w:val="false"/>
-                <w:color w:val="000000"/>
-                <w:sz w:val="18"/>
-                <w:szCs w:val="18"/>
-              </w:rPr>
-              <w:t xml:space="preserve">Phase 2 — Observe (Digital / Print Research + Group Poster Preparation)</w:t>
+            <w:shd w:fill="D9EEF1" w:color="auto" w:val="clear"/>
+            <w:tcMar>
+              <w:top w:type="dxa" w:w="60"/>
+              <w:left w:type="dxa" w:w="120"/>
+              <w:bottom w:type="dxa" w:w="60"/>
+              <w:right w:type="dxa" w:w="120"/>
+            </w:tcMar>
+            <w:vAlign w:val="top"/>
+          </w:tcPr>
+          <w:p>
+            <w:pPr>
+              <w:spacing w:after="40" w:before="0"/>
+              <w:jc w:val="left"/>
+            </w:pPr>
+            <w:r>
+              <w:rPr>
+                <w:rFonts w:ascii="Arial" w:cs="Arial" w:eastAsia="Arial" w:hAnsi="Arial"/>
+                <w:b/>
+                <w:bCs/>
+                <w:i w:val="false"/>
+                <w:iCs w:val="false"/>
+                <w:color w:val="000000"/>
+                <w:sz w:val="18"/>
+                <w:szCs w:val="18"/>
+              </w:rPr>
+              <w:t xml:space="preserve">Observe Phase</w:t>
             </w:r>
           </w:p>
           <w:p>
@@ -22735,7 +22735,7 @@
             <w:pPr>
               <w:spacing w:after="20" w:before="0"/>
             </w:pPr>
-            <w:hyperlink w:history="1" r:id="rId3tsumxei9fym7wmqidkiq">
+            <w:hyperlink w:history="1" r:id="rIdtseoxdurktwgf3ydw3xfk">
               <w:r>
                 <w:rPr>
                   <w:rFonts w:ascii="Arial" w:cs="Arial" w:eastAsia="Arial" w:hAnsi="Arial"/>
@@ -22768,7 +22768,7 @@
               <w:spacing w:after="10" w:before="0"/>
               <w:ind w:left="120"/>
             </w:pPr>
-            <w:hyperlink w:history="1" r:id="rIdh2dp9rxigbu0otbrm17cn">
+            <w:hyperlink w:history="1" r:id="rIdkjb_mrvfrx5bqfaxfzuzn">
               <w:r>
                 <w:rPr>
                   <w:rFonts w:ascii="Arial" w:cs="Arial" w:eastAsia="Arial" w:hAnsi="Arial"/>
@@ -22813,7 +22813,7 @@
             <w:pPr>
               <w:spacing w:after="20" w:before="0"/>
             </w:pPr>
-            <w:hyperlink w:history="1" r:id="rIdb8awbcmoondqv2rcdp2zw">
+            <w:hyperlink w:history="1" r:id="rIdghjvav3dxcdx_plyipdsq">
               <w:r>
                 <w:rPr>
                   <w:rFonts w:ascii="Arial" w:cs="Arial" w:eastAsia="Arial" w:hAnsi="Arial"/>
@@ -22846,7 +22846,7 @@
               <w:spacing w:after="10" w:before="0"/>
               <w:ind w:left="120"/>
             </w:pPr>
-            <w:hyperlink w:history="1" r:id="rId0nmgmkr8mxqvwf9-vtfed">
+            <w:hyperlink w:history="1" r:id="rIdiie1qfyu3lnzveumzptk3">
               <w:r>
                 <w:rPr>
                   <w:rFonts w:ascii="Arial" w:cs="Arial" w:eastAsia="Arial" w:hAnsi="Arial"/>
@@ -23031,32 +23031,32 @@
         <w:tc>
           <w:tcPr>
             <w:tcW w:type="dxa" w:w="1520"/>
-            <w:shd w:fill="F2F2F2" w:color="auto" w:val="clear"/>
-            <w:tcMar>
-              <w:top w:type="dxa" w:w="60"/>
-              <w:left w:type="dxa" w:w="120"/>
-              <w:bottom w:type="dxa" w:w="60"/>
-              <w:right w:type="dxa" w:w="120"/>
-            </w:tcMar>
-            <w:vAlign w:val="top"/>
-          </w:tcPr>
-          <w:p>
-            <w:pPr>
-              <w:spacing w:after="40" w:before="0"/>
-              <w:jc w:val="left"/>
-            </w:pPr>
-            <w:r>
-              <w:rPr>
-                <w:rFonts w:ascii="Arial" w:cs="Arial" w:eastAsia="Arial" w:hAnsi="Arial"/>
-                <w:b/>
-                <w:bCs/>
-                <w:i w:val="false"/>
-                <w:iCs w:val="false"/>
-                <w:color w:val="000000"/>
-                <w:sz w:val="18"/>
-                <w:szCs w:val="18"/>
-              </w:rPr>
-              <w:t xml:space="preserve">Phase 3 — Explain (Gallery Walk + Whole-Class Sensemaking Discussion)</w:t>
+            <w:shd w:fill="E2EFDA" w:color="auto" w:val="clear"/>
+            <w:tcMar>
+              <w:top w:type="dxa" w:w="60"/>
+              <w:left w:type="dxa" w:w="120"/>
+              <w:bottom w:type="dxa" w:w="60"/>
+              <w:right w:type="dxa" w:w="120"/>
+            </w:tcMar>
+            <w:vAlign w:val="top"/>
+          </w:tcPr>
+          <w:p>
+            <w:pPr>
+              <w:spacing w:after="40" w:before="0"/>
+              <w:jc w:val="left"/>
+            </w:pPr>
+            <w:r>
+              <w:rPr>
+                <w:rFonts w:ascii="Arial" w:cs="Arial" w:eastAsia="Arial" w:hAnsi="Arial"/>
+                <w:b/>
+                <w:bCs/>
+                <w:i w:val="false"/>
+                <w:iCs w:val="false"/>
+                <w:color w:val="000000"/>
+                <w:sz w:val="18"/>
+                <w:szCs w:val="18"/>
+              </w:rPr>
+              <w:t xml:space="preserve">Explain Phase</w:t>
             </w:r>
           </w:p>
           <w:p>
@@ -23079,7 +23079,7 @@
             <w:pPr>
               <w:spacing w:after="20" w:before="0"/>
             </w:pPr>
-            <w:hyperlink w:history="1" r:id="rIdcm775_e_3ytakgrom2qpm">
+            <w:hyperlink w:history="1" r:id="rId7xdkv_u2dqzcgjkreiiuo">
               <w:r>
                 <w:rPr>
                   <w:rFonts w:ascii="Arial" w:cs="Arial" w:eastAsia="Arial" w:hAnsi="Arial"/>
@@ -23112,7 +23112,7 @@
               <w:spacing w:after="10" w:before="0"/>
               <w:ind w:left="120"/>
             </w:pPr>
-            <w:hyperlink w:history="1" r:id="rIdv5pka7cc8hkkqh_nc4nb4">
+            <w:hyperlink w:history="1" r:id="rIddyth14dj_y1pzfgvtsqlf">
               <w:r>
                 <w:rPr>
                   <w:rFonts w:ascii="Arial" w:cs="Arial" w:eastAsia="Arial" w:hAnsi="Arial"/>
@@ -23157,7 +23157,7 @@
             <w:pPr>
               <w:spacing w:after="20" w:before="0"/>
             </w:pPr>
-            <w:hyperlink w:history="1" r:id="rIdx-pcjpp-gefoz3aq9nxfn">
+            <w:hyperlink w:history="1" r:id="rIdgropy1f4mtmovmxfp_1tj">
               <w:r>
                 <w:rPr>
                   <w:rFonts w:ascii="Arial" w:cs="Arial" w:eastAsia="Arial" w:hAnsi="Arial"/>
@@ -23190,7 +23190,7 @@
               <w:spacing w:after="10" w:before="0"/>
               <w:ind w:left="120"/>
             </w:pPr>
-            <w:hyperlink w:history="1" r:id="rIdmm9x7z9lcaxvx2w315yup">
+            <w:hyperlink w:history="1" r:id="rIdhsb-augkd1iywge48qu-q">
               <w:r>
                 <w:rPr>
                   <w:rFonts w:ascii="Arial" w:cs="Arial" w:eastAsia="Arial" w:hAnsi="Arial"/>
@@ -23337,32 +23337,32 @@
         <w:tc>
           <w:tcPr>
             <w:tcW w:type="dxa" w:w="1520"/>
-            <w:shd w:fill="F2F2F2" w:color="auto" w:val="clear"/>
-            <w:tcMar>
-              <w:top w:type="dxa" w:w="60"/>
-              <w:left w:type="dxa" w:w="120"/>
-              <w:bottom w:type="dxa" w:w="60"/>
-              <w:right w:type="dxa" w:w="120"/>
-            </w:tcMar>
-            <w:vAlign w:val="top"/>
-          </w:tcPr>
-          <w:p>
-            <w:pPr>
-              <w:spacing w:after="40" w:before="0"/>
-              <w:jc w:val="left"/>
-            </w:pPr>
-            <w:r>
-              <w:rPr>
-                <w:rFonts w:ascii="Arial" w:cs="Arial" w:eastAsia="Arial" w:hAnsi="Arial"/>
-                <w:b/>
-                <w:bCs/>
-                <w:i w:val="false"/>
-                <w:iCs w:val="false"/>
-                <w:color w:val="000000"/>
-                <w:sz w:val="18"/>
-                <w:szCs w:val="18"/>
-              </w:rPr>
-              <w:t xml:space="preserve">Phase 4 — Driving Question Board (DQB) Update</w:t>
+            <w:shd w:fill="FCE4D6" w:color="auto" w:val="clear"/>
+            <w:tcMar>
+              <w:top w:type="dxa" w:w="60"/>
+              <w:left w:type="dxa" w:w="120"/>
+              <w:bottom w:type="dxa" w:w="60"/>
+              <w:right w:type="dxa" w:w="120"/>
+            </w:tcMar>
+            <w:vAlign w:val="top"/>
+          </w:tcPr>
+          <w:p>
+            <w:pPr>
+              <w:spacing w:after="40" w:before="0"/>
+              <w:jc w:val="left"/>
+            </w:pPr>
+            <w:r>
+              <w:rPr>
+                <w:rFonts w:ascii="Arial" w:cs="Arial" w:eastAsia="Arial" w:hAnsi="Arial"/>
+                <w:b/>
+                <w:bCs/>
+                <w:i w:val="false"/>
+                <w:iCs w:val="false"/>
+                <w:color w:val="000000"/>
+                <w:sz w:val="18"/>
+                <w:szCs w:val="18"/>
+              </w:rPr>
+              <w:t xml:space="preserve">Driving Question Board (DQB) Creation</w:t>
             </w:r>
           </w:p>
           <w:p>
@@ -23385,7 +23385,7 @@
             <w:pPr>
               <w:spacing w:after="20" w:before="0"/>
             </w:pPr>
-            <w:hyperlink w:history="1" r:id="rIducfv0dtym_eoy4zixuego">
+            <w:hyperlink w:history="1" r:id="rIdgqvsjtva3efjjjccyf137">
               <w:r>
                 <w:rPr>
                   <w:rFonts w:ascii="Arial" w:cs="Arial" w:eastAsia="Arial" w:hAnsi="Arial"/>
@@ -23418,7 +23418,7 @@
               <w:spacing w:after="10" w:before="0"/>
               <w:ind w:left="120"/>
             </w:pPr>
-            <w:hyperlink w:history="1" r:id="rId42ckyesk5cjiei1gpixk7">
+            <w:hyperlink w:history="1" r:id="rIdzceguwifjnzhazz61u4rw">
               <w:r>
                 <w:rPr>
                   <w:rFonts w:ascii="Arial" w:cs="Arial" w:eastAsia="Arial" w:hAnsi="Arial"/>
@@ -23463,7 +23463,7 @@
             <w:pPr>
               <w:spacing w:after="20" w:before="0"/>
             </w:pPr>
-            <w:hyperlink w:history="1" r:id="rIdu_acrcaqp2gjauofua0x2">
+            <w:hyperlink w:history="1" r:id="rIdr0oqvvxzoa2_mhx3gihau">
               <w:r>
                 <w:rPr>
                   <w:rFonts w:ascii="Arial" w:cs="Arial" w:eastAsia="Arial" w:hAnsi="Arial"/>
@@ -23496,7 +23496,7 @@
               <w:spacing w:after="10" w:before="0"/>
               <w:ind w:left="120"/>
             </w:pPr>
-            <w:hyperlink w:history="1" r:id="rIdsz7z4vfe2kfbgkvhpi7yh">
+            <w:hyperlink w:history="1" r:id="rIdtvxa7p_uxobhjqdhigann">
               <w:r>
                 <w:rPr>
                   <w:rFonts w:ascii="Arial" w:cs="Arial" w:eastAsia="Arial" w:hAnsi="Arial"/>
@@ -23643,32 +23643,32 @@
         <w:tc>
           <w:tcPr>
             <w:tcW w:type="dxa" w:w="1520"/>
-            <w:shd w:fill="F2F2F2" w:color="auto" w:val="clear"/>
-            <w:tcMar>
-              <w:top w:type="dxa" w:w="60"/>
-              <w:left w:type="dxa" w:w="120"/>
-              <w:bottom w:type="dxa" w:w="60"/>
-              <w:right w:type="dxa" w:w="120"/>
-            </w:tcMar>
-            <w:vAlign w:val="top"/>
-          </w:tcPr>
-          <w:p>
-            <w:pPr>
-              <w:spacing w:after="40" w:before="0"/>
-              <w:jc w:val="left"/>
-            </w:pPr>
-            <w:r>
-              <w:rPr>
-                <w:rFonts w:ascii="Arial" w:cs="Arial" w:eastAsia="Arial" w:hAnsi="Arial"/>
-                <w:b/>
-                <w:bCs/>
-                <w:i w:val="false"/>
-                <w:iCs w:val="false"/>
-                <w:color w:val="000000"/>
-                <w:sz w:val="18"/>
-                <w:szCs w:val="18"/>
-              </w:rPr>
-              <w:t xml:space="preserve">Phase 5 — Model Building (Cumulative Model Revision)</w:t>
+            <w:shd w:fill="D5E8F0" w:color="auto" w:val="clear"/>
+            <w:tcMar>
+              <w:top w:type="dxa" w:w="60"/>
+              <w:left w:type="dxa" w:w="120"/>
+              <w:bottom w:type="dxa" w:w="60"/>
+              <w:right w:type="dxa" w:w="120"/>
+            </w:tcMar>
+            <w:vAlign w:val="top"/>
+          </w:tcPr>
+          <w:p>
+            <w:pPr>
+              <w:spacing w:after="40" w:before="0"/>
+              <w:jc w:val="left"/>
+            </w:pPr>
+            <w:r>
+              <w:rPr>
+                <w:rFonts w:ascii="Arial" w:cs="Arial" w:eastAsia="Arial" w:hAnsi="Arial"/>
+                <w:b/>
+                <w:bCs/>
+                <w:i w:val="false"/>
+                <w:iCs w:val="false"/>
+                <w:color w:val="000000"/>
+                <w:sz w:val="18"/>
+                <w:szCs w:val="18"/>
+              </w:rPr>
+              <w:t xml:space="preserve">Model Building Phase</w:t>
             </w:r>
           </w:p>
           <w:p>
@@ -23691,7 +23691,7 @@
             <w:pPr>
               <w:spacing w:after="20" w:before="0"/>
             </w:pPr>
-            <w:hyperlink w:history="1" r:id="rIdzahoocwk1ywssvro0au6k">
+            <w:hyperlink w:history="1" r:id="rIdjuj01dohae7cct9ebr948">
               <w:r>
                 <w:rPr>
                   <w:rFonts w:ascii="Arial" w:cs="Arial" w:eastAsia="Arial" w:hAnsi="Arial"/>
@@ -23724,7 +23724,7 @@
               <w:spacing w:after="10" w:before="0"/>
               <w:ind w:left="120"/>
             </w:pPr>
-            <w:hyperlink w:history="1" r:id="rIdhinzg7vnbfrxll1fsxnul">
+            <w:hyperlink w:history="1" r:id="rIdjlhhofvnjzrvr_fufhioa">
               <w:r>
                 <w:rPr>
                   <w:rFonts w:ascii="Arial" w:cs="Arial" w:eastAsia="Arial" w:hAnsi="Arial"/>
@@ -23769,7 +23769,7 @@
             <w:pPr>
               <w:spacing w:after="20" w:before="0"/>
             </w:pPr>
-            <w:hyperlink w:history="1" r:id="rIdezpkbcviwnonud8zmzfrv">
+            <w:hyperlink w:history="1" r:id="rId0hfv0yux4fgp0ws_mbua-">
               <w:r>
                 <w:rPr>
                   <w:rFonts w:ascii="Arial" w:cs="Arial" w:eastAsia="Arial" w:hAnsi="Arial"/>
@@ -23802,7 +23802,7 @@
               <w:spacing w:after="10" w:before="0"/>
               <w:ind w:left="120"/>
             </w:pPr>
-            <w:hyperlink w:history="1" r:id="rIdkb7wakhj9xdnq1u2kzwuj">
+            <w:hyperlink w:history="1" r:id="rIdlzxt9y3ecn0owvr3_tn5n">
               <w:r>
                 <w:rPr>
                   <w:rFonts w:ascii="Arial" w:cs="Arial" w:eastAsia="Arial" w:hAnsi="Arial"/>
@@ -25241,32 +25241,32 @@
         <w:tc>
           <w:tcPr>
             <w:tcW w:type="dxa" w:w="1520"/>
-            <w:shd w:fill="F2F2F2" w:color="auto" w:val="clear"/>
-            <w:tcMar>
-              <w:top w:type="dxa" w:w="60"/>
-              <w:left w:type="dxa" w:w="120"/>
-              <w:bottom w:type="dxa" w:w="60"/>
-              <w:right w:type="dxa" w:w="120"/>
-            </w:tcMar>
-            <w:vAlign w:val="top"/>
-          </w:tcPr>
-          <w:p>
-            <w:pPr>
-              <w:spacing w:after="40" w:before="0"/>
-              <w:jc w:val="left"/>
-            </w:pPr>
-            <w:r>
-              <w:rPr>
-                <w:rFonts w:ascii="Arial" w:cs="Arial" w:eastAsia="Arial" w:hAnsi="Arial"/>
-                <w:b/>
-                <w:bCs/>
-                <w:i w:val="false"/>
-                <w:iCs w:val="false"/>
-                <w:color w:val="000000"/>
-                <w:sz w:val="18"/>
-                <w:szCs w:val="18"/>
-              </w:rPr>
-              <w:t xml:space="preserve">Phase 1 — Predict: Revisiting Lesson 1 Predictions</w:t>
+            <w:shd w:fill="EAD1F5" w:color="auto" w:val="clear"/>
+            <w:tcMar>
+              <w:top w:type="dxa" w:w="60"/>
+              <w:left w:type="dxa" w:w="120"/>
+              <w:bottom w:type="dxa" w:w="60"/>
+              <w:right w:type="dxa" w:w="120"/>
+            </w:tcMar>
+            <w:vAlign w:val="top"/>
+          </w:tcPr>
+          <w:p>
+            <w:pPr>
+              <w:spacing w:after="40" w:before="0"/>
+              <w:jc w:val="left"/>
+            </w:pPr>
+            <w:r>
+              <w:rPr>
+                <w:rFonts w:ascii="Arial" w:cs="Arial" w:eastAsia="Arial" w:hAnsi="Arial"/>
+                <w:b/>
+                <w:bCs/>
+                <w:i w:val="false"/>
+                <w:iCs w:val="false"/>
+                <w:color w:val="000000"/>
+                <w:sz w:val="18"/>
+                <w:szCs w:val="18"/>
+              </w:rPr>
+              <w:t xml:space="preserve">Predict Phase</w:t>
             </w:r>
           </w:p>
           <w:p>
@@ -25289,7 +25289,7 @@
             <w:pPr>
               <w:spacing w:after="20" w:before="0"/>
             </w:pPr>
-            <w:hyperlink w:history="1" r:id="rIdtwuya0sg_34loywrbwo4j">
+            <w:hyperlink w:history="1" r:id="rIdwwodpok-pk-ui2g6-d-ev">
               <w:r>
                 <w:rPr>
                   <w:rFonts w:ascii="Arial" w:cs="Arial" w:eastAsia="Arial" w:hAnsi="Arial"/>
@@ -25322,7 +25322,7 @@
               <w:spacing w:after="10" w:before="0"/>
               <w:ind w:left="120"/>
             </w:pPr>
-            <w:hyperlink w:history="1" r:id="rId5o7ulqmtrtgivqkl5v0zy">
+            <w:hyperlink w:history="1" r:id="rIdjsh2m959x-jgt4fowrgwx">
               <w:r>
                 <w:rPr>
                   <w:rFonts w:ascii="Arial" w:cs="Arial" w:eastAsia="Arial" w:hAnsi="Arial"/>
@@ -25367,7 +25367,7 @@
             <w:pPr>
               <w:spacing w:after="20" w:before="0"/>
             </w:pPr>
-            <w:hyperlink w:history="1" r:id="rId3nualzzjncfo8uf7oeyfi">
+            <w:hyperlink w:history="1" r:id="rIdses8z0z-9h2gg047lrjey">
               <w:r>
                 <w:rPr>
                   <w:rFonts w:ascii="Arial" w:cs="Arial" w:eastAsia="Arial" w:hAnsi="Arial"/>
@@ -25400,7 +25400,7 @@
               <w:spacing w:after="10" w:before="0"/>
               <w:ind w:left="120"/>
             </w:pPr>
-            <w:hyperlink w:history="1" r:id="rIdnwxwwm1cquwoyk7epq1tq">
+            <w:hyperlink w:history="1" r:id="rIdmqf0lmczarlebyvxcewwq">
               <w:r>
                 <w:rPr>
                   <w:rFonts w:ascii="Arial" w:cs="Arial" w:eastAsia="Arial" w:hAnsi="Arial"/>
@@ -25699,32 +25699,32 @@
         <w:tc>
           <w:tcPr>
             <w:tcW w:type="dxa" w:w="1520"/>
-            <w:shd w:fill="F2F2F2" w:color="auto" w:val="clear"/>
-            <w:tcMar>
-              <w:top w:type="dxa" w:w="60"/>
-              <w:left w:type="dxa" w:w="120"/>
-              <w:bottom w:type="dxa" w:w="60"/>
-              <w:right w:type="dxa" w:w="120"/>
-            </w:tcMar>
-            <w:vAlign w:val="top"/>
-          </w:tcPr>
-          <w:p>
-            <w:pPr>
-              <w:spacing w:after="40" w:before="0"/>
-              <w:jc w:val="left"/>
-            </w:pPr>
-            <w:r>
-              <w:rPr>
-                <w:rFonts w:ascii="Arial" w:cs="Arial" w:eastAsia="Arial" w:hAnsi="Arial"/>
-                <w:b/>
-                <w:bCs/>
-                <w:i w:val="false"/>
-                <w:iCs w:val="false"/>
-                <w:color w:val="000000"/>
-                <w:sz w:val="18"/>
-                <w:szCs w:val="18"/>
-              </w:rPr>
-              <w:t xml:space="preserve">Phase 2 — Observe: Evidence Wall Gallery Walk</w:t>
+            <w:shd w:fill="D9EEF1" w:color="auto" w:val="clear"/>
+            <w:tcMar>
+              <w:top w:type="dxa" w:w="60"/>
+              <w:left w:type="dxa" w:w="120"/>
+              <w:bottom w:type="dxa" w:w="60"/>
+              <w:right w:type="dxa" w:w="120"/>
+            </w:tcMar>
+            <w:vAlign w:val="top"/>
+          </w:tcPr>
+          <w:p>
+            <w:pPr>
+              <w:spacing w:after="40" w:before="0"/>
+              <w:jc w:val="left"/>
+            </w:pPr>
+            <w:r>
+              <w:rPr>
+                <w:rFonts w:ascii="Arial" w:cs="Arial" w:eastAsia="Arial" w:hAnsi="Arial"/>
+                <w:b/>
+                <w:bCs/>
+                <w:i w:val="false"/>
+                <w:iCs w:val="false"/>
+                <w:color w:val="000000"/>
+                <w:sz w:val="18"/>
+                <w:szCs w:val="18"/>
+              </w:rPr>
+              <w:t xml:space="preserve">Observe Phase</w:t>
             </w:r>
           </w:p>
           <w:p>
@@ -25747,7 +25747,7 @@
             <w:pPr>
               <w:spacing w:after="20" w:before="0"/>
             </w:pPr>
-            <w:hyperlink w:history="1" r:id="rId6lbehawc9pgiuch5x0poh">
+            <w:hyperlink w:history="1" r:id="rIdcnrh4fwx1wgbct5jp_imc">
               <w:r>
                 <w:rPr>
                   <w:rFonts w:ascii="Arial" w:cs="Arial" w:eastAsia="Arial" w:hAnsi="Arial"/>
@@ -25780,7 +25780,7 @@
               <w:spacing w:after="10" w:before="0"/>
               <w:ind w:left="120"/>
             </w:pPr>
-            <w:hyperlink w:history="1" r:id="rIdizwtgrna3rolu7sp1izgb">
+            <w:hyperlink w:history="1" r:id="rIdfat6kisjkvewt-efgeydy">
               <w:r>
                 <w:rPr>
                   <w:rFonts w:ascii="Arial" w:cs="Arial" w:eastAsia="Arial" w:hAnsi="Arial"/>
@@ -25825,7 +25825,7 @@
             <w:pPr>
               <w:spacing w:after="20" w:before="0"/>
             </w:pPr>
-            <w:hyperlink w:history="1" r:id="rIdvnrzmpdsqttz739et4kmn">
+            <w:hyperlink w:history="1" r:id="rIdppp635lr5p8mfbsamjmih">
               <w:r>
                 <w:rPr>
                   <w:rFonts w:ascii="Arial" w:cs="Arial" w:eastAsia="Arial" w:hAnsi="Arial"/>
@@ -25858,7 +25858,7 @@
               <w:spacing w:after="10" w:before="0"/>
               <w:ind w:left="120"/>
             </w:pPr>
-            <w:hyperlink w:history="1" r:id="rIdxcvxnahqhhjr_8g4o56zr">
+            <w:hyperlink w:history="1" r:id="rId8u9ordikngchpzoexnj7n">
               <w:r>
                 <w:rPr>
                   <w:rFonts w:ascii="Arial" w:cs="Arial" w:eastAsia="Arial" w:hAnsi="Arial"/>
@@ -26157,32 +26157,32 @@
         <w:tc>
           <w:tcPr>
             <w:tcW w:type="dxa" w:w="1520"/>
-            <w:shd w:fill="F2F2F2" w:color="auto" w:val="clear"/>
-            <w:tcMar>
-              <w:top w:type="dxa" w:w="60"/>
-              <w:left w:type="dxa" w:w="120"/>
-              <w:bottom w:type="dxa" w:w="60"/>
-              <w:right w:type="dxa" w:w="120"/>
-            </w:tcMar>
-            <w:vAlign w:val="top"/>
-          </w:tcPr>
-          <w:p>
-            <w:pPr>
-              <w:spacing w:after="40" w:before="0"/>
-              <w:jc w:val="left"/>
-            </w:pPr>
-            <w:r>
-              <w:rPr>
-                <w:rFonts w:ascii="Arial" w:cs="Arial" w:eastAsia="Arial" w:hAnsi="Arial"/>
-                <w:b/>
-                <w:bCs/>
-                <w:i w:val="false"/>
-                <w:iCs w:val="false"/>
-                <w:color w:val="000000"/>
-                <w:sz w:val="18"/>
-                <w:szCs w:val="18"/>
-              </w:rPr>
-              <w:t xml:space="preserve">Phase 3 — Explain: Cumulative Journey Model Construction &amp; Presentation (Final Explanation)</w:t>
+            <w:shd w:fill="E2EFDA" w:color="auto" w:val="clear"/>
+            <w:tcMar>
+              <w:top w:type="dxa" w:w="60"/>
+              <w:left w:type="dxa" w:w="120"/>
+              <w:bottom w:type="dxa" w:w="60"/>
+              <w:right w:type="dxa" w:w="120"/>
+            </w:tcMar>
+            <w:vAlign w:val="top"/>
+          </w:tcPr>
+          <w:p>
+            <w:pPr>
+              <w:spacing w:after="40" w:before="0"/>
+              <w:jc w:val="left"/>
+            </w:pPr>
+            <w:r>
+              <w:rPr>
+                <w:rFonts w:ascii="Arial" w:cs="Arial" w:eastAsia="Arial" w:hAnsi="Arial"/>
+                <w:b/>
+                <w:bCs/>
+                <w:i w:val="false"/>
+                <w:iCs w:val="false"/>
+                <w:color w:val="000000"/>
+                <w:sz w:val="18"/>
+                <w:szCs w:val="18"/>
+              </w:rPr>
+              <w:t xml:space="preserve">Explain Phase</w:t>
             </w:r>
           </w:p>
           <w:p>
@@ -26205,7 +26205,7 @@
             <w:pPr>
               <w:spacing w:after="20" w:before="0"/>
             </w:pPr>
-            <w:hyperlink w:history="1" r:id="rIdc7leb1txtqyuqazslo3z5">
+            <w:hyperlink w:history="1" r:id="rIdibn3hmxwve74g34cyxsu4">
               <w:r>
                 <w:rPr>
                   <w:rFonts w:ascii="Arial" w:cs="Arial" w:eastAsia="Arial" w:hAnsi="Arial"/>
@@ -26238,7 +26238,7 @@
               <w:spacing w:after="10" w:before="0"/>
               <w:ind w:left="120"/>
             </w:pPr>
-            <w:hyperlink w:history="1" r:id="rIde49ejdecszyblz5dgaf1a">
+            <w:hyperlink w:history="1" r:id="rIdextudcbjrspggmdgoytcz">
               <w:r>
                 <w:rPr>
                   <w:rFonts w:ascii="Arial" w:cs="Arial" w:eastAsia="Arial" w:hAnsi="Arial"/>
@@ -26283,7 +26283,7 @@
             <w:pPr>
               <w:spacing w:after="20" w:before="0"/>
             </w:pPr>
-            <w:hyperlink w:history="1" r:id="rIdspc5qpmf3fd_oto1xcuit">
+            <w:hyperlink w:history="1" r:id="rIdlb74g8qbwfyzdjwk98ujt">
               <w:r>
                 <w:rPr>
                   <w:rFonts w:ascii="Arial" w:cs="Arial" w:eastAsia="Arial" w:hAnsi="Arial"/>
@@ -26316,7 +26316,7 @@
               <w:spacing w:after="10" w:before="0"/>
               <w:ind w:left="120"/>
             </w:pPr>
-            <w:hyperlink w:history="1" r:id="rIdqrifkwxlpvrvw0nycpp8t">
+            <w:hyperlink w:history="1" r:id="rIdpwfy0fhoycki55osidfsw">
               <w:r>
                 <w:rPr>
                   <w:rFonts w:ascii="Arial" w:cs="Arial" w:eastAsia="Arial" w:hAnsi="Arial"/>
@@ -26634,32 +26634,32 @@
         <w:tc>
           <w:tcPr>
             <w:tcW w:type="dxa" w:w="1520"/>
-            <w:shd w:fill="F2F2F2" w:color="auto" w:val="clear"/>
-            <w:tcMar>
-              <w:top w:type="dxa" w:w="60"/>
-              <w:left w:type="dxa" w:w="120"/>
-              <w:bottom w:type="dxa" w:w="60"/>
-              <w:right w:type="dxa" w:w="120"/>
-            </w:tcMar>
-            <w:vAlign w:val="top"/>
-          </w:tcPr>
-          <w:p>
-            <w:pPr>
-              <w:spacing w:after="40" w:before="0"/>
-              <w:jc w:val="left"/>
-            </w:pPr>
-            <w:r>
-              <w:rPr>
-                <w:rFonts w:ascii="Arial" w:cs="Arial" w:eastAsia="Arial" w:hAnsi="Arial"/>
-                <w:b/>
-                <w:bCs/>
-                <w:i w:val="false"/>
-                <w:iCs w:val="false"/>
-                <w:color w:val="000000"/>
-                <w:sz w:val="18"/>
-                <w:szCs w:val="18"/>
-              </w:rPr>
-              <w:t xml:space="preserve">Phase 4 — DQB Review: Closing Every Question on the Driving Question Board</w:t>
+            <w:shd w:fill="FCE4D6" w:color="auto" w:val="clear"/>
+            <w:tcMar>
+              <w:top w:type="dxa" w:w="60"/>
+              <w:left w:type="dxa" w:w="120"/>
+              <w:bottom w:type="dxa" w:w="60"/>
+              <w:right w:type="dxa" w:w="120"/>
+            </w:tcMar>
+            <w:vAlign w:val="top"/>
+          </w:tcPr>
+          <w:p>
+            <w:pPr>
+              <w:spacing w:after="40" w:before="0"/>
+              <w:jc w:val="left"/>
+            </w:pPr>
+            <w:r>
+              <w:rPr>
+                <w:rFonts w:ascii="Arial" w:cs="Arial" w:eastAsia="Arial" w:hAnsi="Arial"/>
+                <w:b/>
+                <w:bCs/>
+                <w:i w:val="false"/>
+                <w:iCs w:val="false"/>
+                <w:color w:val="000000"/>
+                <w:sz w:val="18"/>
+                <w:szCs w:val="18"/>
+              </w:rPr>
+              <w:t xml:space="preserve">Driving Question Board (DQB) Creation</w:t>
             </w:r>
           </w:p>
           <w:p>
@@ -26682,7 +26682,7 @@
             <w:pPr>
               <w:spacing w:after="20" w:before="0"/>
             </w:pPr>
-            <w:hyperlink w:history="1" r:id="rIdojndve0zxnfr5hyrc0vo4">
+            <w:hyperlink w:history="1" r:id="rIddrldxyjxj4066_t2lr9na">
               <w:r>
                 <w:rPr>
                   <w:rFonts w:ascii="Arial" w:cs="Arial" w:eastAsia="Arial" w:hAnsi="Arial"/>
@@ -26715,7 +26715,7 @@
               <w:spacing w:after="10" w:before="0"/>
               <w:ind w:left="120"/>
             </w:pPr>
-            <w:hyperlink w:history="1" r:id="rIdnickkt5updeiwfzaceyoc">
+            <w:hyperlink w:history="1" r:id="rIdeelmhc__0wzgfh6xi6g7a">
               <w:r>
                 <w:rPr>
                   <w:rFonts w:ascii="Arial" w:cs="Arial" w:eastAsia="Arial" w:hAnsi="Arial"/>
@@ -26760,7 +26760,7 @@
             <w:pPr>
               <w:spacing w:after="20" w:before="0"/>
             </w:pPr>
-            <w:hyperlink w:history="1" r:id="rIdow-l_hclaviqom3cmdjgy">
+            <w:hyperlink w:history="1" r:id="rIdo_-jotfcpvysscrf_qkl3">
               <w:r>
                 <w:rPr>
                   <w:rFonts w:ascii="Arial" w:cs="Arial" w:eastAsia="Arial" w:hAnsi="Arial"/>
@@ -26793,7 +26793,7 @@
               <w:spacing w:after="10" w:before="0"/>
               <w:ind w:left="120"/>
             </w:pPr>
-            <w:hyperlink w:history="1" r:id="rIdkiukw2lu2rf9u2oonladx">
+            <w:hyperlink w:history="1" r:id="rIdyrgq_ili90lfck43kerra">
               <w:r>
                 <w:rPr>
                   <w:rFonts w:ascii="Arial" w:cs="Arial" w:eastAsia="Arial" w:hAnsi="Arial"/>
@@ -27092,32 +27092,32 @@
         <w:tc>
           <w:tcPr>
             <w:tcW w:type="dxa" w:w="1520"/>
-            <w:shd w:fill="F2F2F2" w:color="auto" w:val="clear"/>
-            <w:tcMar>
-              <w:top w:type="dxa" w:w="60"/>
-              <w:left w:type="dxa" w:w="120"/>
-              <w:bottom w:type="dxa" w:w="60"/>
-              <w:right w:type="dxa" w:w="120"/>
-            </w:tcMar>
-            <w:vAlign w:val="top"/>
-          </w:tcPr>
-          <w:p>
-            <w:pPr>
-              <w:spacing w:after="40" w:before="0"/>
-              <w:jc w:val="left"/>
-            </w:pPr>
-            <w:r>
-              <w:rPr>
-                <w:rFonts w:ascii="Arial" w:cs="Arial" w:eastAsia="Arial" w:hAnsi="Arial"/>
-                <w:b/>
-                <w:bCs/>
-                <w:i w:val="false"/>
-                <w:iCs w:val="false"/>
-                <w:color w:val="000000"/>
-                <w:sz w:val="18"/>
-                <w:szCs w:val="18"/>
-              </w:rPr>
-              <w:t xml:space="preserve">Phase 5 — Model Building / Written Assessment: Individual Class Activity &amp; Career Connections</w:t>
+            <w:shd w:fill="D5E8F0" w:color="auto" w:val="clear"/>
+            <w:tcMar>
+              <w:top w:type="dxa" w:w="60"/>
+              <w:left w:type="dxa" w:w="120"/>
+              <w:bottom w:type="dxa" w:w="60"/>
+              <w:right w:type="dxa" w:w="120"/>
+            </w:tcMar>
+            <w:vAlign w:val="top"/>
+          </w:tcPr>
+          <w:p>
+            <w:pPr>
+              <w:spacing w:after="40" w:before="0"/>
+              <w:jc w:val="left"/>
+            </w:pPr>
+            <w:r>
+              <w:rPr>
+                <w:rFonts w:ascii="Arial" w:cs="Arial" w:eastAsia="Arial" w:hAnsi="Arial"/>
+                <w:b/>
+                <w:bCs/>
+                <w:i w:val="false"/>
+                <w:iCs w:val="false"/>
+                <w:color w:val="000000"/>
+                <w:sz w:val="18"/>
+                <w:szCs w:val="18"/>
+              </w:rPr>
+              <w:t xml:space="preserve">Model Building Phase</w:t>
             </w:r>
           </w:p>
           <w:p>
@@ -27140,7 +27140,7 @@
             <w:pPr>
               <w:spacing w:after="20" w:before="0"/>
             </w:pPr>
-            <w:hyperlink w:history="1" r:id="rIdbslm6vv8vz2j9on5uqysp">
+            <w:hyperlink w:history="1" r:id="rIdbxluaijmsdoai3wjgkldu">
               <w:r>
                 <w:rPr>
                   <w:rFonts w:ascii="Arial" w:cs="Arial" w:eastAsia="Arial" w:hAnsi="Arial"/>
@@ -27173,7 +27173,7 @@
               <w:spacing w:after="10" w:before="0"/>
               <w:ind w:left="120"/>
             </w:pPr>
-            <w:hyperlink w:history="1" r:id="rIdfwn1qemjav36ut1jroihm">
+            <w:hyperlink w:history="1" r:id="rIdgi2zce5cgraz-h2c5oquh">
               <w:r>
                 <w:rPr>
                   <w:rFonts w:ascii="Arial" w:cs="Arial" w:eastAsia="Arial" w:hAnsi="Arial"/>
@@ -27218,7 +27218,7 @@
             <w:pPr>
               <w:spacing w:after="20" w:before="0"/>
             </w:pPr>
-            <w:hyperlink w:history="1" r:id="rId35ikqrh0wvtp7xnxlsmzw">
+            <w:hyperlink w:history="1" r:id="rIdeio5oapf32sfq7ymuvcf5">
               <w:r>
                 <w:rPr>
                   <w:rFonts w:ascii="Arial" w:cs="Arial" w:eastAsia="Arial" w:hAnsi="Arial"/>
@@ -27251,7 +27251,7 @@
               <w:spacing w:after="10" w:before="0"/>
               <w:ind w:left="120"/>
             </w:pPr>
-            <w:hyperlink w:history="1" r:id="rIdvelm2x-xaeuonedvrvj1o">
+            <w:hyperlink w:history="1" r:id="rIdgndcs3giarbacp4aq5zpz">
               <w:r>
                 <w:rPr>
                   <w:rFonts w:ascii="Arial" w:cs="Arial" w:eastAsia="Arial" w:hAnsi="Arial"/>

--- a/data/outputs/v2/Essential_Mathematics/SS1.3_Quadratic_Equations/Essential_Mathematics_Quadratic_Equations_CBE_LessonSequence.docx
+++ b/data/outputs/v2/Essential_Mathematics/SS1.3_Quadratic_Equations/Essential_Mathematics_Quadratic_Equations_CBE_LessonSequence.docx
@@ -3127,7 +3127,7 @@
             <w:pPr>
               <w:spacing w:after="20" w:before="0"/>
             </w:pPr>
-            <w:hyperlink w:history="1" r:id="rIdj4slqrlbcy9aygvcsvwnf">
+            <w:hyperlink w:history="1" r:id="rId30qbztch8ibw6s9w-je4a">
               <w:r>
                 <w:rPr>
                   <w:rFonts w:ascii="Arial" w:cs="Arial" w:eastAsia="Arial" w:hAnsi="Arial"/>
@@ -3160,7 +3160,7 @@
               <w:spacing w:after="10" w:before="0"/>
               <w:ind w:left="120"/>
             </w:pPr>
-            <w:hyperlink w:history="1" r:id="rIdakyrnqe5btphk88nq2syh">
+            <w:hyperlink w:history="1" r:id="rIdz_igbspfwoi1l_ckyyskw">
               <w:r>
                 <w:rPr>
                   <w:rFonts w:ascii="Arial" w:cs="Arial" w:eastAsia="Arial" w:hAnsi="Arial"/>
@@ -3205,7 +3205,7 @@
             <w:pPr>
               <w:spacing w:after="20" w:before="0"/>
             </w:pPr>
-            <w:hyperlink w:history="1" r:id="rIdo12c37yhk-_lbii1c29le">
+            <w:hyperlink w:history="1" r:id="rId6a4sdy2pgcrwtj7zwjqzc">
               <w:r>
                 <w:rPr>
                   <w:rFonts w:ascii="Arial" w:cs="Arial" w:eastAsia="Arial" w:hAnsi="Arial"/>
@@ -3238,7 +3238,7 @@
               <w:spacing w:after="10" w:before="0"/>
               <w:ind w:left="120"/>
             </w:pPr>
-            <w:hyperlink w:history="1" r:id="rIdrtjlhocysd5yt7z4p6vl_">
+            <w:hyperlink w:history="1" r:id="rIdxzu_vgwqd9bpknarm_4tc">
               <w:r>
                 <w:rPr>
                   <w:rFonts w:ascii="Arial" w:cs="Arial" w:eastAsia="Arial" w:hAnsi="Arial"/>
@@ -3490,7 +3490,7 @@
             <w:pPr>
               <w:spacing w:after="20" w:before="0"/>
             </w:pPr>
-            <w:hyperlink w:history="1" r:id="rId8wmzhtus8xppaeruvye_-">
+            <w:hyperlink w:history="1" r:id="rIdguxokoag6y62wcqcaull6">
               <w:r>
                 <w:rPr>
                   <w:rFonts w:ascii="Arial" w:cs="Arial" w:eastAsia="Arial" w:hAnsi="Arial"/>
@@ -3523,7 +3523,7 @@
               <w:spacing w:after="10" w:before="0"/>
               <w:ind w:left="120"/>
             </w:pPr>
-            <w:hyperlink w:history="1" r:id="rIdhcut8i6q02xosn4dupqrx">
+            <w:hyperlink w:history="1" r:id="rIdqqut82kqkewlpjyljwqds">
               <w:r>
                 <w:rPr>
                   <w:rFonts w:ascii="Arial" w:cs="Arial" w:eastAsia="Arial" w:hAnsi="Arial"/>
@@ -3568,7 +3568,7 @@
             <w:pPr>
               <w:spacing w:after="20" w:before="0"/>
             </w:pPr>
-            <w:hyperlink w:history="1" r:id="rIdfsttoapobgxfi4mxerquc">
+            <w:hyperlink w:history="1" r:id="rIdyct5wgghxculqz1orwf1a">
               <w:r>
                 <w:rPr>
                   <w:rFonts w:ascii="Arial" w:cs="Arial" w:eastAsia="Arial" w:hAnsi="Arial"/>
@@ -3601,7 +3601,7 @@
               <w:spacing w:after="10" w:before="0"/>
               <w:ind w:left="120"/>
             </w:pPr>
-            <w:hyperlink w:history="1" r:id="rIdnvxerbfl_cdtwoxom8hhx">
+            <w:hyperlink w:history="1" r:id="rIdfy9p4bgs27s6tn--hsq0s">
               <w:r>
                 <w:rPr>
                   <w:rFonts w:ascii="Arial" w:cs="Arial" w:eastAsia="Arial" w:hAnsi="Arial"/>
@@ -3948,7 +3948,7 @@
             <w:pPr>
               <w:spacing w:after="20" w:before="0"/>
             </w:pPr>
-            <w:hyperlink w:history="1" r:id="rIdpxzae1amyb0dbjk0mrj9x">
+            <w:hyperlink w:history="1" r:id="rIdvdqzmdshurotc1hfipw1h">
               <w:r>
                 <w:rPr>
                   <w:rFonts w:ascii="Arial" w:cs="Arial" w:eastAsia="Arial" w:hAnsi="Arial"/>
@@ -3981,7 +3981,7 @@
               <w:spacing w:after="10" w:before="0"/>
               <w:ind w:left="120"/>
             </w:pPr>
-            <w:hyperlink w:history="1" r:id="rIdnwhrlgybrnynslij_sja8">
+            <w:hyperlink w:history="1" r:id="rIdeccwwa49seplfw7mr_j7v">
               <w:r>
                 <w:rPr>
                   <w:rFonts w:ascii="Arial" w:cs="Arial" w:eastAsia="Arial" w:hAnsi="Arial"/>
@@ -4026,7 +4026,7 @@
             <w:pPr>
               <w:spacing w:after="20" w:before="0"/>
             </w:pPr>
-            <w:hyperlink w:history="1" r:id="rIdxxmyneqwonuridggiw_tk">
+            <w:hyperlink w:history="1" r:id="rIdixwszkkterdj4bzikcgkw">
               <w:r>
                 <w:rPr>
                   <w:rFonts w:ascii="Arial" w:cs="Arial" w:eastAsia="Arial" w:hAnsi="Arial"/>
@@ -4059,7 +4059,7 @@
               <w:spacing w:after="10" w:before="0"/>
               <w:ind w:left="120"/>
             </w:pPr>
-            <w:hyperlink w:history="1" r:id="rId8rdy99zu8a5px80muwdq9">
+            <w:hyperlink w:history="1" r:id="rIdipukmehfyyx8tiu9prp6x">
               <w:r>
                 <w:rPr>
                   <w:rFonts w:ascii="Arial" w:cs="Arial" w:eastAsia="Arial" w:hAnsi="Arial"/>
@@ -4463,7 +4463,7 @@
             <w:pPr>
               <w:spacing w:after="20" w:before="0"/>
             </w:pPr>
-            <w:hyperlink w:history="1" r:id="rIdv6suzzstf1on4sazsvbpb">
+            <w:hyperlink w:history="1" r:id="rIdax87h2n95xqnla5ngtczq">
               <w:r>
                 <w:rPr>
                   <w:rFonts w:ascii="Arial" w:cs="Arial" w:eastAsia="Arial" w:hAnsi="Arial"/>
@@ -4496,7 +4496,7 @@
               <w:spacing w:after="10" w:before="0"/>
               <w:ind w:left="120"/>
             </w:pPr>
-            <w:hyperlink w:history="1" r:id="rIddivqg0cvrmz3ul04s5f8f">
+            <w:hyperlink w:history="1" r:id="rId5ybfrvz5-mun3xvuagvvs">
               <w:r>
                 <w:rPr>
                   <w:rFonts w:ascii="Arial" w:cs="Arial" w:eastAsia="Arial" w:hAnsi="Arial"/>
@@ -4541,7 +4541,7 @@
             <w:pPr>
               <w:spacing w:after="20" w:before="0"/>
             </w:pPr>
-            <w:hyperlink w:history="1" r:id="rId7yurldyan8spxsxlw8bn-">
+            <w:hyperlink w:history="1" r:id="rIdumjia7fdtmt1kae1zntj0">
               <w:r>
                 <w:rPr>
                   <w:rFonts w:ascii="Arial" w:cs="Arial" w:eastAsia="Arial" w:hAnsi="Arial"/>
@@ -4574,7 +4574,7 @@
               <w:spacing w:after="10" w:before="0"/>
               <w:ind w:left="120"/>
             </w:pPr>
-            <w:hyperlink w:history="1" r:id="rIdazkm88efc1fwqg9jgxgte">
+            <w:hyperlink w:history="1" r:id="rIdzdvzui1aitzv7ljujikop">
               <w:r>
                 <w:rPr>
                   <w:rFonts w:ascii="Arial" w:cs="Arial" w:eastAsia="Arial" w:hAnsi="Arial"/>
@@ -4864,7 +4864,7 @@
             <w:pPr>
               <w:spacing w:after="20" w:before="0"/>
             </w:pPr>
-            <w:hyperlink w:history="1" r:id="rIdrdza4umi_t32rw2getajd">
+            <w:hyperlink w:history="1" r:id="rIdas-rtjqf1dq9i7rxaqs2f">
               <w:r>
                 <w:rPr>
                   <w:rFonts w:ascii="Arial" w:cs="Arial" w:eastAsia="Arial" w:hAnsi="Arial"/>
@@ -4897,7 +4897,7 @@
               <w:spacing w:after="10" w:before="0"/>
               <w:ind w:left="120"/>
             </w:pPr>
-            <w:hyperlink w:history="1" r:id="rIdwwb6nn0750iv-gc6m15fj">
+            <w:hyperlink w:history="1" r:id="rId2ugdkosj_4oyncnlap8py">
               <w:r>
                 <w:rPr>
                   <w:rFonts w:ascii="Arial" w:cs="Arial" w:eastAsia="Arial" w:hAnsi="Arial"/>
@@ -4942,7 +4942,7 @@
             <w:pPr>
               <w:spacing w:after="20" w:before="0"/>
             </w:pPr>
-            <w:hyperlink w:history="1" r:id="rIdtn9okcblinyupyl2tssaq">
+            <w:hyperlink w:history="1" r:id="rIdgp6jmowraqyvanumyrdrr">
               <w:r>
                 <w:rPr>
                   <w:rFonts w:ascii="Arial" w:cs="Arial" w:eastAsia="Arial" w:hAnsi="Arial"/>
@@ -4975,7 +4975,7 @@
               <w:spacing w:after="10" w:before="0"/>
               <w:ind w:left="120"/>
             </w:pPr>
-            <w:hyperlink w:history="1" r:id="rIdzgtpr8xt799wr0gieu7zq">
+            <w:hyperlink w:history="1" r:id="rId19r9azsuvdlttwctf8da4">
               <w:r>
                 <w:rPr>
                   <w:rFonts w:ascii="Arial" w:cs="Arial" w:eastAsia="Arial" w:hAnsi="Arial"/>
@@ -6557,7 +6557,7 @@
             <w:pPr>
               <w:spacing w:after="20" w:before="0"/>
             </w:pPr>
-            <w:hyperlink w:history="1" r:id="rIdc02vatcrpp6yfawdpiae2">
+            <w:hyperlink w:history="1" r:id="rId1jdo8dqz-ye-qdvwwf5qd">
               <w:r>
                 <w:rPr>
                   <w:rFonts w:ascii="Arial" w:cs="Arial" w:eastAsia="Arial" w:hAnsi="Arial"/>
@@ -6590,7 +6590,7 @@
               <w:spacing w:after="10" w:before="0"/>
               <w:ind w:left="120"/>
             </w:pPr>
-            <w:hyperlink w:history="1" r:id="rId4jzrp11lfwg2mtgleephf">
+            <w:hyperlink w:history="1" r:id="rId9tfwssp6h3ye-nxm5qbrk">
               <w:r>
                 <w:rPr>
                   <w:rFonts w:ascii="Arial" w:cs="Arial" w:eastAsia="Arial" w:hAnsi="Arial"/>
@@ -6635,7 +6635,7 @@
             <w:pPr>
               <w:spacing w:after="20" w:before="0"/>
             </w:pPr>
-            <w:hyperlink w:history="1" r:id="rIdbzs4vynmej6raid7slv3q">
+            <w:hyperlink w:history="1" r:id="rIdahqocukpysudzpozwxs0f">
               <w:r>
                 <w:rPr>
                   <w:rFonts w:ascii="Arial" w:cs="Arial" w:eastAsia="Arial" w:hAnsi="Arial"/>
@@ -6668,7 +6668,7 @@
               <w:spacing w:after="10" w:before="0"/>
               <w:ind w:left="120"/>
             </w:pPr>
-            <w:hyperlink w:history="1" r:id="rId-hsabqs4ghnaehwtfk0p9">
+            <w:hyperlink w:history="1" r:id="rIdgn1zilx8zal0gjlrplwqx">
               <w:r>
                 <w:rPr>
                   <w:rFonts w:ascii="Arial" w:cs="Arial" w:eastAsia="Arial" w:hAnsi="Arial"/>
@@ -6863,7 +6863,7 @@
             <w:pPr>
               <w:spacing w:after="20" w:before="0"/>
             </w:pPr>
-            <w:hyperlink w:history="1" r:id="rIdivf5vamjnowqyjhjogpal">
+            <w:hyperlink w:history="1" r:id="rIdrfqvou1t57vcefmfyxm53">
               <w:r>
                 <w:rPr>
                   <w:rFonts w:ascii="Arial" w:cs="Arial" w:eastAsia="Arial" w:hAnsi="Arial"/>
@@ -6896,7 +6896,7 @@
               <w:spacing w:after="10" w:before="0"/>
               <w:ind w:left="120"/>
             </w:pPr>
-            <w:hyperlink w:history="1" r:id="rId-2dy4uphvxjboqcfmwqxm">
+            <w:hyperlink w:history="1" r:id="rIddrvrvzwxkd2nv1hfhfq4p">
               <w:r>
                 <w:rPr>
                   <w:rFonts w:ascii="Arial" w:cs="Arial" w:eastAsia="Arial" w:hAnsi="Arial"/>
@@ -6941,7 +6941,7 @@
             <w:pPr>
               <w:spacing w:after="20" w:before="0"/>
             </w:pPr>
-            <w:hyperlink w:history="1" r:id="rIdefpmmuee0ga8jfys5asso">
+            <w:hyperlink w:history="1" r:id="rIduukfqmvvuwys3krzmbqob">
               <w:r>
                 <w:rPr>
                   <w:rFonts w:ascii="Arial" w:cs="Arial" w:eastAsia="Arial" w:hAnsi="Arial"/>
@@ -6974,7 +6974,7 @@
               <w:spacing w:after="10" w:before="0"/>
               <w:ind w:left="120"/>
             </w:pPr>
-            <w:hyperlink w:history="1" r:id="rId-5prdtkiu6p9szm7ptdgw">
+            <w:hyperlink w:history="1" r:id="rIdkkfxnquubiwfacmbnxzcd">
               <w:r>
                 <w:rPr>
                   <w:rFonts w:ascii="Arial" w:cs="Arial" w:eastAsia="Arial" w:hAnsi="Arial"/>
@@ -7378,7 +7378,7 @@
             <w:pPr>
               <w:spacing w:after="20" w:before="0"/>
             </w:pPr>
-            <w:hyperlink w:history="1" r:id="rIdjexysn22lkwrtllp-wlhf">
+            <w:hyperlink w:history="1" r:id="rIdxdqbkirstg-cacuv3rxlc">
               <w:r>
                 <w:rPr>
                   <w:rFonts w:ascii="Arial" w:cs="Arial" w:eastAsia="Arial" w:hAnsi="Arial"/>
@@ -7411,7 +7411,7 @@
               <w:spacing w:after="10" w:before="0"/>
               <w:ind w:left="120"/>
             </w:pPr>
-            <w:hyperlink w:history="1" r:id="rIdzguieuteh3iuq8vg6nggh">
+            <w:hyperlink w:history="1" r:id="rIdkhxnlijsbwp6m5o-iwi0b">
               <w:r>
                 <w:rPr>
                   <w:rFonts w:ascii="Arial" w:cs="Arial" w:eastAsia="Arial" w:hAnsi="Arial"/>
@@ -7456,7 +7456,7 @@
             <w:pPr>
               <w:spacing w:after="20" w:before="0"/>
             </w:pPr>
-            <w:hyperlink w:history="1" r:id="rIdc43ydp4gdxtifciy7jrsf">
+            <w:hyperlink w:history="1" r:id="rIdatdvsp3ft_sxv6ozncuf-">
               <w:r>
                 <w:rPr>
                   <w:rFonts w:ascii="Arial" w:cs="Arial" w:eastAsia="Arial" w:hAnsi="Arial"/>
@@ -7489,7 +7489,7 @@
               <w:spacing w:after="10" w:before="0"/>
               <w:ind w:left="120"/>
             </w:pPr>
-            <w:hyperlink w:history="1" r:id="rIdtgfcfkra7bqyddbeqtb2k">
+            <w:hyperlink w:history="1" r:id="rIdxybzys62x7hqvr1a20jnl">
               <w:r>
                 <w:rPr>
                   <w:rFonts w:ascii="Arial" w:cs="Arial" w:eastAsia="Arial" w:hAnsi="Arial"/>
@@ -7912,7 +7912,7 @@
             <w:pPr>
               <w:spacing w:after="20" w:before="0"/>
             </w:pPr>
-            <w:hyperlink w:history="1" r:id="rId0e3oqkn3fizx6qnz6qjfx">
+            <w:hyperlink w:history="1" r:id="rIdb46ga5fzud31tx0uuh9ll">
               <w:r>
                 <w:rPr>
                   <w:rFonts w:ascii="Arial" w:cs="Arial" w:eastAsia="Arial" w:hAnsi="Arial"/>
@@ -7945,7 +7945,7 @@
               <w:spacing w:after="10" w:before="0"/>
               <w:ind w:left="120"/>
             </w:pPr>
-            <w:hyperlink w:history="1" r:id="rIdhv7t6lxo4jbqzcuqapmug">
+            <w:hyperlink w:history="1" r:id="rIdvr_axllcrrlnmch2x7z6m">
               <w:r>
                 <w:rPr>
                   <w:rFonts w:ascii="Arial" w:cs="Arial" w:eastAsia="Arial" w:hAnsi="Arial"/>
@@ -7990,7 +7990,7 @@
             <w:pPr>
               <w:spacing w:after="20" w:before="0"/>
             </w:pPr>
-            <w:hyperlink w:history="1" r:id="rIdlt4aoqeltmcnwi4xssode">
+            <w:hyperlink w:history="1" r:id="rIdwhxkl2k7b13zp1-swrnyy">
               <w:r>
                 <w:rPr>
                   <w:rFonts w:ascii="Arial" w:cs="Arial" w:eastAsia="Arial" w:hAnsi="Arial"/>
@@ -8023,7 +8023,7 @@
               <w:spacing w:after="10" w:before="0"/>
               <w:ind w:left="120"/>
             </w:pPr>
-            <w:hyperlink w:history="1" r:id="rIdexhkgbizfbxkxfeuxf84r">
+            <w:hyperlink w:history="1" r:id="rIdj7r3k1-csiysm6ibapiem">
               <w:r>
                 <w:rPr>
                   <w:rFonts w:ascii="Arial" w:cs="Arial" w:eastAsia="Arial" w:hAnsi="Arial"/>
@@ -8218,7 +8218,7 @@
             <w:pPr>
               <w:spacing w:after="20" w:before="0"/>
             </w:pPr>
-            <w:hyperlink w:history="1" r:id="rIdaam_eywacrpcpib8v_m16">
+            <w:hyperlink w:history="1" r:id="rIdyqc08emyh86kznb-krp4q">
               <w:r>
                 <w:rPr>
                   <w:rFonts w:ascii="Arial" w:cs="Arial" w:eastAsia="Arial" w:hAnsi="Arial"/>
@@ -8251,7 +8251,7 @@
               <w:spacing w:after="10" w:before="0"/>
               <w:ind w:left="120"/>
             </w:pPr>
-            <w:hyperlink w:history="1" r:id="rIdyogfxg89tu9pfws2e9bfx">
+            <w:hyperlink w:history="1" r:id="rIdis8tvtlzce-qwdbdebtzc">
               <w:r>
                 <w:rPr>
                   <w:rFonts w:ascii="Arial" w:cs="Arial" w:eastAsia="Arial" w:hAnsi="Arial"/>
@@ -8296,7 +8296,7 @@
             <w:pPr>
               <w:spacing w:after="20" w:before="0"/>
             </w:pPr>
-            <w:hyperlink w:history="1" r:id="rIdlfgkqfjadminkyan8y9wp">
+            <w:hyperlink w:history="1" r:id="rIdqmda_sonmael5ah3tnebq">
               <w:r>
                 <w:rPr>
                   <w:rFonts w:ascii="Arial" w:cs="Arial" w:eastAsia="Arial" w:hAnsi="Arial"/>
@@ -8329,7 +8329,7 @@
               <w:spacing w:after="10" w:before="0"/>
               <w:ind w:left="120"/>
             </w:pPr>
-            <w:hyperlink w:history="1" r:id="rIdy3qeyscgky_3b1dxfoyjn">
+            <w:hyperlink w:history="1" r:id="rIdyog3-dpbtdxhodbm4tm2t">
               <w:r>
                 <w:rPr>
                   <w:rFonts w:ascii="Arial" w:cs="Arial" w:eastAsia="Arial" w:hAnsi="Arial"/>
@@ -9816,7 +9816,7 @@
             <w:pPr>
               <w:spacing w:after="20" w:before="0"/>
             </w:pPr>
-            <w:hyperlink w:history="1" r:id="rIdatwvmqj1ro4mzgppi7vc3">
+            <w:hyperlink w:history="1" r:id="rIdo-6tfcxeyx95dhrqqyj6x">
               <w:r>
                 <w:rPr>
                   <w:rFonts w:ascii="Arial" w:cs="Arial" w:eastAsia="Arial" w:hAnsi="Arial"/>
@@ -9849,7 +9849,7 @@
               <w:spacing w:after="10" w:before="0"/>
               <w:ind w:left="120"/>
             </w:pPr>
-            <w:hyperlink w:history="1" r:id="rIdkwfc_t6meodqbr5mjrgjd">
+            <w:hyperlink w:history="1" r:id="rIdrjsz5flc4tv-pep8h46tf">
               <w:r>
                 <w:rPr>
                   <w:rFonts w:ascii="Arial" w:cs="Arial" w:eastAsia="Arial" w:hAnsi="Arial"/>
@@ -9894,7 +9894,7 @@
             <w:pPr>
               <w:spacing w:after="20" w:before="0"/>
             </w:pPr>
-            <w:hyperlink w:history="1" r:id="rIdybxiqw-9iwz8ejznpebca">
+            <w:hyperlink w:history="1" r:id="rIdvd1afra5vv7gk0xvvbsry">
               <w:r>
                 <w:rPr>
                   <w:rFonts w:ascii="Arial" w:cs="Arial" w:eastAsia="Arial" w:hAnsi="Arial"/>
@@ -9927,7 +9927,7 @@
               <w:spacing w:after="10" w:before="0"/>
               <w:ind w:left="120"/>
             </w:pPr>
-            <w:hyperlink w:history="1" r:id="rIdjymscndwzctgj9i4ig-q0">
+            <w:hyperlink w:history="1" r:id="rId0c6vifpgygs-o-wvx2tdt">
               <w:r>
                 <w:rPr>
                   <w:rFonts w:ascii="Arial" w:cs="Arial" w:eastAsia="Arial" w:hAnsi="Arial"/>
@@ -10122,7 +10122,7 @@
             <w:pPr>
               <w:spacing w:after="20" w:before="0"/>
             </w:pPr>
-            <w:hyperlink w:history="1" r:id="rIdpb-2fy_dcj8ucndb3m5a7">
+            <w:hyperlink w:history="1" r:id="rId5e4b8eavzlps9wvn-jitl">
               <w:r>
                 <w:rPr>
                   <w:rFonts w:ascii="Arial" w:cs="Arial" w:eastAsia="Arial" w:hAnsi="Arial"/>
@@ -10155,7 +10155,7 @@
               <w:spacing w:after="10" w:before="0"/>
               <w:ind w:left="120"/>
             </w:pPr>
-            <w:hyperlink w:history="1" r:id="rIdrm5zteyz7qvqqktpsrccr">
+            <w:hyperlink w:history="1" r:id="rIdaxs9icb4v-g95npcdqwgl">
               <w:r>
                 <w:rPr>
                   <w:rFonts w:ascii="Arial" w:cs="Arial" w:eastAsia="Arial" w:hAnsi="Arial"/>
@@ -10200,7 +10200,7 @@
             <w:pPr>
               <w:spacing w:after="20" w:before="0"/>
             </w:pPr>
-            <w:hyperlink w:history="1" r:id="rIdmbyf-ftxhyh7-rppfqi9o">
+            <w:hyperlink w:history="1" r:id="rIdubs_x1q2b9dgmy9-h6ydg">
               <w:r>
                 <w:rPr>
                   <w:rFonts w:ascii="Arial" w:cs="Arial" w:eastAsia="Arial" w:hAnsi="Arial"/>
@@ -10233,7 +10233,7 @@
               <w:spacing w:after="10" w:before="0"/>
               <w:ind w:left="120"/>
             </w:pPr>
-            <w:hyperlink w:history="1" r:id="rIds_60mguvxe-eilurcwvyb">
+            <w:hyperlink w:history="1" r:id="rIdztltgqwg-spwcya844poz">
               <w:r>
                 <w:rPr>
                   <w:rFonts w:ascii="Arial" w:cs="Arial" w:eastAsia="Arial" w:hAnsi="Arial"/>
@@ -10428,7 +10428,7 @@
             <w:pPr>
               <w:spacing w:after="20" w:before="0"/>
             </w:pPr>
-            <w:hyperlink w:history="1" r:id="rIdn8w0mqcbngf7ichc4i4ro">
+            <w:hyperlink w:history="1" r:id="rIdj_z-snu0yxghxhenwxdlm">
               <w:r>
                 <w:rPr>
                   <w:rFonts w:ascii="Arial" w:cs="Arial" w:eastAsia="Arial" w:hAnsi="Arial"/>
@@ -10461,7 +10461,7 @@
               <w:spacing w:after="10" w:before="0"/>
               <w:ind w:left="120"/>
             </w:pPr>
-            <w:hyperlink w:history="1" r:id="rIdjyoc4hs74pkvvoz-bjepl">
+            <w:hyperlink w:history="1" r:id="rIdjrptuwu7awoelm-uyow-s">
               <w:r>
                 <w:rPr>
                   <w:rFonts w:ascii="Arial" w:cs="Arial" w:eastAsia="Arial" w:hAnsi="Arial"/>
@@ -10506,7 +10506,7 @@
             <w:pPr>
               <w:spacing w:after="20" w:before="0"/>
             </w:pPr>
-            <w:hyperlink w:history="1" r:id="rIdttdoqrldx1vpcyqmrj7by">
+            <w:hyperlink w:history="1" r:id="rIdhfquhxke_cadwu0khuslw">
               <w:r>
                 <w:rPr>
                   <w:rFonts w:ascii="Arial" w:cs="Arial" w:eastAsia="Arial" w:hAnsi="Arial"/>
@@ -10539,7 +10539,7 @@
               <w:spacing w:after="10" w:before="0"/>
               <w:ind w:left="120"/>
             </w:pPr>
-            <w:hyperlink w:history="1" r:id="rIdqmr-xqtsczwomyl36j2eg">
+            <w:hyperlink w:history="1" r:id="rId68slx6bupkml_d4bly8xm">
               <w:r>
                 <w:rPr>
                   <w:rFonts w:ascii="Arial" w:cs="Arial" w:eastAsia="Arial" w:hAnsi="Arial"/>
@@ -10734,7 +10734,7 @@
             <w:pPr>
               <w:spacing w:after="20" w:before="0"/>
             </w:pPr>
-            <w:hyperlink w:history="1" r:id="rId2sqduzuv7ajwflupuzqpc">
+            <w:hyperlink w:history="1" r:id="rIddunonka6vpnize0rkkw2g">
               <w:r>
                 <w:rPr>
                   <w:rFonts w:ascii="Arial" w:cs="Arial" w:eastAsia="Arial" w:hAnsi="Arial"/>
@@ -10767,7 +10767,7 @@
               <w:spacing w:after="10" w:before="0"/>
               <w:ind w:left="120"/>
             </w:pPr>
-            <w:hyperlink w:history="1" r:id="rIdt2ew-0ghf4yiziwi_pk3i">
+            <w:hyperlink w:history="1" r:id="rIdsjsx60umaososileuvm0o">
               <w:r>
                 <w:rPr>
                   <w:rFonts w:ascii="Arial" w:cs="Arial" w:eastAsia="Arial" w:hAnsi="Arial"/>
@@ -10812,7 +10812,7 @@
             <w:pPr>
               <w:spacing w:after="20" w:before="0"/>
             </w:pPr>
-            <w:hyperlink w:history="1" r:id="rIdy37gzx84zeauufknufhwu">
+            <w:hyperlink w:history="1" r:id="rIdnmupgtk916fqv0-4pyp5l">
               <w:r>
                 <w:rPr>
                   <w:rFonts w:ascii="Arial" w:cs="Arial" w:eastAsia="Arial" w:hAnsi="Arial"/>
@@ -10845,7 +10845,7 @@
               <w:spacing w:after="10" w:before="0"/>
               <w:ind w:left="120"/>
             </w:pPr>
-            <w:hyperlink w:history="1" r:id="rIdlugubz3ahia5l7i1mbp80">
+            <w:hyperlink w:history="1" r:id="rIduvdgki68bisqjj6fv4dcd">
               <w:r>
                 <w:rPr>
                   <w:rFonts w:ascii="Arial" w:cs="Arial" w:eastAsia="Arial" w:hAnsi="Arial"/>
@@ -11040,7 +11040,7 @@
             <w:pPr>
               <w:spacing w:after="20" w:before="0"/>
             </w:pPr>
-            <w:hyperlink w:history="1" r:id="rIdgsersplimuoovraeonhid">
+            <w:hyperlink w:history="1" r:id="rIdeycqnkbcjgofnmfl2u72l">
               <w:r>
                 <w:rPr>
                   <w:rFonts w:ascii="Arial" w:cs="Arial" w:eastAsia="Arial" w:hAnsi="Arial"/>
@@ -11073,7 +11073,7 @@
               <w:spacing w:after="10" w:before="0"/>
               <w:ind w:left="120"/>
             </w:pPr>
-            <w:hyperlink w:history="1" r:id="rIduooc8ndadah6tcil2uapp">
+            <w:hyperlink w:history="1" r:id="rId8pkztgv1ksd_ksowt9iyx">
               <w:r>
                 <w:rPr>
                   <w:rFonts w:ascii="Arial" w:cs="Arial" w:eastAsia="Arial" w:hAnsi="Arial"/>
@@ -11118,7 +11118,7 @@
             <w:pPr>
               <w:spacing w:after="20" w:before="0"/>
             </w:pPr>
-            <w:hyperlink w:history="1" r:id="rIdmbqiimon3b2fyueijh7rz">
+            <w:hyperlink w:history="1" r:id="rIdrixifzagpzxarj8ucgctu">
               <w:r>
                 <w:rPr>
                   <w:rFonts w:ascii="Arial" w:cs="Arial" w:eastAsia="Arial" w:hAnsi="Arial"/>
@@ -11151,7 +11151,7 @@
               <w:spacing w:after="10" w:before="0"/>
               <w:ind w:left="120"/>
             </w:pPr>
-            <w:hyperlink w:history="1" r:id="rIdsgoehkibk9nv1h1bga7ev">
+            <w:hyperlink w:history="1" r:id="rIdldt2seep46lnstt_qn7kx">
               <w:r>
                 <w:rPr>
                   <w:rFonts w:ascii="Arial" w:cs="Arial" w:eastAsia="Arial" w:hAnsi="Arial"/>
@@ -12638,7 +12638,7 @@
             <w:pPr>
               <w:spacing w:after="20" w:before="0"/>
             </w:pPr>
-            <w:hyperlink w:history="1" r:id="rIdnsn6hb1ftkexxpaeqvuqk">
+            <w:hyperlink w:history="1" r:id="rIdalxrawekbf0yqj3gdyaiz">
               <w:r>
                 <w:rPr>
                   <w:rFonts w:ascii="Arial" w:cs="Arial" w:eastAsia="Arial" w:hAnsi="Arial"/>
@@ -12671,7 +12671,7 @@
               <w:spacing w:after="10" w:before="0"/>
               <w:ind w:left="120"/>
             </w:pPr>
-            <w:hyperlink w:history="1" r:id="rIdxlc0jijjihaoo2jwiuyxp">
+            <w:hyperlink w:history="1" r:id="rIdwwf3u_itdgojxqagfsm8w">
               <w:r>
                 <w:rPr>
                   <w:rFonts w:ascii="Arial" w:cs="Arial" w:eastAsia="Arial" w:hAnsi="Arial"/>
@@ -12716,7 +12716,7 @@
             <w:pPr>
               <w:spacing w:after="20" w:before="0"/>
             </w:pPr>
-            <w:hyperlink w:history="1" r:id="rId-a3wpi55p01aoti3wfzr7">
+            <w:hyperlink w:history="1" r:id="rIdyusxmuvmq5ekqiej3wbkm">
               <w:r>
                 <w:rPr>
                   <w:rFonts w:ascii="Arial" w:cs="Arial" w:eastAsia="Arial" w:hAnsi="Arial"/>
@@ -12749,7 +12749,7 @@
               <w:spacing w:after="10" w:before="0"/>
               <w:ind w:left="120"/>
             </w:pPr>
-            <w:hyperlink w:history="1" r:id="rIdd2eby5sgpv8yfmkjrzi-z">
+            <w:hyperlink w:history="1" r:id="rIdfekiuvarr96k2aimbwa5h">
               <w:r>
                 <w:rPr>
                   <w:rFonts w:ascii="Arial" w:cs="Arial" w:eastAsia="Arial" w:hAnsi="Arial"/>
@@ -12944,7 +12944,7 @@
             <w:pPr>
               <w:spacing w:after="20" w:before="0"/>
             </w:pPr>
-            <w:hyperlink w:history="1" r:id="rId28ne7j5k7i6kt49wsqywi">
+            <w:hyperlink w:history="1" r:id="rId7pgjrgllwxoclafi4lnvb">
               <w:r>
                 <w:rPr>
                   <w:rFonts w:ascii="Arial" w:cs="Arial" w:eastAsia="Arial" w:hAnsi="Arial"/>
@@ -12977,7 +12977,7 @@
               <w:spacing w:after="10" w:before="0"/>
               <w:ind w:left="120"/>
             </w:pPr>
-            <w:hyperlink w:history="1" r:id="rIdd_olnck9gnhf-loe9d_js">
+            <w:hyperlink w:history="1" r:id="rIdxmx269wded1d3t_nsgl2r">
               <w:r>
                 <w:rPr>
                   <w:rFonts w:ascii="Arial" w:cs="Arial" w:eastAsia="Arial" w:hAnsi="Arial"/>
@@ -13022,7 +13022,7 @@
             <w:pPr>
               <w:spacing w:after="20" w:before="0"/>
             </w:pPr>
-            <w:hyperlink w:history="1" r:id="rIdexhwbecxaitgiio9ifebr">
+            <w:hyperlink w:history="1" r:id="rId286s7oxuc1nfijo2qpbi6">
               <w:r>
                 <w:rPr>
                   <w:rFonts w:ascii="Arial" w:cs="Arial" w:eastAsia="Arial" w:hAnsi="Arial"/>
@@ -13055,7 +13055,7 @@
               <w:spacing w:after="10" w:before="0"/>
               <w:ind w:left="120"/>
             </w:pPr>
-            <w:hyperlink w:history="1" r:id="rId9enogyktxuctu6rq5fu4x">
+            <w:hyperlink w:history="1" r:id="rIdmlonylllpgjeqxk9_907x">
               <w:r>
                 <w:rPr>
                   <w:rFonts w:ascii="Arial" w:cs="Arial" w:eastAsia="Arial" w:hAnsi="Arial"/>
@@ -13250,7 +13250,7 @@
             <w:pPr>
               <w:spacing w:after="20" w:before="0"/>
             </w:pPr>
-            <w:hyperlink w:history="1" r:id="rId9h937hsrkucr8ursrr9fr">
+            <w:hyperlink w:history="1" r:id="rIdmfn1dt7jkefnmgabyeyzm">
               <w:r>
                 <w:rPr>
                   <w:rFonts w:ascii="Arial" w:cs="Arial" w:eastAsia="Arial" w:hAnsi="Arial"/>
@@ -13283,7 +13283,7 @@
               <w:spacing w:after="10" w:before="0"/>
               <w:ind w:left="120"/>
             </w:pPr>
-            <w:hyperlink w:history="1" r:id="rIdzfv_dj92bqga4vn9roawc">
+            <w:hyperlink w:history="1" r:id="rIdyxipxb9vqtn1bpnfpdfs_">
               <w:r>
                 <w:rPr>
                   <w:rFonts w:ascii="Arial" w:cs="Arial" w:eastAsia="Arial" w:hAnsi="Arial"/>
@@ -13328,7 +13328,7 @@
             <w:pPr>
               <w:spacing w:after="20" w:before="0"/>
             </w:pPr>
-            <w:hyperlink w:history="1" r:id="rIdykn68jefp5-hntbcdgvdw">
+            <w:hyperlink w:history="1" r:id="rIdmkm5axsvnpykefcqjgka5">
               <w:r>
                 <w:rPr>
                   <w:rFonts w:ascii="Arial" w:cs="Arial" w:eastAsia="Arial" w:hAnsi="Arial"/>
@@ -13361,7 +13361,7 @@
               <w:spacing w:after="10" w:before="0"/>
               <w:ind w:left="120"/>
             </w:pPr>
-            <w:hyperlink w:history="1" r:id="rIdzb6sccex-mjhiovewri7a">
+            <w:hyperlink w:history="1" r:id="rIdoz1pl7hqhktryzefwh8fi">
               <w:r>
                 <w:rPr>
                   <w:rFonts w:ascii="Arial" w:cs="Arial" w:eastAsia="Arial" w:hAnsi="Arial"/>
@@ -13556,7 +13556,7 @@
             <w:pPr>
               <w:spacing w:after="20" w:before="0"/>
             </w:pPr>
-            <w:hyperlink w:history="1" r:id="rIdkwepxekrpdsf6medkhntj">
+            <w:hyperlink w:history="1" r:id="rIdjtwjjvhx83_ielfgzmpij">
               <w:r>
                 <w:rPr>
                   <w:rFonts w:ascii="Arial" w:cs="Arial" w:eastAsia="Arial" w:hAnsi="Arial"/>
@@ -13589,7 +13589,7 @@
               <w:spacing w:after="10" w:before="0"/>
               <w:ind w:left="120"/>
             </w:pPr>
-            <w:hyperlink w:history="1" r:id="rIdefwvosuohitx2ucrtm6kx">
+            <w:hyperlink w:history="1" r:id="rIds2dk0wzlkdrwne8i0ifwm">
               <w:r>
                 <w:rPr>
                   <w:rFonts w:ascii="Arial" w:cs="Arial" w:eastAsia="Arial" w:hAnsi="Arial"/>
@@ -13634,7 +13634,7 @@
             <w:pPr>
               <w:spacing w:after="20" w:before="0"/>
             </w:pPr>
-            <w:hyperlink w:history="1" r:id="rIdwt4v8zzpkrypn_qg_0clv">
+            <w:hyperlink w:history="1" r:id="rIdo2j3u9fjwqflbcycskp7v">
               <w:r>
                 <w:rPr>
                   <w:rFonts w:ascii="Arial" w:cs="Arial" w:eastAsia="Arial" w:hAnsi="Arial"/>
@@ -13667,7 +13667,7 @@
               <w:spacing w:after="10" w:before="0"/>
               <w:ind w:left="120"/>
             </w:pPr>
-            <w:hyperlink w:history="1" r:id="rIdo4zk4pcjkjv6cxabeg0nw">
+            <w:hyperlink w:history="1" r:id="rIdmpkibznhhsghqy4apmevx">
               <w:r>
                 <w:rPr>
                   <w:rFonts w:ascii="Arial" w:cs="Arial" w:eastAsia="Arial" w:hAnsi="Arial"/>
@@ -13862,7 +13862,7 @@
             <w:pPr>
               <w:spacing w:after="20" w:before="0"/>
             </w:pPr>
-            <w:hyperlink w:history="1" r:id="rIdixketcayhj1i6w01zj700">
+            <w:hyperlink w:history="1" r:id="rIdv2g2zebxflsikkrlmm7qj">
               <w:r>
                 <w:rPr>
                   <w:rFonts w:ascii="Arial" w:cs="Arial" w:eastAsia="Arial" w:hAnsi="Arial"/>
@@ -13895,7 +13895,7 @@
               <w:spacing w:after="10" w:before="0"/>
               <w:ind w:left="120"/>
             </w:pPr>
-            <w:hyperlink w:history="1" r:id="rIdzndkai-ek2ql9yis9r5oi">
+            <w:hyperlink w:history="1" r:id="rIdktkvdv6l6lbyaihybnvro">
               <w:r>
                 <w:rPr>
                   <w:rFonts w:ascii="Arial" w:cs="Arial" w:eastAsia="Arial" w:hAnsi="Arial"/>
@@ -13940,7 +13940,7 @@
             <w:pPr>
               <w:spacing w:after="20" w:before="0"/>
             </w:pPr>
-            <w:hyperlink w:history="1" r:id="rIdckaragbogugytdbfj8uji">
+            <w:hyperlink w:history="1" r:id="rIdtij-ew0aecpc2-kc6pexv">
               <w:r>
                 <w:rPr>
                   <w:rFonts w:ascii="Arial" w:cs="Arial" w:eastAsia="Arial" w:hAnsi="Arial"/>
@@ -13973,7 +13973,7 @@
               <w:spacing w:after="10" w:before="0"/>
               <w:ind w:left="120"/>
             </w:pPr>
-            <w:hyperlink w:history="1" r:id="rIdbvsnlfelwhh1oz_4islwx">
+            <w:hyperlink w:history="1" r:id="rIduloac7wbxfd0yko2c_g5l">
               <w:r>
                 <w:rPr>
                   <w:rFonts w:ascii="Arial" w:cs="Arial" w:eastAsia="Arial" w:hAnsi="Arial"/>
@@ -15460,7 +15460,7 @@
             <w:pPr>
               <w:spacing w:after="20" w:before="0"/>
             </w:pPr>
-            <w:hyperlink w:history="1" r:id="rIdjklgwfzpbchxifevrf3ce">
+            <w:hyperlink w:history="1" r:id="rIdxnlefzqlceivvslto8nsf">
               <w:r>
                 <w:rPr>
                   <w:rFonts w:ascii="Arial" w:cs="Arial" w:eastAsia="Arial" w:hAnsi="Arial"/>
@@ -15493,7 +15493,7 @@
               <w:spacing w:after="10" w:before="0"/>
               <w:ind w:left="120"/>
             </w:pPr>
-            <w:hyperlink w:history="1" r:id="rId4uiplo9ov5kw4ixkrjdrd">
+            <w:hyperlink w:history="1" r:id="rId3mrtpvvieuo-zdemhbos2">
               <w:r>
                 <w:rPr>
                   <w:rFonts w:ascii="Arial" w:cs="Arial" w:eastAsia="Arial" w:hAnsi="Arial"/>
@@ -15538,7 +15538,7 @@
             <w:pPr>
               <w:spacing w:after="20" w:before="0"/>
             </w:pPr>
-            <w:hyperlink w:history="1" r:id="rIdmbca9mclapptsdcez2vbv">
+            <w:hyperlink w:history="1" r:id="rId90hf-pwrwb8jl_bz3ypba">
               <w:r>
                 <w:rPr>
                   <w:rFonts w:ascii="Arial" w:cs="Arial" w:eastAsia="Arial" w:hAnsi="Arial"/>
@@ -15571,7 +15571,7 @@
               <w:spacing w:after="10" w:before="0"/>
               <w:ind w:left="120"/>
             </w:pPr>
-            <w:hyperlink w:history="1" r:id="rIdozlnmhlkc6j_uder3riiv">
+            <w:hyperlink w:history="1" r:id="rIdfs5b4nn96usgrvzaohq9k">
               <w:r>
                 <w:rPr>
                   <w:rFonts w:ascii="Arial" w:cs="Arial" w:eastAsia="Arial" w:hAnsi="Arial"/>
@@ -15766,7 +15766,7 @@
             <w:pPr>
               <w:spacing w:after="20" w:before="0"/>
             </w:pPr>
-            <w:hyperlink w:history="1" r:id="rIdjojbal75j1rfeurqil73w">
+            <w:hyperlink w:history="1" r:id="rIdrbfuoib-itjsn9d3binpo">
               <w:r>
                 <w:rPr>
                   <w:rFonts w:ascii="Arial" w:cs="Arial" w:eastAsia="Arial" w:hAnsi="Arial"/>
@@ -15799,7 +15799,7 @@
               <w:spacing w:after="10" w:before="0"/>
               <w:ind w:left="120"/>
             </w:pPr>
-            <w:hyperlink w:history="1" r:id="rIdlw6b2tbfwp6dpp0cprmic">
+            <w:hyperlink w:history="1" r:id="rIdt-kk-a3n4t6ll_2eth0zm">
               <w:r>
                 <w:rPr>
                   <w:rFonts w:ascii="Arial" w:cs="Arial" w:eastAsia="Arial" w:hAnsi="Arial"/>
@@ -15844,7 +15844,7 @@
             <w:pPr>
               <w:spacing w:after="20" w:before="0"/>
             </w:pPr>
-            <w:hyperlink w:history="1" r:id="rIduapd8vnuxypapqtlbpu2n">
+            <w:hyperlink w:history="1" r:id="rIdthnszy4r_efxkb7xohqnt">
               <w:r>
                 <w:rPr>
                   <w:rFonts w:ascii="Arial" w:cs="Arial" w:eastAsia="Arial" w:hAnsi="Arial"/>
@@ -15877,7 +15877,7 @@
               <w:spacing w:after="10" w:before="0"/>
               <w:ind w:left="120"/>
             </w:pPr>
-            <w:hyperlink w:history="1" r:id="rIdkdbsopqoc7ha5djyftlud">
+            <w:hyperlink w:history="1" r:id="rIdd75torezu04gp-bkchrpy">
               <w:r>
                 <w:rPr>
                   <w:rFonts w:ascii="Arial" w:cs="Arial" w:eastAsia="Arial" w:hAnsi="Arial"/>
@@ -16414,7 +16414,7 @@
             <w:pPr>
               <w:spacing w:after="20" w:before="0"/>
             </w:pPr>
-            <w:hyperlink w:history="1" r:id="rIdbygzxqqklaaaado8bxyap">
+            <w:hyperlink w:history="1" r:id="rIdv-wgwjy44vtnxro0mcuus">
               <w:r>
                 <w:rPr>
                   <w:rFonts w:ascii="Arial" w:cs="Arial" w:eastAsia="Arial" w:hAnsi="Arial"/>
@@ -16447,7 +16447,7 @@
               <w:spacing w:after="10" w:before="0"/>
               <w:ind w:left="120"/>
             </w:pPr>
-            <w:hyperlink w:history="1" r:id="rIdp_re4lw9kf6fea-c9eeib">
+            <w:hyperlink w:history="1" r:id="rIdwoq_ieqzlvlsrowv8jkx0">
               <w:r>
                 <w:rPr>
                   <w:rFonts w:ascii="Arial" w:cs="Arial" w:eastAsia="Arial" w:hAnsi="Arial"/>
@@ -16492,7 +16492,7 @@
             <w:pPr>
               <w:spacing w:after="20" w:before="0"/>
             </w:pPr>
-            <w:hyperlink w:history="1" r:id="rId3vkb-wu-pbshwas54702b">
+            <w:hyperlink w:history="1" r:id="rIdt4ia2_swx8eidee9zxhau">
               <w:r>
                 <w:rPr>
                   <w:rFonts w:ascii="Arial" w:cs="Arial" w:eastAsia="Arial" w:hAnsi="Arial"/>
@@ -16525,7 +16525,7 @@
               <w:spacing w:after="10" w:before="0"/>
               <w:ind w:left="120"/>
             </w:pPr>
-            <w:hyperlink w:history="1" r:id="rIdowhpgj8xg1hzs-7rbcxti">
+            <w:hyperlink w:history="1" r:id="rIdrtkeeeqzax1luid-cgsoa">
               <w:r>
                 <w:rPr>
                   <w:rFonts w:ascii="Arial" w:cs="Arial" w:eastAsia="Arial" w:hAnsi="Arial"/>
@@ -16967,7 +16967,7 @@
             <w:pPr>
               <w:spacing w:after="20" w:before="0"/>
             </w:pPr>
-            <w:hyperlink w:history="1" r:id="rIdwvmrzogyrn1azybbink3r">
+            <w:hyperlink w:history="1" r:id="rId2gwowwovmsllg4vpjfk9g">
               <w:r>
                 <w:rPr>
                   <w:rFonts w:ascii="Arial" w:cs="Arial" w:eastAsia="Arial" w:hAnsi="Arial"/>
@@ -17000,7 +17000,7 @@
               <w:spacing w:after="10" w:before="0"/>
               <w:ind w:left="120"/>
             </w:pPr>
-            <w:hyperlink w:history="1" r:id="rIdltqiwbpkxp69xjy5rssis">
+            <w:hyperlink w:history="1" r:id="rIdndkc2ouifnb9d9ulfnmil">
               <w:r>
                 <w:rPr>
                   <w:rFonts w:ascii="Arial" w:cs="Arial" w:eastAsia="Arial" w:hAnsi="Arial"/>
@@ -17045,7 +17045,7 @@
             <w:pPr>
               <w:spacing w:after="20" w:before="0"/>
             </w:pPr>
-            <w:hyperlink w:history="1" r:id="rIdrshga5biysioify8efdno">
+            <w:hyperlink w:history="1" r:id="rIdylyysvlpdpswfjn76uwil">
               <w:r>
                 <w:rPr>
                   <w:rFonts w:ascii="Arial" w:cs="Arial" w:eastAsia="Arial" w:hAnsi="Arial"/>
@@ -17078,7 +17078,7 @@
               <w:spacing w:after="10" w:before="0"/>
               <w:ind w:left="120"/>
             </w:pPr>
-            <w:hyperlink w:history="1" r:id="rIdlodgyrismaicsfal7sn3q">
+            <w:hyperlink w:history="1" r:id="rIdb2xwcwjvjev2vqbdetqjw">
               <w:r>
                 <w:rPr>
                   <w:rFonts w:ascii="Arial" w:cs="Arial" w:eastAsia="Arial" w:hAnsi="Arial"/>
@@ -17427,7 +17427,7 @@
             <w:pPr>
               <w:spacing w:after="20" w:before="0"/>
             </w:pPr>
-            <w:hyperlink w:history="1" r:id="rId_mfj56igh4qhzd5hx82v6">
+            <w:hyperlink w:history="1" r:id="rIdhan_q7jdbzaev0xkc33dl">
               <w:r>
                 <w:rPr>
                   <w:rFonts w:ascii="Arial" w:cs="Arial" w:eastAsia="Arial" w:hAnsi="Arial"/>
@@ -17460,7 +17460,7 @@
               <w:spacing w:after="10" w:before="0"/>
               <w:ind w:left="120"/>
             </w:pPr>
-            <w:hyperlink w:history="1" r:id="rIdswbjsymmdqv84-bmvnnug">
+            <w:hyperlink w:history="1" r:id="rId7efc5bq8vk1rfz5q3rg5u">
               <w:r>
                 <w:rPr>
                   <w:rFonts w:ascii="Arial" w:cs="Arial" w:eastAsia="Arial" w:hAnsi="Arial"/>
@@ -17505,7 +17505,7 @@
             <w:pPr>
               <w:spacing w:after="20" w:before="0"/>
             </w:pPr>
-            <w:hyperlink w:history="1" r:id="rIdxx3iv3zo-p119lzsol78g">
+            <w:hyperlink w:history="1" r:id="rIdhidnumardylup6d1mfzig">
               <w:r>
                 <w:rPr>
                   <w:rFonts w:ascii="Arial" w:cs="Arial" w:eastAsia="Arial" w:hAnsi="Arial"/>
@@ -17538,7 +17538,7 @@
               <w:spacing w:after="10" w:before="0"/>
               <w:ind w:left="120"/>
             </w:pPr>
-            <w:hyperlink w:history="1" r:id="rId-exuvde99gv3c4nxxt_ga">
+            <w:hyperlink w:history="1" r:id="rIdprmhn81pfrd5ypo7r4o8r">
               <w:r>
                 <w:rPr>
                   <w:rFonts w:ascii="Arial" w:cs="Arial" w:eastAsia="Arial" w:hAnsi="Arial"/>
@@ -19531,7 +19531,7 @@
             <w:pPr>
               <w:spacing w:after="20" w:before="0"/>
             </w:pPr>
-            <w:hyperlink w:history="1" r:id="rIdz-fdsq3hefy-vopj0-w2a">
+            <w:hyperlink w:history="1" r:id="rId0niibydpx-mye53apmb3a">
               <w:r>
                 <w:rPr>
                   <w:rFonts w:ascii="Arial" w:cs="Arial" w:eastAsia="Arial" w:hAnsi="Arial"/>
@@ -19564,7 +19564,7 @@
               <w:spacing w:after="10" w:before="0"/>
               <w:ind w:left="120"/>
             </w:pPr>
-            <w:hyperlink w:history="1" r:id="rIdcdxrfiqnm_f_213moh0au">
+            <w:hyperlink w:history="1" r:id="rIdsn8hhl-jff4z-mntsbi4a">
               <w:r>
                 <w:rPr>
                   <w:rFonts w:ascii="Arial" w:cs="Arial" w:eastAsia="Arial" w:hAnsi="Arial"/>
@@ -19609,7 +19609,7 @@
             <w:pPr>
               <w:spacing w:after="20" w:before="0"/>
             </w:pPr>
-            <w:hyperlink w:history="1" r:id="rIdct8uwy-a8bdtjvf5993jc">
+            <w:hyperlink w:history="1" r:id="rId0yj_i4ga5ctibbcs2x67o">
               <w:r>
                 <w:rPr>
                   <w:rFonts w:ascii="Arial" w:cs="Arial" w:eastAsia="Arial" w:hAnsi="Arial"/>
@@ -19642,7 +19642,7 @@
               <w:spacing w:after="10" w:before="0"/>
               <w:ind w:left="120"/>
             </w:pPr>
-            <w:hyperlink w:history="1" r:id="rId0pfovkjuyw_ocznrmdet-">
+            <w:hyperlink w:history="1" r:id="rId2kbi-n8ocwoveg7nyuege">
               <w:r>
                 <w:rPr>
                   <w:rFonts w:ascii="Arial" w:cs="Arial" w:eastAsia="Arial" w:hAnsi="Arial"/>
@@ -19837,7 +19837,7 @@
             <w:pPr>
               <w:spacing w:after="20" w:before="0"/>
             </w:pPr>
-            <w:hyperlink w:history="1" r:id="rIdfd5hyir_rs25rlbortysr">
+            <w:hyperlink w:history="1" r:id="rIdrpggf5ak3i2shh-eigifx">
               <w:r>
                 <w:rPr>
                   <w:rFonts w:ascii="Arial" w:cs="Arial" w:eastAsia="Arial" w:hAnsi="Arial"/>
@@ -19870,7 +19870,7 @@
               <w:spacing w:after="10" w:before="0"/>
               <w:ind w:left="120"/>
             </w:pPr>
-            <w:hyperlink w:history="1" r:id="rIdxiujc_pfbngxp7weneyqu">
+            <w:hyperlink w:history="1" r:id="rIdwdxzey3bvzmcxdis-za8v">
               <w:r>
                 <w:rPr>
                   <w:rFonts w:ascii="Arial" w:cs="Arial" w:eastAsia="Arial" w:hAnsi="Arial"/>
@@ -19915,7 +19915,7 @@
             <w:pPr>
               <w:spacing w:after="20" w:before="0"/>
             </w:pPr>
-            <w:hyperlink w:history="1" r:id="rIdkjcwyt0uazy0xfspgzylu">
+            <w:hyperlink w:history="1" r:id="rIdmffzzz7mciuvoczi-r5e_">
               <w:r>
                 <w:rPr>
                   <w:rFonts w:ascii="Arial" w:cs="Arial" w:eastAsia="Arial" w:hAnsi="Arial"/>
@@ -19948,7 +19948,7 @@
               <w:spacing w:after="10" w:before="0"/>
               <w:ind w:left="120"/>
             </w:pPr>
-            <w:hyperlink w:history="1" r:id="rId9guxtlmd84oi-avtjh4x3">
+            <w:hyperlink w:history="1" r:id="rIdvdhmjq63qpnskd3e-bm89">
               <w:r>
                 <w:rPr>
                   <w:rFonts w:ascii="Arial" w:cs="Arial" w:eastAsia="Arial" w:hAnsi="Arial"/>
@@ -20143,7 +20143,7 @@
             <w:pPr>
               <w:spacing w:after="20" w:before="0"/>
             </w:pPr>
-            <w:hyperlink w:history="1" r:id="rIdxsc45ykm0zs6gl7nks8r3">
+            <w:hyperlink w:history="1" r:id="rIdgsnxrmxxmodspbabsqesq">
               <w:r>
                 <w:rPr>
                   <w:rFonts w:ascii="Arial" w:cs="Arial" w:eastAsia="Arial" w:hAnsi="Arial"/>
@@ -20176,7 +20176,7 @@
               <w:spacing w:after="10" w:before="0"/>
               <w:ind w:left="120"/>
             </w:pPr>
-            <w:hyperlink w:history="1" r:id="rId8bh88zfxpft8ra1ipfkoh">
+            <w:hyperlink w:history="1" r:id="rIdnfv0tqh-1u5mxaedhi_ug">
               <w:r>
                 <w:rPr>
                   <w:rFonts w:ascii="Arial" w:cs="Arial" w:eastAsia="Arial" w:hAnsi="Arial"/>
@@ -20221,7 +20221,7 @@
             <w:pPr>
               <w:spacing w:after="20" w:before="0"/>
             </w:pPr>
-            <w:hyperlink w:history="1" r:id="rIdzgedjypeacufks-l3xhk4">
+            <w:hyperlink w:history="1" r:id="rId147hetp4cc2dzisonuywo">
               <w:r>
                 <w:rPr>
                   <w:rFonts w:ascii="Arial" w:cs="Arial" w:eastAsia="Arial" w:hAnsi="Arial"/>
@@ -20254,7 +20254,7 @@
               <w:spacing w:after="10" w:before="0"/>
               <w:ind w:left="120"/>
             </w:pPr>
-            <w:hyperlink w:history="1" r:id="rIdtv7po8slvqoopqszfcril">
+            <w:hyperlink w:history="1" r:id="rIdtxojxk5xrkb2kar3y2row">
               <w:r>
                 <w:rPr>
                   <w:rFonts w:ascii="Arial" w:cs="Arial" w:eastAsia="Arial" w:hAnsi="Arial"/>
@@ -20449,7 +20449,7 @@
             <w:pPr>
               <w:spacing w:after="20" w:before="0"/>
             </w:pPr>
-            <w:hyperlink w:history="1" r:id="rId2hymso4x5fiqepf6jwaod">
+            <w:hyperlink w:history="1" r:id="rIdfmxd4-qbmzx6xvjjqzslw">
               <w:r>
                 <w:rPr>
                   <w:rFonts w:ascii="Arial" w:cs="Arial" w:eastAsia="Arial" w:hAnsi="Arial"/>
@@ -20482,7 +20482,7 @@
               <w:spacing w:after="10" w:before="0"/>
               <w:ind w:left="120"/>
             </w:pPr>
-            <w:hyperlink w:history="1" r:id="rId0uy25get8sxr21of010gs">
+            <w:hyperlink w:history="1" r:id="rIdlnk1wxd2tomch2lqg2eza">
               <w:r>
                 <w:rPr>
                   <w:rFonts w:ascii="Arial" w:cs="Arial" w:eastAsia="Arial" w:hAnsi="Arial"/>
@@ -20527,7 +20527,7 @@
             <w:pPr>
               <w:spacing w:after="20" w:before="0"/>
             </w:pPr>
-            <w:hyperlink w:history="1" r:id="rIdai2whduxqnbblz0gsjy5q">
+            <w:hyperlink w:history="1" r:id="rIdhn-pyb4wepixusc4avy3x">
               <w:r>
                 <w:rPr>
                   <w:rFonts w:ascii="Arial" w:cs="Arial" w:eastAsia="Arial" w:hAnsi="Arial"/>
@@ -20560,7 +20560,7 @@
               <w:spacing w:after="10" w:before="0"/>
               <w:ind w:left="120"/>
             </w:pPr>
-            <w:hyperlink w:history="1" r:id="rId9df53u9vxzu903ugi03or">
+            <w:hyperlink w:history="1" r:id="rIdwnsh9zaehbt2wqyiactfx">
               <w:r>
                 <w:rPr>
                   <w:rFonts w:ascii="Arial" w:cs="Arial" w:eastAsia="Arial" w:hAnsi="Arial"/>
@@ -20755,7 +20755,7 @@
             <w:pPr>
               <w:spacing w:after="20" w:before="0"/>
             </w:pPr>
-            <w:hyperlink w:history="1" r:id="rId9fhokxp1tztyw5zapfm1k">
+            <w:hyperlink w:history="1" r:id="rIdzzictxfbsqz5tv1iel1u4">
               <w:r>
                 <w:rPr>
                   <w:rFonts w:ascii="Arial" w:cs="Arial" w:eastAsia="Arial" w:hAnsi="Arial"/>
@@ -20788,7 +20788,7 @@
               <w:spacing w:after="10" w:before="0"/>
               <w:ind w:left="120"/>
             </w:pPr>
-            <w:hyperlink w:history="1" r:id="rIdg5rcsso6epq9lbo73npyf">
+            <w:hyperlink w:history="1" r:id="rId8_2_qfn5yqisj8yzn697w">
               <w:r>
                 <w:rPr>
                   <w:rFonts w:ascii="Arial" w:cs="Arial" w:eastAsia="Arial" w:hAnsi="Arial"/>
@@ -20833,7 +20833,7 @@
             <w:pPr>
               <w:spacing w:after="20" w:before="0"/>
             </w:pPr>
-            <w:hyperlink w:history="1" r:id="rIdfxam-ufi8gdvyr_33y5nr">
+            <w:hyperlink w:history="1" r:id="rIdtzzqqgtknbrtluvz-uyv0">
               <w:r>
                 <w:rPr>
                   <w:rFonts w:ascii="Arial" w:cs="Arial" w:eastAsia="Arial" w:hAnsi="Arial"/>
@@ -20866,7 +20866,7 @@
               <w:spacing w:after="10" w:before="0"/>
               <w:ind w:left="120"/>
             </w:pPr>
-            <w:hyperlink w:history="1" r:id="rIdn3qbm8cq96kqr7nhupizq">
+            <w:hyperlink w:history="1" r:id="rIdojkl1rnfk3ewj1p2fxhbg">
               <w:r>
                 <w:rPr>
                   <w:rFonts w:ascii="Arial" w:cs="Arial" w:eastAsia="Arial" w:hAnsi="Arial"/>
@@ -22429,7 +22429,7 @@
             <w:pPr>
               <w:spacing w:after="20" w:before="0"/>
             </w:pPr>
-            <w:hyperlink w:history="1" r:id="rId8pgxz-t32xp0xz7o0yiyk">
+            <w:hyperlink w:history="1" r:id="rIdkml8j3ks50guz8nbkaobu">
               <w:r>
                 <w:rPr>
                   <w:rFonts w:ascii="Arial" w:cs="Arial" w:eastAsia="Arial" w:hAnsi="Arial"/>
@@ -22462,7 +22462,7 @@
               <w:spacing w:after="10" w:before="0"/>
               <w:ind w:left="120"/>
             </w:pPr>
-            <w:hyperlink w:history="1" r:id="rIdjcawxjf5uf4hewsptmx5k">
+            <w:hyperlink w:history="1" r:id="rIdxbchpq9mqngbtjjy7aawl">
               <w:r>
                 <w:rPr>
                   <w:rFonts w:ascii="Arial" w:cs="Arial" w:eastAsia="Arial" w:hAnsi="Arial"/>
@@ -22507,7 +22507,7 @@
             <w:pPr>
               <w:spacing w:after="20" w:before="0"/>
             </w:pPr>
-            <w:hyperlink w:history="1" r:id="rIdj2oqcsg37uea6llfgzgwz">
+            <w:hyperlink w:history="1" r:id="rIdaf7xfxoif_c_reihynrgh">
               <w:r>
                 <w:rPr>
                   <w:rFonts w:ascii="Arial" w:cs="Arial" w:eastAsia="Arial" w:hAnsi="Arial"/>
@@ -22540,7 +22540,7 @@
               <w:spacing w:after="10" w:before="0"/>
               <w:ind w:left="120"/>
             </w:pPr>
-            <w:hyperlink w:history="1" r:id="rId2jcpwlvl1aloyc2x6uott">
+            <w:hyperlink w:history="1" r:id="rIdawpgdcmvwnxt39qql0pnt">
               <w:r>
                 <w:rPr>
                   <w:rFonts w:ascii="Arial" w:cs="Arial" w:eastAsia="Arial" w:hAnsi="Arial"/>
@@ -22735,7 +22735,7 @@
             <w:pPr>
               <w:spacing w:after="20" w:before="0"/>
             </w:pPr>
-            <w:hyperlink w:history="1" r:id="rIdtseoxdurktwgf3ydw3xfk">
+            <w:hyperlink w:history="1" r:id="rIdca7rgooojpvxirg32rjwo">
               <w:r>
                 <w:rPr>
                   <w:rFonts w:ascii="Arial" w:cs="Arial" w:eastAsia="Arial" w:hAnsi="Arial"/>
@@ -22768,7 +22768,7 @@
               <w:spacing w:after="10" w:before="0"/>
               <w:ind w:left="120"/>
             </w:pPr>
-            <w:hyperlink w:history="1" r:id="rIdkjb_mrvfrx5bqfaxfzuzn">
+            <w:hyperlink w:history="1" r:id="rId0x_hnalaexrqhznquqyqv">
               <w:r>
                 <w:rPr>
                   <w:rFonts w:ascii="Arial" w:cs="Arial" w:eastAsia="Arial" w:hAnsi="Arial"/>
@@ -22813,7 +22813,7 @@
             <w:pPr>
               <w:spacing w:after="20" w:before="0"/>
             </w:pPr>
-            <w:hyperlink w:history="1" r:id="rIdghjvav3dxcdx_plyipdsq">
+            <w:hyperlink w:history="1" r:id="rIdbeu_tqam6duslqo3dd-xp">
               <w:r>
                 <w:rPr>
                   <w:rFonts w:ascii="Arial" w:cs="Arial" w:eastAsia="Arial" w:hAnsi="Arial"/>
@@ -22846,7 +22846,7 @@
               <w:spacing w:after="10" w:before="0"/>
               <w:ind w:left="120"/>
             </w:pPr>
-            <w:hyperlink w:history="1" r:id="rIdiie1qfyu3lnzveumzptk3">
+            <w:hyperlink w:history="1" r:id="rIdof4lg_dhlp32rfjjnzunz">
               <w:r>
                 <w:rPr>
                   <w:rFonts w:ascii="Arial" w:cs="Arial" w:eastAsia="Arial" w:hAnsi="Arial"/>
@@ -23079,7 +23079,7 @@
             <w:pPr>
               <w:spacing w:after="20" w:before="0"/>
             </w:pPr>
-            <w:hyperlink w:history="1" r:id="rId7xdkv_u2dqzcgjkreiiuo">
+            <w:hyperlink w:history="1" r:id="rIdat-fodr4hoq-xxmse4san">
               <w:r>
                 <w:rPr>
                   <w:rFonts w:ascii="Arial" w:cs="Arial" w:eastAsia="Arial" w:hAnsi="Arial"/>
@@ -23112,7 +23112,7 @@
               <w:spacing w:after="10" w:before="0"/>
               <w:ind w:left="120"/>
             </w:pPr>
-            <w:hyperlink w:history="1" r:id="rIddyth14dj_y1pzfgvtsqlf">
+            <w:hyperlink w:history="1" r:id="rIdvptgqgm8z8uo_sdvth4sl">
               <w:r>
                 <w:rPr>
                   <w:rFonts w:ascii="Arial" w:cs="Arial" w:eastAsia="Arial" w:hAnsi="Arial"/>
@@ -23157,7 +23157,7 @@
             <w:pPr>
               <w:spacing w:after="20" w:before="0"/>
             </w:pPr>
-            <w:hyperlink w:history="1" r:id="rIdgropy1f4mtmovmxfp_1tj">
+            <w:hyperlink w:history="1" r:id="rIdeqrqvmgqod0w7jqkmeoag">
               <w:r>
                 <w:rPr>
                   <w:rFonts w:ascii="Arial" w:cs="Arial" w:eastAsia="Arial" w:hAnsi="Arial"/>
@@ -23190,7 +23190,7 @@
               <w:spacing w:after="10" w:before="0"/>
               <w:ind w:left="120"/>
             </w:pPr>
-            <w:hyperlink w:history="1" r:id="rIdhsb-augkd1iywge48qu-q">
+            <w:hyperlink w:history="1" r:id="rIdhd0k_u5silplxccdz-xed">
               <w:r>
                 <w:rPr>
                   <w:rFonts w:ascii="Arial" w:cs="Arial" w:eastAsia="Arial" w:hAnsi="Arial"/>
@@ -23385,7 +23385,7 @@
             <w:pPr>
               <w:spacing w:after="20" w:before="0"/>
             </w:pPr>
-            <w:hyperlink w:history="1" r:id="rIdgqvsjtva3efjjjccyf137">
+            <w:hyperlink w:history="1" r:id="rIdckpjt0mwpbe43yw4krjsb">
               <w:r>
                 <w:rPr>
                   <w:rFonts w:ascii="Arial" w:cs="Arial" w:eastAsia="Arial" w:hAnsi="Arial"/>
@@ -23418,7 +23418,7 @@
               <w:spacing w:after="10" w:before="0"/>
               <w:ind w:left="120"/>
             </w:pPr>
-            <w:hyperlink w:history="1" r:id="rIdzceguwifjnzhazz61u4rw">
+            <w:hyperlink w:history="1" r:id="rIdra2g42o-yc-v3vtakthag">
               <w:r>
                 <w:rPr>
                   <w:rFonts w:ascii="Arial" w:cs="Arial" w:eastAsia="Arial" w:hAnsi="Arial"/>
@@ -23463,7 +23463,7 @@
             <w:pPr>
               <w:spacing w:after="20" w:before="0"/>
             </w:pPr>
-            <w:hyperlink w:history="1" r:id="rIdr0oqvvxzoa2_mhx3gihau">
+            <w:hyperlink w:history="1" r:id="rIdwdk8r9zs3fxgfkt73d8qf">
               <w:r>
                 <w:rPr>
                   <w:rFonts w:ascii="Arial" w:cs="Arial" w:eastAsia="Arial" w:hAnsi="Arial"/>
@@ -23496,7 +23496,7 @@
               <w:spacing w:after="10" w:before="0"/>
               <w:ind w:left="120"/>
             </w:pPr>
-            <w:hyperlink w:history="1" r:id="rIdtvxa7p_uxobhjqdhigann">
+            <w:hyperlink w:history="1" r:id="rIdubcgy35gf3fwumo0mamva">
               <w:r>
                 <w:rPr>
                   <w:rFonts w:ascii="Arial" w:cs="Arial" w:eastAsia="Arial" w:hAnsi="Arial"/>
@@ -23691,7 +23691,7 @@
             <w:pPr>
               <w:spacing w:after="20" w:before="0"/>
             </w:pPr>
-            <w:hyperlink w:history="1" r:id="rIdjuj01dohae7cct9ebr948">
+            <w:hyperlink w:history="1" r:id="rId5etw5bakiqaupfwtgig44">
               <w:r>
                 <w:rPr>
                   <w:rFonts w:ascii="Arial" w:cs="Arial" w:eastAsia="Arial" w:hAnsi="Arial"/>
@@ -23724,7 +23724,7 @@
               <w:spacing w:after="10" w:before="0"/>
               <w:ind w:left="120"/>
             </w:pPr>
-            <w:hyperlink w:history="1" r:id="rIdjlhhofvnjzrvr_fufhioa">
+            <w:hyperlink w:history="1" r:id="rIdqgqg6fdhw-rqakfemtuai">
               <w:r>
                 <w:rPr>
                   <w:rFonts w:ascii="Arial" w:cs="Arial" w:eastAsia="Arial" w:hAnsi="Arial"/>
@@ -23769,7 +23769,7 @@
             <w:pPr>
               <w:spacing w:after="20" w:before="0"/>
             </w:pPr>
-            <w:hyperlink w:history="1" r:id="rId0hfv0yux4fgp0ws_mbua-">
+            <w:hyperlink w:history="1" r:id="rIddyf5_xc5a2z8e9zn4dtbr">
               <w:r>
                 <w:rPr>
                   <w:rFonts w:ascii="Arial" w:cs="Arial" w:eastAsia="Arial" w:hAnsi="Arial"/>
@@ -23802,7 +23802,7 @@
               <w:spacing w:after="10" w:before="0"/>
               <w:ind w:left="120"/>
             </w:pPr>
-            <w:hyperlink w:history="1" r:id="rIdlzxt9y3ecn0owvr3_tn5n">
+            <w:hyperlink w:history="1" r:id="rId795imnwfg4ezerv7iidnf">
               <w:r>
                 <w:rPr>
                   <w:rFonts w:ascii="Arial" w:cs="Arial" w:eastAsia="Arial" w:hAnsi="Arial"/>
@@ -25289,7 +25289,7 @@
             <w:pPr>
               <w:spacing w:after="20" w:before="0"/>
             </w:pPr>
-            <w:hyperlink w:history="1" r:id="rIdwwodpok-pk-ui2g6-d-ev">
+            <w:hyperlink w:history="1" r:id="rIdz7pmejypweuusytvrrtns">
               <w:r>
                 <w:rPr>
                   <w:rFonts w:ascii="Arial" w:cs="Arial" w:eastAsia="Arial" w:hAnsi="Arial"/>
@@ -25322,7 +25322,7 @@
               <w:spacing w:after="10" w:before="0"/>
               <w:ind w:left="120"/>
             </w:pPr>
-            <w:hyperlink w:history="1" r:id="rIdjsh2m959x-jgt4fowrgwx">
+            <w:hyperlink w:history="1" r:id="rIdflepecy8q3jqdaapbw41v">
               <w:r>
                 <w:rPr>
                   <w:rFonts w:ascii="Arial" w:cs="Arial" w:eastAsia="Arial" w:hAnsi="Arial"/>
@@ -25367,7 +25367,7 @@
             <w:pPr>
               <w:spacing w:after="20" w:before="0"/>
             </w:pPr>
-            <w:hyperlink w:history="1" r:id="rIdses8z0z-9h2gg047lrjey">
+            <w:hyperlink w:history="1" r:id="rIddzpioos5ij1ayvqdn3edt">
               <w:r>
                 <w:rPr>
                   <w:rFonts w:ascii="Arial" w:cs="Arial" w:eastAsia="Arial" w:hAnsi="Arial"/>
@@ -25400,7 +25400,7 @@
               <w:spacing w:after="10" w:before="0"/>
               <w:ind w:left="120"/>
             </w:pPr>
-            <w:hyperlink w:history="1" r:id="rIdmqf0lmczarlebyvxcewwq">
+            <w:hyperlink w:history="1" r:id="rIdhkevxqjj8wc0wg0qppqkr">
               <w:r>
                 <w:rPr>
                   <w:rFonts w:ascii="Arial" w:cs="Arial" w:eastAsia="Arial" w:hAnsi="Arial"/>
@@ -25747,7 +25747,7 @@
             <w:pPr>
               <w:spacing w:after="20" w:before="0"/>
             </w:pPr>
-            <w:hyperlink w:history="1" r:id="rIdcnrh4fwx1wgbct5jp_imc">
+            <w:hyperlink w:history="1" r:id="rIdnelph0yadqbhzfozajir7">
               <w:r>
                 <w:rPr>
                   <w:rFonts w:ascii="Arial" w:cs="Arial" w:eastAsia="Arial" w:hAnsi="Arial"/>
@@ -25780,7 +25780,7 @@
               <w:spacing w:after="10" w:before="0"/>
               <w:ind w:left="120"/>
             </w:pPr>
-            <w:hyperlink w:history="1" r:id="rIdfat6kisjkvewt-efgeydy">
+            <w:hyperlink w:history="1" r:id="rIdop1xaqcmphg_bx3wx13f1">
               <w:r>
                 <w:rPr>
                   <w:rFonts w:ascii="Arial" w:cs="Arial" w:eastAsia="Arial" w:hAnsi="Arial"/>
@@ -25825,7 +25825,7 @@
             <w:pPr>
               <w:spacing w:after="20" w:before="0"/>
             </w:pPr>
-            <w:hyperlink w:history="1" r:id="rIdppp635lr5p8mfbsamjmih">
+            <w:hyperlink w:history="1" r:id="rIdqdaiorfdhsb2pikr_iuv5">
               <w:r>
                 <w:rPr>
                   <w:rFonts w:ascii="Arial" w:cs="Arial" w:eastAsia="Arial" w:hAnsi="Arial"/>
@@ -25858,7 +25858,7 @@
               <w:spacing w:after="10" w:before="0"/>
               <w:ind w:left="120"/>
             </w:pPr>
-            <w:hyperlink w:history="1" r:id="rId8u9ordikngchpzoexnj7n">
+            <w:hyperlink w:history="1" r:id="rIdasizksijjwyvpdfzda6q_">
               <w:r>
                 <w:rPr>
                   <w:rFonts w:ascii="Arial" w:cs="Arial" w:eastAsia="Arial" w:hAnsi="Arial"/>
@@ -26205,7 +26205,7 @@
             <w:pPr>
               <w:spacing w:after="20" w:before="0"/>
             </w:pPr>
-            <w:hyperlink w:history="1" r:id="rIdibn3hmxwve74g34cyxsu4">
+            <w:hyperlink w:history="1" r:id="rIdiyslahtjjlaawo87vdivw">
               <w:r>
                 <w:rPr>
                   <w:rFonts w:ascii="Arial" w:cs="Arial" w:eastAsia="Arial" w:hAnsi="Arial"/>
@@ -26238,7 +26238,7 @@
               <w:spacing w:after="10" w:before="0"/>
               <w:ind w:left="120"/>
             </w:pPr>
-            <w:hyperlink w:history="1" r:id="rIdextudcbjrspggmdgoytcz">
+            <w:hyperlink w:history="1" r:id="rIdxekm-saydmbezojh8eucb">
               <w:r>
                 <w:rPr>
                   <w:rFonts w:ascii="Arial" w:cs="Arial" w:eastAsia="Arial" w:hAnsi="Arial"/>
@@ -26283,7 +26283,7 @@
             <w:pPr>
               <w:spacing w:after="20" w:before="0"/>
             </w:pPr>
-            <w:hyperlink w:history="1" r:id="rIdlb74g8qbwfyzdjwk98ujt">
+            <w:hyperlink w:history="1" r:id="rIdwhsrjw4u3exiogcrc2ult">
               <w:r>
                 <w:rPr>
                   <w:rFonts w:ascii="Arial" w:cs="Arial" w:eastAsia="Arial" w:hAnsi="Arial"/>
@@ -26316,7 +26316,7 @@
               <w:spacing w:after="10" w:before="0"/>
               <w:ind w:left="120"/>
             </w:pPr>
-            <w:hyperlink w:history="1" r:id="rIdpwfy0fhoycki55osidfsw">
+            <w:hyperlink w:history="1" r:id="rIdvvnlefiselywc9agsnp5p">
               <w:r>
                 <w:rPr>
                   <w:rFonts w:ascii="Arial" w:cs="Arial" w:eastAsia="Arial" w:hAnsi="Arial"/>
@@ -26682,7 +26682,7 @@
             <w:pPr>
               <w:spacing w:after="20" w:before="0"/>
             </w:pPr>
-            <w:hyperlink w:history="1" r:id="rIddrldxyjxj4066_t2lr9na">
+            <w:hyperlink w:history="1" r:id="rIdyvpvm-3kklrtpxn4mxntu">
               <w:r>
                 <w:rPr>
                   <w:rFonts w:ascii="Arial" w:cs="Arial" w:eastAsia="Arial" w:hAnsi="Arial"/>
@@ -26715,7 +26715,7 @@
               <w:spacing w:after="10" w:before="0"/>
               <w:ind w:left="120"/>
             </w:pPr>
-            <w:hyperlink w:history="1" r:id="rIdeelmhc__0wzgfh6xi6g7a">
+            <w:hyperlink w:history="1" r:id="rId9pewxin_pwyjpf8a_orvh">
               <w:r>
                 <w:rPr>
                   <w:rFonts w:ascii="Arial" w:cs="Arial" w:eastAsia="Arial" w:hAnsi="Arial"/>
@@ -26760,7 +26760,7 @@
             <w:pPr>
               <w:spacing w:after="20" w:before="0"/>
             </w:pPr>
-            <w:hyperlink w:history="1" r:id="rIdo_-jotfcpvysscrf_qkl3">
+            <w:hyperlink w:history="1" r:id="rIdzatfant-06btk8xwesd3k">
               <w:r>
                 <w:rPr>
                   <w:rFonts w:ascii="Arial" w:cs="Arial" w:eastAsia="Arial" w:hAnsi="Arial"/>
@@ -26793,7 +26793,7 @@
               <w:spacing w:after="10" w:before="0"/>
               <w:ind w:left="120"/>
             </w:pPr>
-            <w:hyperlink w:history="1" r:id="rIdyrgq_ili90lfck43kerra">
+            <w:hyperlink w:history="1" r:id="rIdq8rnspw_lqxmbqyulbe8f">
               <w:r>
                 <w:rPr>
                   <w:rFonts w:ascii="Arial" w:cs="Arial" w:eastAsia="Arial" w:hAnsi="Arial"/>
@@ -27140,7 +27140,7 @@
             <w:pPr>
               <w:spacing w:after="20" w:before="0"/>
             </w:pPr>
-            <w:hyperlink w:history="1" r:id="rIdbxluaijmsdoai3wjgkldu">
+            <w:hyperlink w:history="1" r:id="rIdvf3xkmuldxvxpsaswudon">
               <w:r>
                 <w:rPr>
                   <w:rFonts w:ascii="Arial" w:cs="Arial" w:eastAsia="Arial" w:hAnsi="Arial"/>
@@ -27173,7 +27173,7 @@
               <w:spacing w:after="10" w:before="0"/>
               <w:ind w:left="120"/>
             </w:pPr>
-            <w:hyperlink w:history="1" r:id="rIdgi2zce5cgraz-h2c5oquh">
+            <w:hyperlink w:history="1" r:id="rIduuocv0cy0dtmdghoc6vtb">
               <w:r>
                 <w:rPr>
                   <w:rFonts w:ascii="Arial" w:cs="Arial" w:eastAsia="Arial" w:hAnsi="Arial"/>
@@ -27218,7 +27218,7 @@
             <w:pPr>
               <w:spacing w:after="20" w:before="0"/>
             </w:pPr>
-            <w:hyperlink w:history="1" r:id="rIdeio5oapf32sfq7ymuvcf5">
+            <w:hyperlink w:history="1" r:id="rIde_h7o_yj67ksexvyleatv">
               <w:r>
                 <w:rPr>
                   <w:rFonts w:ascii="Arial" w:cs="Arial" w:eastAsia="Arial" w:hAnsi="Arial"/>
@@ -27251,7 +27251,7 @@
               <w:spacing w:after="10" w:before="0"/>
               <w:ind w:left="120"/>
             </w:pPr>
-            <w:hyperlink w:history="1" r:id="rIdgndcs3giarbacp4aq5zpz">
+            <w:hyperlink w:history="1" r:id="rIdkqvucp5ejaud_7mnuijrt">
               <w:r>
                 <w:rPr>
                   <w:rFonts w:ascii="Arial" w:cs="Arial" w:eastAsia="Arial" w:hAnsi="Arial"/>
